--- a/docs/BAO_CAO_TIEU_LUAN_6_CHUONG.docx
+++ b/docs/BAO_CAO_TIEU_LUAN_6_CHUONG.docx
@@ -10,6 +10,56 @@
       </w:pPr>
       <w:r>
         <w:rPr>
+          <w:noProof/>
+        </w:rPr>
+        <w:drawing>
+          <wp:anchor distT="0" distB="0" distL="0" distR="0" simplePos="0" relativeHeight="251657728" behindDoc="1" locked="0" layoutInCell="1" allowOverlap="1" wp14:anchorId="74162362" wp14:editId="1B022A72">
+            <wp:simplePos x="0" y="0"/>
+            <wp:positionH relativeFrom="column">
+              <wp:posOffset>-874179</wp:posOffset>
+            </wp:positionH>
+            <wp:positionV relativeFrom="paragraph">
+              <wp:posOffset>-823326</wp:posOffset>
+            </wp:positionV>
+            <wp:extent cx="7715250" cy="10353040"/>
+            <wp:effectExtent l="0" t="0" r="0" b="0"/>
+            <wp:wrapNone/>
+            <wp:docPr id="1502704343" name="Picture 1502704343"/>
+            <wp:cNvGraphicFramePr>
+              <a:graphicFrameLocks xmlns:a="http://schemas.openxmlformats.org/drawingml/2006/main" noChangeAspect="1"/>
+            </wp:cNvGraphicFramePr>
+            <a:graphic xmlns:a="http://schemas.openxmlformats.org/drawingml/2006/main">
+              <a:graphicData uri="http://schemas.openxmlformats.org/drawingml/2006/picture">
+                <pic:pic xmlns:pic="http://schemas.openxmlformats.org/drawingml/2006/picture">
+                  <pic:nvPicPr>
+                    <pic:cNvPr id="1" name="Picture 1"/>
+                    <pic:cNvPicPr>
+                      <a:picLocks noChangeAspect="1" noChangeArrowheads="1"/>
+                    </pic:cNvPicPr>
+                  </pic:nvPicPr>
+                  <pic:blipFill>
+                    <a:blip r:embed="rId8"/>
+                    <a:stretch>
+                      <a:fillRect/>
+                    </a:stretch>
+                  </pic:blipFill>
+                  <pic:spPr bwMode="auto">
+                    <a:xfrm>
+                      <a:off x="0" y="0"/>
+                      <a:ext cx="7715250" cy="10353040"/>
+                    </a:xfrm>
+                    <a:prstGeom prst="rect">
+                      <a:avLst/>
+                    </a:prstGeom>
+                  </pic:spPr>
+                </pic:pic>
+              </a:graphicData>
+            </a:graphic>
+          </wp:anchor>
+        </w:drawing>
+      </w:r>
+      <w:r>
+        <w:rPr>
           <w:b/>
           <w:sz w:val="30"/>
         </w:rPr>
@@ -18,16 +68,70 @@
     </w:p>
     <w:p>
       <w:pPr>
-        <w:spacing w:after="240"/>
+        <w:spacing w:after="640"/>
         <w:ind w:firstLine="0"/>
         <w:jc w:val="center"/>
-      </w:pPr>
-      <w:r>
         <w:rPr>
           <w:b/>
           <w:sz w:val="30"/>
         </w:rPr>
-        <w:t>TIỂU LUẬN HỌC PHẦN</w:t>
+      </w:pPr>
+      <w:r>
+        <w:rPr>
+          <w:noProof/>
+        </w:rPr>
+        <w:drawing>
+          <wp:inline distT="0" distB="0" distL="0" distR="0" wp14:anchorId="0DC3FFDF" wp14:editId="333BC0D0">
+            <wp:extent cx="1188720" cy="1188720"/>
+            <wp:effectExtent l="0" t="0" r="0" b="0"/>
+            <wp:docPr id="1179720054" name="Picture 1179720054" descr="A red circle with a star and a book&#10;&#10;AI-generated content may be incorrect."/>
+            <wp:cNvGraphicFramePr>
+              <a:graphicFrameLocks xmlns:a="http://schemas.openxmlformats.org/drawingml/2006/main" noChangeAspect="1"/>
+            </wp:cNvGraphicFramePr>
+            <a:graphic xmlns:a="http://schemas.openxmlformats.org/drawingml/2006/main">
+              <a:graphicData uri="http://schemas.openxmlformats.org/drawingml/2006/picture">
+                <pic:pic xmlns:pic="http://schemas.openxmlformats.org/drawingml/2006/picture">
+                  <pic:nvPicPr>
+                    <pic:cNvPr id="2" name="Picture 2" descr="A red circle with a star and a book&#10;&#10;AI-generated content may be incorrect."/>
+                    <pic:cNvPicPr>
+                      <a:picLocks noChangeAspect="1" noChangeArrowheads="1"/>
+                    </pic:cNvPicPr>
+                  </pic:nvPicPr>
+                  <pic:blipFill>
+                    <a:blip r:embed="rId9"/>
+                    <a:stretch>
+                      <a:fillRect/>
+                    </a:stretch>
+                  </pic:blipFill>
+                  <pic:spPr bwMode="auto">
+                    <a:xfrm>
+                      <a:off x="0" y="0"/>
+                      <a:ext cx="1188720" cy="1188720"/>
+                    </a:xfrm>
+                    <a:prstGeom prst="rect">
+                      <a:avLst/>
+                    </a:prstGeom>
+                  </pic:spPr>
+                </pic:pic>
+              </a:graphicData>
+            </a:graphic>
+          </wp:inline>
+        </w:drawing>
+      </w:r>
+    </w:p>
+    <w:p>
+      <w:pPr>
+        <w:pStyle w:val="Standard"/>
+        <w:spacing w:after="200"/>
+        <w:ind w:firstLine="0"/>
+        <w:jc w:val="center"/>
+      </w:pPr>
+      <w:r>
+        <w:rPr>
+          <w:b/>
+          <w:sz w:val="36"/>
+        </w:rPr>
+        <w:t>BÁO CÁO TIỂU LUẬN</w:t>
       </w:r>
     </w:p>
     <w:p>
@@ -41,7 +145,7 @@
           <w:b/>
           <w:sz w:val="34"/>
         </w:rPr>
-        <w:t>NHẬP MÔN KHOA HỌC DỮ LIỆU</w:t>
+        <w:t>Học phần Nhập Môn Khoa Học Dữ Liệu</w:t>
       </w:r>
     </w:p>
     <w:p>
@@ -65,15 +169,37 @@
         <w:jc w:val="center"/>
       </w:pPr>
       <w:r>
-        <w:t>Giảng viên hướng dẫn  Nguyễn Ngọc Duy</w:t>
+        <w:rPr>
+          <w:b/>
+          <w:bCs/>
+        </w:rPr>
+        <w:t>Giảng viên hướng dẫn</w:t>
+      </w:r>
+      <w:r>
+        <w:rPr>
+          <w:b/>
+          <w:bCs/>
+        </w:rPr>
+        <w:t>:</w:t>
+      </w:r>
+      <w:r>
+        <w:t xml:space="preserve"> Nguyễn Ngọc Duy</w:t>
       </w:r>
     </w:p>
     <w:p>
       <w:pPr>
         <w:ind w:firstLine="0"/>
         <w:jc w:val="center"/>
+        <w:rPr>
+          <w:b/>
+          <w:bCs/>
+        </w:rPr>
       </w:pPr>
       <w:r>
+        <w:rPr>
+          <w:b/>
+          <w:bCs/>
+        </w:rPr>
         <w:t>Nhóm thực hiện</w:t>
       </w:r>
     </w:p>
@@ -111,13 +237,105 @@
         <w:jc w:val="center"/>
       </w:pPr>
       <w:r>
-        <w:t>Năm 2026</w:t>
+        <w:t xml:space="preserve">Tháng 10 năm </w:t>
+      </w:r>
+      <w:r>
+        <w:t>2026</w:t>
       </w:r>
     </w:p>
     <w:p>
       <w:r>
         <w:br w:type="page"/>
       </w:r>
+    </w:p>
+    <w:p>
+      <w:pPr>
+        <w:spacing w:after="360"/>
+        <w:ind w:firstLine="0"/>
+        <w:jc w:val="center"/>
+        <w:rPr>
+          <w:b/>
+          <w:sz w:val="32"/>
+        </w:rPr>
+        <w:sectPr>
+          <w:headerReference w:type="default" r:id="rId10"/>
+          <w:footerReference w:type="default" r:id="rId11"/>
+          <w:footerReference w:type="first" r:id="rId12"/>
+          <w:pgSz w:w="12240" w:h="15840"/>
+          <w:pgMar w:top="1134" w:right="1134" w:bottom="1134" w:left="1417" w:header="454" w:footer="510" w:gutter="0"/>
+          <w:cols w:space="720"/>
+          <w:titlePg/>
+          <w:docGrid w:linePitch="360"/>
+        </w:sectPr>
+      </w:pPr>
+    </w:p>
+    <w:p>
+      <w:pPr>
+        <w:spacing w:after="360"/>
+        <w:ind w:firstLine="0"/>
+        <w:jc w:val="center"/>
+        <w:rPr>
+          <w:b/>
+          <w:sz w:val="32"/>
+        </w:rPr>
+      </w:pPr>
+      <w:r>
+        <w:rPr>
+          <w:b/>
+          <w:sz w:val="32"/>
+        </w:rPr>
+        <w:lastRenderedPageBreak/>
+        <w:t>LỜI CẢM ƠN</w:t>
+      </w:r>
+    </w:p>
+    <w:p>
+      <w:r>
+        <w:t>Nhóm chúng em xin chân thành cảm ơn Thầy Nguyễn Ngọc Duy, giảng viên học phần Nhập môn Khoa học Dữ liệu tại Học viện Công nghệ Bưu chính Viễn thông, đã truyền đạt những kiến thức nền tảng và hướng dẫn chúng em trong quá trình học tập. Những kiến thức đó đã giúp nhóm có cơ sở để thực hiện đề tài Phân tích giá rao bất động sản Việt Nam.</w:t>
+      </w:r>
+    </w:p>
+    <w:p>
+      <w:r>
+        <w:t>Trong quá trình nghiên cứu và thực hiện đề tài, nhóm có cơ hội vận dụng kiến thức về thu thập, làm sạch, phân tích và trực quan hóa dữ liệu vào một bộ dữ liệu thực tế. Qua đó, chúng em cũng tích lũy thêm kinh nghiệm trong việc xử lý dữ liệu, sử dụng các phương pháp thống kê và phân cụm, xây dựng sản phẩm phân tích, cũng như phối hợp làm việc nhóm.</w:t>
+      </w:r>
+    </w:p>
+    <w:p>
+      <w:r>
+        <w:t>Mặc dù đã cố gắng hoàn thành đề tài, báo cáo khó tránh khỏi những thiếu sót do giới hạn về thời gian, kiến thức và kinh nghiệm. Nhóm chúng em mong nhận được những ý kiến nhận xét, góp ý từ Thầy để có thể tiếp tục hoàn thiện kiến thức và kỹ năng chuyên môn.</w:t>
+      </w:r>
+    </w:p>
+    <w:p>
+      <w:r>
+        <w:t>Nhóm chúng em xin chân thành cảm ơn!</w:t>
+      </w:r>
+    </w:p>
+    <w:p>
+      <w:pPr>
+        <w:spacing w:after="200"/>
+        <w:ind w:firstLine="0"/>
+        <w:jc w:val="left"/>
+      </w:pPr>
+    </w:p>
+    <w:p/>
+    <w:p/>
+    <w:p/>
+    <w:p/>
+    <w:p/>
+    <w:p/>
+    <w:p/>
+    <w:p/>
+    <w:p/>
+    <w:p/>
+    <w:p/>
+    <w:p/>
+    <w:p/>
+    <w:p/>
+    <w:p/>
+    <w:p/>
+    <w:p/>
+    <w:p>
+      <w:pPr>
+        <w:ind w:firstLine="0"/>
+      </w:pPr>
     </w:p>
     <w:p>
       <w:pPr>
@@ -131,22 +349,29 @@
           <w:sz w:val="32"/>
         </w:rPr>
         <w:lastRenderedPageBreak/>
-        <w:t>Tóm tắt</w:t>
+        <w:t>T</w:t>
+      </w:r>
+      <w:r>
+        <w:rPr>
+          <w:b/>
+          <w:sz w:val="32"/>
+        </w:rPr>
+        <w:t>ÓM TẮT</w:t>
       </w:r>
     </w:p>
     <w:p>
       <w:r>
-        <w:t>Tiểu luận xây dựng một quy trình có thể chạy lại để khám phá và so sánh giá rao trong mẫu tin bất động sản lịch sử từ Vietnam Real Estate Data v2, công bố trên Mendeley Data năm 2021. Từ 9.004 bản ghi, quy trình gộp 1.884 dòng trùng theo năm trường lõi, cách ly 184 dòng chưa đáp ứng chính sách và giữ 6.936 tin. Bản nguồn được kiểm checksum; dữ liệu sạch đi kèm cờ chất lượng và nhật ký truy nguyên để giải thích các quyết định xử lý.</w:t>
+        <w:t>Tiểu luận xây dựng một quy trình có thể chạy lại để khám phá và so sánh giá rao trong mẫu tin bất động sản lịch sử từ Vietnam Real Estate Data v2, công bố trên Mendeley Data năm 2021. Từ 9.004 bản ghi, quy trình gộp 1.884 dòng trùng theo năm trường lõi, cách ly 209 dòng chưa đáp ứng chính sách và giữ 6.911 tin. Bản nguồn được kiểm checksum; dữ liệu sạch đi kèm cờ chất lượng và nhật ký truy nguyên để giải thích các quyết định xử lý.</w:t>
       </w:r>
     </w:p>
     <w:p>
       <w:r>
-        <w:t>Kết quả cho thấy trung vị tổng giá 2,25 tỷ VND, diện tích 70 m² và đơn giá khoảng 32,3205 triệu VND/m². Mẫu tập trung nhiều ở TP.HCM và Hà Nội, còn cách ghi số và lựa chọn tập lọc có thể làm thay đổi chỉ tiêu. K-means được lập trình bằng NumPy trên hai biến log đã chuẩn hóa, tạo hai nhóm thăm dò từ 6.676 tin. Cơ sở dữ liệu SQLite ba bảng cho phép truy vấn thật và khảo sát index; lần đo ghi nhận thay đổi kế hoạch nhưng chưa cải thiện độ trễ trung vị.</w:t>
+        <w:t>Trung vị tổng giá là 2,25 tỷ VND, diện tích 70 m² và đơn giá 32,50 triệu VND/m². Tương quan diện tích–tổng giá thay đổi theo nhóm: 0,610 ở căn hộ và 0,643 ở nhà tại Hà Nội. K-means tạo hai nhóm từ 6.652 tin; 65 phép fit bổ sung cho thấy cụm ổn định với mẫu con nhưng nhạy với cách biểu diễn đặc trưng. SQLite minh họa truy vấn và chỉ mục trên cùng dữ liệu.</w:t>
       </w:r>
     </w:p>
     <w:p>
       <w:r>
-        <w:t>Sản phẩm gồm bảng/hình, dashboard HTML ngoại tuyến và workbook Excel. Kiểm thử Python, logic JavaScript và đối soát đa định dạng hỗ trợ tính nhất quán kỹ thuật. Nghiên cứu vẫn giới hạn bởi nội dung tin chưa xác minh, nhãn suy luận, mẫu thuận tiện và thiếu ngày từng tin. Kết quả phù hợp khám phá dữ liệu và học tập trong phạm vi lịch sử đã chọn, chưa dùng để định giá thị trường hiện tại hoặc khuyến nghị đầu tư.</w:t>
+        <w:t>Sản phẩm gồm bảng/hình, dashboard HTML và workbook Excel. Mẫu 180 tin được tách thành 120 phát triển và 60 đánh giá. Một thành viên gán nhãn ban đầu; AI hỗ trợ rà soát và trực tiếp chỉnh 17 tin. Kết quả đối chiếu được báo theo trường và tầng lấy mẫu, chưa phải kiểm định nhãn người độc lập. Phân tích mở rộng theo tỉnh × loại × khoảng diện tích và độ nhạy phân cụm giúp giới hạn kết luận trong mẫu tin lịch sử.</w:t>
       </w:r>
     </w:p>
     <w:p>
@@ -170,7 +395,7 @@
         <w:rPr>
           <w:sz w:val="21"/>
         </w:rPr>
-        <w:t>Mốc thực nghiệm: 20261016T015620Z-f2e661a6. Nguồn dữ liệu công bố 12/01/2021; thời điểm xây dựng tiểu luận không phải thời điểm giá thị trường.</w:t>
+        <w:t>Mốc phân tích và sản phẩm hiện hành: 20261027T065401Z-5c8df2cc. Các bảng mở rộng cùng mốc được lưu tại outputs/extended. Nguồn công bố 12/01/2021; ngày xử lý không phải thời điểm giá thị trường.</w:t>
       </w:r>
     </w:p>
     <w:p>
@@ -220,7 +445,7 @@
         <w:rPr>
           <w:noProof/>
         </w:rPr>
-        <w:t>5</w:t>
+        <w:t>1</w:t>
       </w:r>
       <w:r>
         <w:fldChar w:fldCharType="end"/>
@@ -253,7 +478,7 @@
         <w:rPr>
           <w:noProof/>
         </w:rPr>
-        <w:t>7</w:t>
+        <w:t>3</w:t>
       </w:r>
       <w:r>
         <w:fldChar w:fldCharType="end"/>
@@ -286,7 +511,7 @@
         <w:rPr>
           <w:noProof/>
         </w:rPr>
-        <w:t>12</w:t>
+        <w:t>8</w:t>
       </w:r>
       <w:r>
         <w:fldChar w:fldCharType="end"/>
@@ -319,7 +544,7 @@
         <w:rPr>
           <w:noProof/>
         </w:rPr>
-        <w:t>17</w:t>
+        <w:t>13</w:t>
       </w:r>
       <w:r>
         <w:fldChar w:fldCharType="end"/>
@@ -352,7 +577,7 @@
         <w:rPr>
           <w:noProof/>
         </w:rPr>
-        <w:t>21</w:t>
+        <w:t>17</w:t>
       </w:r>
       <w:r>
         <w:fldChar w:fldCharType="end"/>
@@ -385,7 +610,7 @@
         <w:rPr>
           <w:noProof/>
         </w:rPr>
-        <w:t>33</w:t>
+        <w:t>29</w:t>
       </w:r>
       <w:r>
         <w:fldChar w:fldCharType="end"/>
@@ -418,7 +643,7 @@
         <w:rPr>
           <w:noProof/>
         </w:rPr>
-        <w:t>35</w:t>
+        <w:t>33</w:t>
       </w:r>
       <w:r>
         <w:fldChar w:fldCharType="end"/>
@@ -451,7 +676,7 @@
         <w:rPr>
           <w:noProof/>
         </w:rPr>
-        <w:t>36</w:t>
+        <w:t>34</w:t>
       </w:r>
       <w:r>
         <w:fldChar w:fldCharType="end"/>
@@ -504,7 +729,7 @@
         <w:rPr>
           <w:noProof/>
         </w:rPr>
-        <w:t>13</w:t>
+        <w:t>9</w:t>
       </w:r>
       <w:r>
         <w:fldChar w:fldCharType="end"/>
@@ -537,7 +762,7 @@
         <w:rPr>
           <w:noProof/>
         </w:rPr>
-        <w:t>15</w:t>
+        <w:t>11</w:t>
       </w:r>
       <w:r>
         <w:fldChar w:fldCharType="end"/>
@@ -570,7 +795,7 @@
         <w:rPr>
           <w:noProof/>
         </w:rPr>
-        <w:t>23</w:t>
+        <w:t>19</w:t>
       </w:r>
       <w:r>
         <w:fldChar w:fldCharType="end"/>
@@ -603,7 +828,7 @@
         <w:rPr>
           <w:noProof/>
         </w:rPr>
-        <w:t>24</w:t>
+        <w:t>20</w:t>
       </w:r>
       <w:r>
         <w:fldChar w:fldCharType="end"/>
@@ -636,7 +861,7 @@
         <w:rPr>
           <w:noProof/>
         </w:rPr>
-        <w:t>25</w:t>
+        <w:t>21</w:t>
       </w:r>
       <w:r>
         <w:fldChar w:fldCharType="end"/>
@@ -669,7 +894,7 @@
         <w:rPr>
           <w:noProof/>
         </w:rPr>
-        <w:t>26</w:t>
+        <w:t>22</w:t>
       </w:r>
       <w:r>
         <w:fldChar w:fldCharType="end"/>
@@ -702,7 +927,7 @@
         <w:rPr>
           <w:noProof/>
         </w:rPr>
-        <w:t>28</w:t>
+        <w:t>23</w:t>
       </w:r>
       <w:r>
         <w:fldChar w:fldCharType="end"/>
@@ -735,7 +960,7 @@
         <w:rPr>
           <w:noProof/>
         </w:rPr>
-        <w:t>29</w:t>
+        <w:t>24</w:t>
       </w:r>
       <w:r>
         <w:fldChar w:fldCharType="end"/>
@@ -768,7 +993,7 @@
         <w:rPr>
           <w:noProof/>
         </w:rPr>
-        <w:t>32</w:t>
+        <w:t>27</w:t>
       </w:r>
       <w:r>
         <w:fldChar w:fldCharType="end"/>
@@ -801,7 +1026,7 @@
         <w:rPr>
           <w:noProof/>
         </w:rPr>
-        <w:t>6</w:t>
+        <w:t>2</w:t>
       </w:r>
       <w:r>
         <w:fldChar w:fldCharType="end"/>
@@ -834,7 +1059,7 @@
         <w:rPr>
           <w:noProof/>
         </w:rPr>
-        <w:t>13</w:t>
+        <w:t>9</w:t>
       </w:r>
       <w:r>
         <w:fldChar w:fldCharType="end"/>
@@ -867,7 +1092,7 @@
         <w:rPr>
           <w:noProof/>
         </w:rPr>
-        <w:t>13</w:t>
+        <w:t>9</w:t>
       </w:r>
       <w:r>
         <w:fldChar w:fldCharType="end"/>
@@ -900,7 +1125,7 @@
         <w:rPr>
           <w:noProof/>
         </w:rPr>
-        <w:t>15</w:t>
+        <w:t>11</w:t>
       </w:r>
       <w:r>
         <w:fldChar w:fldCharType="end"/>
@@ -933,7 +1158,7 @@
         <w:rPr>
           <w:noProof/>
         </w:rPr>
-        <w:t>17</w:t>
+        <w:t>13</w:t>
       </w:r>
       <w:r>
         <w:fldChar w:fldCharType="end"/>
@@ -966,7 +1191,7 @@
         <w:rPr>
           <w:noProof/>
         </w:rPr>
-        <w:t>21</w:t>
+        <w:t>17</w:t>
       </w:r>
       <w:r>
         <w:fldChar w:fldCharType="end"/>
@@ -999,7 +1224,7 @@
         <w:rPr>
           <w:noProof/>
         </w:rPr>
-        <w:t>21</w:t>
+        <w:t>18</w:t>
       </w:r>
       <w:r>
         <w:fldChar w:fldCharType="end"/>
@@ -1032,7 +1257,7 @@
         <w:rPr>
           <w:noProof/>
         </w:rPr>
-        <w:t>22</w:t>
+        <w:t>18</w:t>
       </w:r>
       <w:r>
         <w:fldChar w:fldCharType="end"/>
@@ -1065,7 +1290,7 @@
         <w:rPr>
           <w:noProof/>
         </w:rPr>
-        <w:t>24</w:t>
+        <w:t>20</w:t>
       </w:r>
       <w:r>
         <w:fldChar w:fldCharType="end"/>
@@ -1098,7 +1323,7 @@
         <w:rPr>
           <w:noProof/>
         </w:rPr>
-        <w:t>25</w:t>
+        <w:t>21</w:t>
       </w:r>
       <w:r>
         <w:fldChar w:fldCharType="end"/>
@@ -1131,7 +1356,7 @@
         <w:rPr>
           <w:noProof/>
         </w:rPr>
-        <w:t>26</w:t>
+        <w:t>22</w:t>
       </w:r>
       <w:r>
         <w:fldChar w:fldCharType="end"/>
@@ -1164,7 +1389,7 @@
         <w:rPr>
           <w:noProof/>
         </w:rPr>
-        <w:t>27</w:t>
+        <w:t>23</w:t>
       </w:r>
       <w:r>
         <w:fldChar w:fldCharType="end"/>
@@ -1197,7 +1422,7 @@
         <w:rPr>
           <w:noProof/>
         </w:rPr>
-        <w:t>28</w:t>
+        <w:t>24</w:t>
       </w:r>
       <w:r>
         <w:fldChar w:fldCharType="end"/>
@@ -1230,7 +1455,7 @@
         <w:rPr>
           <w:noProof/>
         </w:rPr>
-        <w:t>29</w:t>
+        <w:t>25</w:t>
       </w:r>
       <w:r>
         <w:fldChar w:fldCharType="end"/>
@@ -1263,7 +1488,7 @@
         <w:rPr>
           <w:noProof/>
         </w:rPr>
-        <w:t>29</w:t>
+        <w:t>25</w:t>
       </w:r>
       <w:r>
         <w:fldChar w:fldCharType="end"/>
@@ -1296,7 +1521,7 @@
         <w:rPr>
           <w:noProof/>
         </w:rPr>
-        <w:t>30</w:t>
+        <w:t>26</w:t>
       </w:r>
       <w:r>
         <w:fldChar w:fldCharType="end"/>
@@ -1329,7 +1554,7 @@
         <w:rPr>
           <w:noProof/>
         </w:rPr>
-        <w:t>30</w:t>
+        <w:t>26</w:t>
       </w:r>
       <w:r>
         <w:fldChar w:fldCharType="end"/>
@@ -1362,7 +1587,7 @@
         <w:rPr>
           <w:noProof/>
         </w:rPr>
-        <w:t>31</w:t>
+        <w:t>27</w:t>
       </w:r>
       <w:r>
         <w:fldChar w:fldCharType="end"/>
@@ -1395,7 +1620,7 @@
         <w:rPr>
           <w:noProof/>
         </w:rPr>
-        <w:t>32</w:t>
+        <w:t>28</w:t>
       </w:r>
       <w:r>
         <w:fldChar w:fldCharType="end"/>
@@ -1428,17 +1653,29 @@
         <w:rPr>
           <w:noProof/>
         </w:rPr>
-        <w:t>33</w:t>
+        <w:t>29</w:t>
       </w:r>
       <w:r>
         <w:fldChar w:fldCharType="end"/>
       </w:r>
+    </w:p>
+    <w:p>
+      <w:pPr>
+        <w:pStyle w:val="Heading1"/>
+        <w:sectPr>
+          <w:pgSz w:w="12240" w:h="15840"/>
+          <w:pgMar w:top="1134" w:right="1134" w:bottom="1134" w:left="1417" w:header="454" w:footer="510" w:gutter="0"/>
+          <w:pgNumType w:fmt="lowerRoman" w:start="1"/>
+          <w:cols w:space="720"/>
+          <w:docGrid w:linePitch="360"/>
+        </w:sectPr>
+      </w:pPr>
+      <w:bookmarkStart w:id="0" w:name="chapter_1"/>
     </w:p>
     <w:p>
       <w:pPr>
         <w:pStyle w:val="Heading1"/>
       </w:pPr>
-      <w:bookmarkStart w:id="0" w:name="chapter_1"/>
       <w:r>
         <w:lastRenderedPageBreak/>
         <w:t>Chương 1 Giới thiệu đề tài</w:t>
@@ -1447,18 +1684,12 @@
     </w:p>
     <w:p>
       <w:r>
-        <w:t>Đề tài Phân tích giá rao bất động sản Việt Nam xây dựng một quy trình xử lý dữ liệu có thể chạy lại, từ bản ghi tin quảng cáo đến các bảng thống kê, biểu đồ và công cụ tra cứu. Mục tiêu duy nhất là giúp người phân tích khám phá và so sánh đặc điểm giá rao trong mẫu tin lịch sử sau khi áp dụng các quy tắc kiểm tra chất lượng công khai. Giá rao được hiểu là số tiền được nêu trong quảng cáo, chưa phải số tiền của giao dịch đã hoàn tất. Cách xác định này chi phối việc chọn nguồn, thiết kế dữ liệu và phạm vi diễ</w:t>
-      </w:r>
-      <w:r>
-        <w:t>n giải của toàn bộ tiểu luận.</w:t>
+        <w:t>Đề tài Phân tích giá rao bất động sản Việt Nam xây dựng một quy trình xử lý dữ liệu có thể chạy lại, từ bản ghi tin quảng cáo đến các bảng thống kê, biểu đồ và công cụ tra cứu. Mục tiêu duy nhất là giúp người phân tích khám phá và so sánh đặc điểm giá rao trong mẫu tin lịch sử sau khi áp dụng các quy tắc kiểm tra chất lượng công khai. Giá rao được hiểu là số tiền được nêu trong quảng cáo, chưa phải số tiền của giao dịch đã hoàn tất. Cách xác định này chi phối việc chọn nguồn, thiết kế dữ liệu và phạm vi diễn giải của toàn bộ tiểu luận.</w:t>
       </w:r>
     </w:p>
     <w:p>
       <w:r>
-        <w:t>Khó khăn của bài toán xuất hiện trước bước vẽ biểu đồ. Cùng một giá trị có thể được viết bằng tỷ, triệu hoặc đồng; một chuỗi giá có thể kèm diện tích, chứa giá trên mét vuông hoặc khoản thanh toán ban đầu. Diện tích có thể dùng dấu phẩy thập phân, dấu chấm hàng nghìn, đơn vị héc-ta hoặc các mô tả về đất và diện tích sử dụng khác nhau. Tin lặp làm tăng trọng số của nội dung được đăng nhiều lần. Nếu chuyển các chuỗi này thành số mà bỏ qua cơ sở giá và ý nghĩa diện tích, kết quả tổng hợp vẫn có thể tính được n</w:t>
-      </w:r>
-      <w:r>
-        <w:t>hưng không còn trả lời đúng câu hỏi ban đầu.</w:t>
+        <w:t>Khó khăn của bài toán xuất hiện trước bước vẽ biểu đồ. Cùng một giá trị có thể được viết bằng tỷ, triệu hoặc đồng; một chuỗi giá có thể kèm diện tích, chứa giá trên mét vuông hoặc khoản thanh toán ban đầu. Diện tích có thể dùng dấu phẩy thập phân, dấu chấm hàng nghìn, đơn vị héc-ta hoặc các mô tả về đất và diện tích sử dụng khác nhau. Tin lặp làm tăng trọng số của nội dung được đăng nhiều lần. Nếu chuyển các chuỗi này thành số mà bỏ qua cơ sở giá và ý nghĩa diện tích, kết quả tổng hợp vẫn có thể tính được nhưng không còn trả lời đúng câu hỏi ban đầu.</w:t>
       </w:r>
     </w:p>
     <w:p>
@@ -1468,26 +1699,17 @@
     </w:p>
     <w:p>
       <w:r>
-        <w:t>Đối với cộng đồng nghiên cứu, đóng góp nằm ở tình huống thực nghiệm có thể kiểm tra lại: giữ bản nguồn bất biến, công bố quy tắc biến đổi, phân biệt suy luận nhãn với thông tin đã xác minh và đánh giá độ nhạy của kết quả. Các bước này giúp nghiên cứu sau hiểu vì sao hai phép phân tích cùng một nguồn có thể cho số lượng tin hoặc trung vị khác nhau. Tiểu luận không đề xuất thuật toán mới; các kỹ thuật thống kê, K-means và chỉ mục quan hệ được sử dụng để xây dựng một quy trình có bằng chứng. Điều này phù hợp v</w:t>
-      </w:r>
-      <w:r>
-        <w:t>ới vai trò trích xuất tri thức, tư duy phản biện và truyền đạt kết quả trong nội dung mở đầu học phần [2].</w:t>
+        <w:t>Đối với cộng đồng nghiên cứu, đóng góp nằm ở tình huống thực nghiệm có thể kiểm tra lại: giữ bản nguồn bất biến, công bố quy tắc biến đổi, phân biệt suy luận nhãn với thông tin đã xác minh và đánh giá độ nhạy của kết quả. Các bước này giúp nghiên cứu sau hiểu vì sao hai phép phân tích cùng một nguồn có thể cho số lượng tin hoặc trung vị khác nhau. Tiểu luận không đề xuất thuật toán mới; các kỹ thuật thống kê, K-means và chỉ mục quan hệ được sử dụng để xây dựng một quy trình có bằng chứng. Điều này phù hợp với vai trò trích xuất tri thức, tư duy phản biện và truyền đạt kết quả trong nội dung mở đầu học phần [2].</w:t>
       </w:r>
     </w:p>
     <w:p>
       <w:r>
-        <w:t>Nguồn thực nghiệm là Vietnam Real Estate Data phiên bản 2, do Duc Chung Tran, Huy Hoang Nguyen và Hong Son Ha công bố trên Mendeley Data ngày 12/01/2021 theo giấy phép CC BY 4.0 [1]. Mô tả nguồn ghi 10.000 bài đăng, trong khi tệp JSON được công bố thực tế chứa 9.004 bản ghi. Nghiên cứu sử dụng 9.004 làm mẫu số đầu vào, giữ nguyên sự khác biệt này trong hồ sơ nguồn và không bổ sung bản ghi để khớp mô tả. Ngày công bố dữ liệu không phải ngày đăng của từng tin; ngày thực hiện phân tích năm 2026 cũng không biến</w:t>
-      </w:r>
-      <w:r>
-        <w:t xml:space="preserve"> những giá rao lịch sử thành giá thị trường năm 2026.</w:t>
+        <w:t>Nguồn thực nghiệm là Vietnam Real Estate Data phiên bản 2, do Duc Chung Tran, Huy Hoang Nguyen và Hong Son Ha công bố trên Mendeley Data ngày 12/01/2021 theo giấy phép CC BY 4.0 [1]. Mô tả nguồn ghi 10.000 bài đăng, trong khi tệp JSON được công bố thực tế chứa 9.004 bản ghi. Nghiên cứu sử dụng 9.004 làm mẫu số đầu vào, giữ nguyên sự khác biệt này trong hồ sơ nguồn và không bổ sung bản ghi để khớp mô tả. Ngày công bố dữ liệu không phải ngày đăng của từng tin; ngày thực hiện phân tích năm 2026 cũng không biến những giá rao lịch sử thành giá thị trường năm 2026.</w:t>
       </w:r>
     </w:p>
     <w:p>
       <w:r>
-        <w:t>Đơn vị quan sát là một bản ghi quảng cáo. Sau khi gộp trùng nội dung, một dòng giữ lại vẫn chưa chắc tương ứng với một bất động sản duy nhất: cùng tài sản có thể được nhiều môi giới đăng với tiêu đề khác nhau, và nguồn không có mã tin ổn định để xác nhận. Tương tự, loại hình và trạng thái bán là nhãn được suy luận bằng quy tắc từ tiêu đề, không phải nhãn chuyên gia cung cấp. Trong toàn văn, các thuật ngữ tin, giá rao và loại hình suy luận được dùng nhất quán để tránh chuyển từ đối tượng quan sát sang đối tư</w:t>
-      </w:r>
-      <w:r>
-        <w:t>ợng chưa được đo.</w:t>
+        <w:t>Đơn vị quan sát là một bản ghi quảng cáo. Sau khi gộp trùng nội dung, một dòng giữ lại vẫn chưa chắc tương ứng với một bất động sản duy nhất: cùng tài sản có thể được nhiều môi giới đăng với tiêu đề khác nhau, và nguồn không có mã tin ổn định để xác nhận. Tương tự, loại hình và trạng thái bán là nhãn được suy luận bằng quy tắc từ tiêu đề, không phải nhãn chuyên gia cung cấp. Trong toàn văn, các thuật ngữ tin, giá rao và loại hình suy luận được dùng nhất quán để tránh chuyển từ đối tượng quan sát sang đối tượng chưa được đo.</w:t>
       </w:r>
     </w:p>
     <w:p>
@@ -2127,18 +2349,12 @@
     </w:p>
     <w:p>
       <w:r>
-        <w:t xml:space="preserve">Các câu hỏi phân tích được đặt theo dữ liệu có sẵn. Giá tổng và đơn giá phân bố ra sao, và trung bình khác trung vị bao nhiêu? Mối liên hệ giữa diện tích và giá có còn rõ khi mẫu trộn nhà, đất và căn hộ? Những địa phương có nhiều tin khác nhau thế nào về trung vị và độ phân tán? Kết quả thay đổi thế nào khi chỉ giữ tiêu đề bán rõ, bỏ ngoại lệ thống kê hoặc loại các chuỗi số có quy ước chưa chắc chắn? Cách đặt câu hỏi này cho phép dùng các kiểm tra định lượng cụ thể để đánh giá kết quả, thay vì kết luận chỉ </w:t>
-      </w:r>
-      <w:r>
-        <w:t>từ hình dáng biểu đồ.</w:t>
+        <w:t xml:space="preserve">Đề tài đặt bốn câu hỏi phân tích. Câu hỏi 1: giá tổng và đơn giá phân bố ra sao, trung bình khác trung vị như thế nào? Câu hỏi 2: quan hệ diện tích–tổng giá thay đổi thế nào khi phân nhóm theo loại hình và địa phương? Câu hỏi 3: trung vị đơn giá khác nhau ra sao giữa các địa phương có nhiều tin, và thành phần mẫu giới hạn phép so sánh đó như thế nào? Câu hỏi 4: trung vị đơn giá nhạy đến đâu với chính sách ngoại lệ, cách ghi số và tiêu đề bán rõ? Chương 5 cung cấp bằng chứng định lượng, Chương 6 tổng hợp câu trả lời và những kiểm chứng còn cần thực hiện.</w:t>
       </w:r>
     </w:p>
     <w:p>
       <w:r>
-        <w:t>Sản phẩm của đề tài gồm dữ liệu đã chuẩn hóa, tập tin cách ly, nhật ký truy nguyên, các bảng tổng hợp, tám biểu đồ tĩnh, cơ sở dữ liệu SQLite, dashboard HTML ngoại tuyến và workbook Excel. Giải thuật phân cụm có mã thực thi bằng NumPy; phần minh họa SQL có database và câu lệnh thật. Dữ liệu có thể được xem qua HTML và Excel sau khi tạo, còn việc tái tạo phân tích được điều khiển bằng Python. Các lựa chọn này đáp ứng yêu cầu triển khai của học phần mà không buộc người xem phải cài hệ quản trị máy chủ hoặc sử</w:t>
-      </w:r>
-      <w:r>
-        <w:t xml:space="preserve"> dụng một dịch vụ dữ liệu trực tuyến.</w:t>
+        <w:t>Sản phẩm của đề tài gồm dữ liệu đã chuẩn hóa, tập tin cách ly, nhật ký truy nguyên, các bảng tổng hợp, tám biểu đồ tĩnh, cơ sở dữ liệu SQLite, dashboard HTML ngoại tuyến và workbook Excel. Giải thuật phân cụm có mã thực thi bằng NumPy; phần minh họa SQL có database và câu lệnh thật. Dữ liệu có thể được xem qua HTML và Excel sau khi tạo, còn việc tái tạo phân tích được điều khiển bằng Python. Các lựa chọn này đáp ứng yêu cầu triển khai của học phần mà không buộc người xem phải cài hệ quản trị máy chủ hoặc sử dụng một dịch vụ dữ liệu trực tuyến.</w:t>
       </w:r>
     </w:p>
     <w:p>
@@ -2164,34 +2380,22 @@
     </w:p>
     <w:p>
       <w:r>
-        <w:t>Python đảm nhiệm đọc JSON, thao tác đường dẫn, điều khiển các bước và báo lỗi. JSON chứa một mảng đối tượng với những trường văn bản không đồng nhất; quá trình xử lý chuyển các trường được chọn thành biến có kiểu và đơn vị rõ ràng. Thư viện chuẩn pathlib giúp xác định thư mục theo vị trí mã thay vì thư mục làm việc ngẫu nhiên; json đọc và ghi cấu trúc; urllib.request tải nguồn HTTPS; hashlib tạo dấu kiểm SHA-256. Môi trường ảo tách phụ thuộc của dự án, còn phiên bản thư viện được ghi trong kết quả chạy. Đây</w:t>
-      </w:r>
-      <w:r>
-        <w:t xml:space="preserve"> là cơ sở tái lập về kỹ thuật, không phải bảo đảm nội dung quảng cáo là đúng [12].</w:t>
+        <w:t xml:space="preserve">Python điều phối việc đọc nguồn, xử lý, xuất kết quả và kiểm thử. Các thư viện pathlib, json, urllib.request và hashlib hỗ trợ đường dẫn, dữ liệu JSON, tải HTTPS và SHA-256 [12]. NumPy phục vụ tính toán số; pandas tổ chức bảng; Matplotlib tạo biểu đồ. Môi trường ảo và phiên bản thư viện giúp tái lập kỹ thuật. Lựa chọn công cụ không thay thế việc kiểm nội dung nguồn hoặc giải thích các quyết định phân tích.</w:t>
       </w:r>
     </w:p>
     <w:p>
       <w:r>
-        <w:t>Chuẩn hóa văn bản sử dụng Unicode NFKC, thu gọn khoảng trắng và casefold. NFKC làm đồng nhất một số biểu diễn ký tự tương thích; casefold hỗ trợ so sánh không phân biệt cách viết hoa. Biểu thức chính quy sau đó nhận diện số, đơn vị và từ khóa. Những thao tác này phục vụ so khớp và phân tích, không ghi đè bản nguồn. Chúng cũng có giới hạn: từ viết tắt, lỗi chính tả, dấu câu hoặc từ có nhiều nghĩa có thể làm quy tắc bỏ sót hay nhận nhầm. Do đó, kết quả nhận diện được giữ cùng cờ chất lượng, nhóm chưa xác định</w:t>
-      </w:r>
-      <w:r>
-        <w:t xml:space="preserve"> và ví dụ truy nguyên, thay vì xem chuẩn hóa là bước sửa mọi sai lệch ngôn ngữ.</w:t>
+        <w:t>Chuẩn hóa văn bản sử dụng Unicode NFKC, thu gọn khoảng trắng và casefold. NFKC làm đồng nhất một số biểu diễn ký tự tương thích; casefold hỗ trợ so sánh không phân biệt cách viết hoa. Biểu thức chính quy sau đó nhận diện số, đơn vị và từ khóa. Những thao tác này phục vụ so khớp và phân tích, không ghi đè bản nguồn. Chúng cũng có giới hạn: từ viết tắt, lỗi chính tả, dấu câu hoặc từ có nhiều nghĩa có thể làm quy tắc bỏ sót hay nhận nhầm. Do đó, kết quả nhận diện được giữ cùng cờ chất lượng, nhóm chưa xác định và ví dụ truy nguyên, thay vì xem chuẩn hóa là bước sửa mọi sai lệch ngôn ngữ.</w:t>
       </w:r>
     </w:p>
     <w:p>
       <w:r>
-        <w:t>Kiểm nguồn dùng SHA-256 trên toàn bộ byte của tệp. Hai tệp có cùng tên hoặc cùng số dòng chưa đủ chứng minh cùng phiên bản; dấu kiểm giúp phát hiện thay đổi nội dung hoặc byte xuống dòng. Trong đề tài, checksum được ghim theo bản công bố, rồi kiểm số lượng 9.004 đối tượng và kiểu cấu trúc trước khi xử lý. Mã định danh nội dung của từng tin có mục đích khác: băm năm trường lõi đã chuẩn hóa để phát hiện những bản ghi đồng nhất theo quy tắc. Hash nguồn kiểm phiên bản tệp; hash nội dung phục vụ gộp trùng. Cả ha</w:t>
-      </w:r>
-      <w:r>
-        <w:t>i đều không chứng minh hai tin là cùng bất động sản hoặc nội dung tin là sự thật.</w:t>
+        <w:t>Kiểm nguồn dùng SHA-256 trên toàn bộ byte của tệp. Hai tệp có cùng tên hoặc cùng số dòng chưa đủ chứng minh cùng phiên bản; dấu kiểm giúp phát hiện thay đổi nội dung hoặc byte xuống dòng. Trong đề tài, checksum được ghim theo bản công bố, rồi kiểm số lượng 9.004 đối tượng và kiểu cấu trúc trước khi xử lý. Mã định danh nội dung của từng tin có mục đích khác: băm năm trường lõi đã chuẩn hóa để phát hiện những bản ghi đồng nhất theo quy tắc. Hash nguồn kiểm phiên bản tệp; hash nội dung phục vụ gộp trùng. Cả hai đều không chứng minh hai tin là cùng bất động sản hoặc nội dung tin là sự thật.</w:t>
       </w:r>
     </w:p>
     <w:p>
       <w:r>
-        <w:t>Về kiểu dữ liệu, pandas biểu diễn bảng bằng DataFrame, mỗi dòng là một tin và mỗi cột là một thuộc tính. Các mặt nạ logic chọn những dòng đủ điều kiện, groupby chia theo khóa rồi áp dụng hàm tổng hợp. Phép chia giá cho diện tích được thực hiện trên từng dòng trước khi tính phân vị. Khi tính trung vị đơn giá, nhóm lấy trung vị của các tỷ số cá thể; đó không phải tỷ số của hai trung vị hay tổng giá chia tổng diện tích. Việc phân biệt thứ tự phép toán giúp tránh tạo một chỉ tiêu khác dưới cùng tên gọi. Kết quả</w:t>
-      </w:r>
-      <w:r>
-        <w:t xml:space="preserve"> xuất CSV và JSON để các sản phẩm sau cùng đọc một bộ biến đã được xác định [9].</w:t>
+        <w:t>Về kiểu dữ liệu, pandas biểu diễn bảng bằng DataFrame, mỗi dòng là một tin và mỗi cột là một thuộc tính. Các mặt nạ logic chọn những dòng đủ điều kiện, groupby chia theo khóa rồi áp dụng hàm tổng hợp. Phép chia giá cho diện tích được thực hiện trên từng dòng trước khi tính phân vị. Khi tính trung vị đơn giá, nhóm lấy trung vị của các tỷ số cá thể; đó không phải tỷ số của hai trung vị hay tổng giá chia tổng diện tích. Việc phân biệt thứ tự phép toán giúp tránh tạo một chỉ tiêu khác dưới cùng tên gọi. Kết quả xuất CSV và JSON để các sản phẩm sau cùng đọc một bộ biến đã được xác định [9].</w:t>
       </w:r>
     </w:p>
     <w:p>
@@ -2389,10 +2593,7 @@
     </w:p>
     <w:p>
       <w:r>
-        <w:t>Giá trị thiếu được phân biệt với giá trị không phân tích được. Một trường có văn bản như giá thỏa thuận không rỗng nhưng không cung cấp giá trị số; một chuỗi diện tích có nhiều khoảng lựa chọn cũng không tương đương với một diện tích đơn. Dữ liệu nguồn không có trường lõi trống trong lần đếm, nhưng có các chuỗi không đọc được theo bộ phân tích. Việc chỉ báo tỷ lệ ô không rỗng sẽ bỏ qua vấn đề này. Quy trình lưu lỗi phân tích, lý do cách ly và nguồn khôi phục diện tích để người đọc thấy quyết định được đưa r</w:t>
-      </w:r>
-      <w:r>
-        <w:t>a từ bằng chứng nào [3].</w:t>
+        <w:t>Giá trị thiếu được phân biệt với giá trị không phân tích được. Một trường có văn bản như giá thỏa thuận không rỗng nhưng không cung cấp giá trị số; một chuỗi diện tích có nhiều khoảng lựa chọn cũng không tương đương với một diện tích đơn. Dữ liệu nguồn không có trường lõi trống trong lần đếm, nhưng có các chuỗi không đọc được theo bộ phân tích. Việc chỉ báo tỷ lệ ô không rỗng sẽ bỏ qua vấn đề này. Quy trình lưu lỗi phân tích, lý do cách ly và nguồn khôi phục diện tích để người đọc thấy quyết định được đưa ra từ bằng chứng nào [3].</w:t>
       </w:r>
     </w:p>
     <w:p>
@@ -2586,23 +2787,17 @@
     </w:p>
     <w:p>
       <w:r>
-        <w:t>IQR và hàng rào ở Công thức 2 được dùng như quy tắc gắn cờ thống kê. Giá trị nằm ngoài khoảng không mặc nhiên là lỗi: tài sản diện tích lớn hoặc vị trí đặc biệt có thể tạo quan sát khác biệt hợp lệ. Đề tài gắn cờ theo nhóm tỉnh và loại khi nhóm có ít nhất 30 tin; nếu không đủ, dùng nhóm loại hoặc toàn mẫu. Ngưỡng 30 là lựa chọn thiết kế để hạn chế nhóm tham chiếu quá ít quan sát, không phải bảo đảm độ chính xác thống kê. Bộ lọc IQR dùng các cờ đã tính trong pipeline, không ước lượng lại hàng rào sau mỗi tươ</w:t>
-      </w:r>
-      <w:r>
-        <w:t>ng tác dashboard.</w:t>
+        <w:t>IQR và hàng rào ở Công thức 2 được dùng như quy tắc gắn cờ thống kê. Giá trị nằm ngoài khoảng không mặc nhiên là lỗi: tài sản diện tích lớn hoặc vị trí đặc biệt có thể tạo quan sát khác biệt hợp lệ. Đề tài gắn cờ theo nhóm tỉnh và loại khi nhóm có ít nhất 30 tin; nếu không đủ, dùng nhóm loại hoặc toàn mẫu. Ngưỡng 30 là lựa chọn thiết kế để hạn chế nhóm tham chiếu quá ít quan sát, không phải bảo đảm độ chính xác thống kê. Bộ lọc IQR dùng các cờ đã tính trong pipeline, không ước lượng lại hàng rào sau mỗi tương tác dashboard.</w:t>
       </w:r>
     </w:p>
     <w:p>
       <w:r>
-        <w:t>Đánh giá độ nhạy đặt các phương án xử lý cạnh nhau trên cùng nguồn. Các phương án gồm giữ toàn bộ tin đủ điều kiện, bỏ ngoại lệ toàn cục, bỏ ngoại lệ nhóm, bỏ chuỗi diện tích có quy ước dấu chấm và chỉ giữ tiêu đề bán rõ. Sự thay đổi của n và trung vị cho thấy kết luận phụ thuộc điều kiện nào. Đây là phép so sánh chính sách chấp nhận dữ liệu, không phải chọn phương án cho kết quả đẹp nhất. Một thay đổi nhỏ ở trung vị cũng không chứng minh từng nhãn hoặc từng giá trị đã đúng.</w:t>
+        <w:t xml:space="preserve">Đánh giá độ nhạy đặt các phương án xử lý cạnh nhau trên cùng nguồn, gồm bỏ ngoại lệ, bỏ nhóm chuỗi số mơ hồ và chỉ giữ tiêu đề bán rõ. Sự thay đổi của n và trung vị cho biết tác động của từng chính sách. Loại một nhóm tin làm thay đổi thành phần mẫu, nên chưa đo riêng sai số do đọc nhầm dấu số. Muốn đánh giá sai số đó cần kiểm nguồn và thử các cách hiểu còn hợp lý của cùng tin. Trung vị ít thay đổi cũng không chứng minh từng nhãn hoặc giá trị đã đúng.</w:t>
       </w:r>
     </w:p>
     <w:p>
       <w:r>
-        <w:t xml:space="preserve">Tương quan Spearman được tính bằng tương quan Pearson trên thứ hạng, với thứ hạng trung bình cho các giá trị bằng nhau. Mã dùng rank rồi corr, nên không áp dụng công thức rút gọn giả định mọi thứ hạng phân biệt. Spearman phản ánh mối liên hệ đơn điệu, có thể hữu ích khi phân phối lệch; hệ số gần 0 không phủ nhận quan hệ phi tuyến hoặc các quan hệ tồn tại riêng trong từng nhóm. Đặc biệt, đơn giá u bằng P/A chứa diện tích ở mẫu số, nên tương quan A với u còn chịu ràng buộc toán học. Không diễn giải hệ số này </w:t>
-      </w:r>
-      <w:r>
-        <w:t>thành tác động nhân quả của diện tích lên giá.</w:t>
+        <w:t>Tương quan Spearman được tính bằng tương quan Pearson trên thứ hạng, với thứ hạng trung bình cho các giá trị bằng nhau. Mã dùng rank rồi corr, nên không áp dụng công thức rút gọn giả định mọi thứ hạng phân biệt. Spearman phản ánh mối liên hệ đơn điệu, có thể hữu ích khi phân phối lệch; hệ số gần 0 không phủ nhận quan hệ phi tuyến hoặc các quan hệ tồn tại riêng trong từng nhóm. Đặc biệt, đơn giá u bằng P/A chứa diện tích ở mẫu số, nên tương quan A với u còn chịu ràng buộc toán học. Không diễn giải hệ số này thành tác động nhân quả của diện tích lên giá.</w:t>
       </w:r>
     </w:p>
     <w:p>
@@ -2663,10 +2858,7 @@
     <w:p>
       <w:r>
         <w:lastRenderedPageBreak/>
-        <w:t>Khoảng bootstrap của trung vị địa phương được tạo bằng cách lấy lại mẫu có hoàn lại trong chính nhóm đang xét, tính trung vị cho mỗi mẫu rồi lấy các phân vị 2,5% và 97,5%. Mã sử dụng 500 lần lấy mẫu và seed cố định. Khoảng này mô tả biến động có điều kiện trên các tin đã thu được; nó không hiệu chỉnh thiên lệch chọn mẫu, không xác nhận mẫu đại diện và có thể đánh giá thấp bất định khi nhiều tin phụ thuộc cùng môi giới hoặc cùng tài sản. Vì thế, khoảng bootstrap đi kèm n và cảnh báo phạm vi khi biểu diễn chê</w:t>
-      </w:r>
-      <w:r>
-        <w:t>nh lệch địa phương [16].</w:t>
+        <w:t>Khoảng bootstrap của trung vị địa phương được tạo bằng cách lấy lại mẫu có hoàn lại trong chính nhóm đang xét, tính trung vị cho mỗi mẫu rồi lấy các phân vị 2,5% và 97,5%. Mã sử dụng 500 lần lấy mẫu và seed cố định. Khoảng này mô tả biến động có điều kiện trên các tin đã thu được; nó không hiệu chỉnh thiên lệch chọn mẫu, không xác nhận mẫu đại diện và có thể đánh giá thấp bất định khi nhiều tin phụ thuộc cùng môi giới hoặc cùng tài sản. Vì thế, khoảng bootstrap đi kèm n và cảnh báo phạm vi khi biểu diễn chênh lệch địa phương [16].</w:t>
       </w:r>
     </w:p>
     <w:p>
@@ -2797,15 +2989,12 @@
     </w:p>
     <w:p>
       <w:r>
-        <w:t>NumPy cung cấp mảng số và phép toán vector cho phân cụm. Ma trận dữ liệu có n hàng và hai đặc trưng; broadcasting cho phép tạo khoảng cách giữa các điểm và tâm qua các trục mở rộng thay vì vòng lặp Python theo từng cặp. Mã bình phương hiệu, cộng theo chiều đặc trưng rồi chọn chỉ số khoảng cách nhỏ nhất. Cách tính này gắn trực tiếp với bài toán khoảng cách Euclid, nhưng bộ nhớ tăng theo số điểm, số tâm hoặc kích thước ma trận cặp. Silhouette vì vậy được tính trên tối đa 1.000 tin lấy mẫu, thay vì tạo ma trận</w:t>
-      </w:r>
-      <w:r>
-        <w:t xml:space="preserve"> khoảng cách cho toàn bộ mọi tin [8].</w:t>
+        <w:t>NumPy cung cấp mảng số và phép toán vector cho phân cụm. Ma trận dữ liệu có n hàng và hai đặc trưng; broadcasting cho phép tạo khoảng cách giữa các điểm và tâm qua các trục mở rộng thay vì vòng lặp Python theo từng cặp. Mã bình phương hiệu, cộng theo chiều đặc trưng rồi chọn chỉ số khoảng cách nhỏ nhất. Cách tính này gắn trực tiếp với bài toán khoảng cách Euclid, nhưng bộ nhớ tăng theo số điểm, số tâm hoặc kích thước ma trận cặp. Silhouette vì vậy được tính trên tối đa 1.000 tin lấy mẫu, thay vì tạo ma trận khoảng cách cho toàn bộ mọi tin [8].</w:t>
       </w:r>
     </w:p>
     <w:p>
       <w:r>
-        <w:t>Hai đặc trưng phân cụm là log tự nhiên của diện tích và đơn giá. Log giảm chênh lệch theo quy mô trong phân phối lệch, sau đó Z-score đặt hai biến vào thang đo tương đương. Trung bình và độ lệch chuẩn tổng thể được tính trên chính tập fit, không dùng ddof bằng 1. Mã kiểm dữ liệu hữu hạn, số điểm phân biệt và độ lệch chuẩn khác 0 trước khi phân cụm. Cần giữ đúng thứ tự log rồi chuẩn hóa, đơn vị và scaler; nếu đổi VND thành triệu VND thì tham số trung bình log cũng thay đổi, không thể dùng nguyên scaler cũ.</w:t>
+        <w:t xml:space="preserve">Hai đặc trưng phân cụm là log tự nhiên của diện tích và đơn giá. Log giảm chênh lệch quy mô; Z-score dùng trung bình và độ lệch chuẩn tổng thể của tập fit để co giãn hai biến. Tuy nhiên, log đơn giá bằng log tổng giá trừ log diện tích, nên diện tích tham gia cả hai đặc trưng. Cấu trúc cụm có thể chịu ảnh hưởng của quan hệ toán học này. So sánh với cặp log diện tích–log tổng giá là hướng kiểm tra độ nhạy; chưa phải thí nghiệm đã thực hiện trong lần chạy chính.</w:t>
       </w:r>
     </w:p>
     <w:p>
@@ -3064,6 +3253,7 @@
                     <w:rFonts w:ascii="Cambria Math" w:hAnsi="Cambria Math"/>
                   </w:rPr>
                 </m:ctrlPr>
+                <m:supHide m:val="1"/>
               </m:naryPr>
               <m:sub>
                 <m:r>
@@ -3073,8 +3263,32 @@
                   <w:rPr>
                     <w:rFonts w:ascii="Cambria Math" w:hAnsi="Cambria Math"/>
                   </w:rPr>
-                  <m:t>i∈Cⱼ</m:t>
+                  <m:t>i∈</m:t>
                 </m:r>
+                <m:sSub>
+                  <m:e>
+                    <m:r>
+                      <m:rPr>
+                        <m:sty m:val="p"/>
+                      </m:rPr>
+                      <w:rPr>
+                        <w:rFonts w:ascii="Cambria Math" w:hAnsi="Cambria Math"/>
+                      </w:rPr>
+                      <m:t>C</m:t>
+                    </m:r>
+                  </m:e>
+                  <m:sub>
+                    <m:r>
+                      <m:rPr>
+                        <m:sty m:val="p"/>
+                      </m:rPr>
+                      <w:rPr>
+                        <w:rFonts w:ascii="Cambria Math" w:hAnsi="Cambria Math"/>
+                      </w:rPr>
+                      <m:t>j</m:t>
+                    </m:r>
+                  </m:sub>
+                </m:sSub>
               </m:sub>
               <m:sup/>
               <m:e>
@@ -3328,6 +3542,7 @@
                 <w:rFonts w:ascii="Cambria Math" w:hAnsi="Cambria Math"/>
               </w:rPr>
             </m:ctrlPr>
+            <m:supHide m:val="1"/>
           </m:naryPr>
           <m:sub>
             <m:r>
@@ -3337,8 +3552,32 @@
               <w:rPr>
                 <w:rFonts w:ascii="Cambria Math" w:hAnsi="Cambria Math"/>
               </w:rPr>
-              <m:t>i∈Cⱼ</m:t>
+              <m:t>i∈</m:t>
             </m:r>
+            <m:sSub>
+              <m:e>
+                <m:r>
+                  <m:rPr>
+                    <m:sty m:val="p"/>
+                  </m:rPr>
+                  <w:rPr>
+                    <w:rFonts w:ascii="Cambria Math" w:hAnsi="Cambria Math"/>
+                  </w:rPr>
+                  <m:t>C</m:t>
+                </m:r>
+              </m:e>
+              <m:sub>
+                <m:r>
+                  <m:rPr>
+                    <m:sty m:val="p"/>
+                  </m:rPr>
+                  <w:rPr>
+                    <w:rFonts w:ascii="Cambria Math" w:hAnsi="Cambria Math"/>
+                  </w:rPr>
+                  <m:t>j</m:t>
+                </m:r>
+              </m:sub>
+            </m:sSub>
           </m:sub>
           <m:sup/>
           <m:e>
@@ -3391,10 +3630,7 @@
     <w:p>
       <w:r>
         <w:lastRenderedPageBreak/>
-        <w:t>K-means++ chọn tâm đầu từ dữ liệu, sau đó ưu tiên điểm có bình phương khoảng cách lớn tới các tâm đã có [13]. Hiện thực trong đề tài dùng mười lần khởi tạo cho mỗi k và giữ mô hình có inertia thấp nhất, tối đa 150 vòng lặp. Điều kiện dừng dựa trên độ thay đổi tọa độ tâm nhỏ hơn 10⁻⁷; sau vòng lặp, nhãn và inertia được tính lại theo tâm cuối. Trường hợp cụm rỗng được xử lý bằng điểm xa nhất theo khoảng cách nhỏ nhất hiện tại. Những lựa chọn này là chi tiết hiện thực cần ghi rõ để người khác có thể chạy lại c</w:t>
-      </w:r>
-      <w:r>
-        <w:t>ùng quy trình.</w:t>
+        <w:t>K-means++ chọn tâm đầu từ dữ liệu, sau đó ưu tiên điểm có bình phương khoảng cách lớn tới các tâm đã có [13]. Hiện thực trong đề tài dùng mười lần khởi tạo cho mỗi k và giữ mô hình có inertia thấp nhất, tối đa 150 vòng lặp. Điều kiện dừng dựa trên độ thay đổi tọa độ tâm nhỏ hơn 10⁻⁷; sau vòng lặp, nhãn và inertia được tính lại theo tâm cuối. Trường hợp cụm rỗng được xử lý bằng điểm xa nhất theo khoảng cách nhỏ nhất hiện tại. Những lựa chọn này là chi tiết hiện thực cần ghi rõ để người khác có thể chạy lại cùng quy trình.</w:t>
       </w:r>
     </w:p>
     <w:p>
@@ -3632,40 +3868,28 @@
     </w:p>
     <w:p>
       <w:r>
-        <w:t>Chỉ số Rand điều chỉnh, ARI, được dùng để so mức đồng thuận của hai cách chia cùng các điểm, đã hiệu chỉnh theo một mô hình ngẫu nhiên và không phụ thuộc việc hoán đổi tên cụm [15]. Trong nghiên cứu này, nhãn của seed chính được so với seed 7 và 42. ARI bằng 1 cho biết hai phân hoạch trùng nhau trên dữ liệu đó; nó không đo tính đúng với phân khúc thị trường vì không có nhãn chuẩn bên ngoài. Như vậy, khảo sát k và seed cung cấp bằng chứng về lựa chọn/ổn định nội bộ, chưa cung cấp kiểm định nghiệp vụ.</w:t>
+        <w:t xml:space="preserve">Chỉ số Rand điều chỉnh, ARI, đo mức đồng thuận giữa hai phân hoạch của cùng các điểm và không phụ thuộc tên cụm [15]. Nhãn của seed chính được so với seed 7 và 42. ARI bằng 1 cho biết các phân hoạch trùng nhau trong phép thử này; chưa chứng minh ổn định khi đổi mẫu, đặc trưng hoặc chính sách ngoại lệ. Không có nhãn chuẩn bên ngoài nên ARI và silhouette không được gọi là độ chính xác nhận diện phân khúc thị trường.</w:t>
       </w:r>
     </w:p>
     <w:p>
       <w:r>
-        <w:t>SQLite là hệ quản trị nhúng lưu cơ sở dữ liệu trong một tệp và được gọi qua kết nối sqlite3 của Python. Bảng tỉnh và bảng loại giữ tên duy nhất, bảng listings tham chiếu chúng bằng khóa ngoại. PRIMARY KEY, UNIQUE, NOT NULL và CHECK biểu diễn các điều kiện có thể kiểm ngay khi ghi. Do SQLite dùng cơ chế kiểu linh hoạt trong các bảng hiện tại, khai báo REAL không thay cho toàn bộ kiểm dữ liệu đầu vào; quy trình còn chuyển kiểu và kiểm miền giá trị trước khi chèn. Hệ thống này phù hợp tra cứu cục bộ và minh họ</w:t>
-      </w:r>
-      <w:r>
-        <w:t>a quan hệ, chưa thiết kế cho nhiều người cùng cập nhật qua mạng [6], [11].</w:t>
+        <w:t>SQLite là hệ quản trị nhúng lưu cơ sở dữ liệu trong một tệp và được gọi qua kết nối sqlite3 của Python. Bảng tỉnh và bảng loại giữ tên duy nhất, bảng listings tham chiếu chúng bằng khóa ngoại. PRIMARY KEY, UNIQUE, NOT NULL và CHECK biểu diễn các điều kiện có thể kiểm ngay khi ghi. Do SQLite dùng cơ chế kiểu linh hoạt trong các bảng hiện tại, khai báo REAL không thay cho toàn bộ kiểm dữ liệu đầu vào; quy trình còn chuyển kiểu và kiểm miền giá trị trước khi chèn. Hệ thống này phù hợp tra cứu cục bộ và minh họa quan hệ, chưa thiết kế cho nhiều người cùng cập nhật qua mạng [6], [11].</w:t>
       </w:r>
     </w:p>
     <w:p>
       <w:r>
-        <w:t>Khóa ngoại cần được bật trên từng kết nối có ghi bằng PRAGMA foreign_keys=ON; việc có câu khai báo REFERENCES trong lược đồ không nên bị hiểu thành mọi kết nối đều tự áp dụng cùng chế độ. Mã tạo database thực hiện bật kiểm tra, nạp dữ liệu bằng câu lệnh có tham số, commit và kiểm tra toàn vẹn. Giao dịch của SQLite giúp nhóm thao tác trong database có thể được xác nhận theo đơn vị ghi của nó; cơ chế đó khác với xuất bản nhiều tệp CSV, JSON, ảnh và Excel. Đối với các tệp này, hệ thống dùng vùng tạm và manifes</w:t>
-      </w:r>
-      <w:r>
-        <w:t>t chứ không có một giao dịch phân tán duy nhất.</w:t>
+        <w:t>Khóa ngoại cần được bật trên từng kết nối có ghi bằng PRAGMA foreign_keys=ON; việc có câu khai báo REFERENCES trong lược đồ không nên bị hiểu thành mọi kết nối đều tự áp dụng cùng chế độ. Mã tạo database thực hiện bật kiểm tra, nạp dữ liệu bằng câu lệnh có tham số, commit và kiểm tra toàn vẹn. Giao dịch của SQLite giúp nhóm thao tác trong database có thể được xác nhận theo đơn vị ghi của nó; cơ chế đó khác với xuất bản nhiều tệp CSV, JSON, ảnh và Excel. Đối với các tệp này, hệ thống dùng vùng tạm và manifest chứ không có một giao dịch phân tán duy nhất.</w:t>
       </w:r>
     </w:p>
     <w:p>
       <w:r>
-        <w:t>Chỉ mục ghép được sắp theo thứ tự province_id, type_id, price_per_m2_vnd và row_id. Hai cột đầu phù hợp điều kiện bằng, cột đơn giá phù hợp truy vấn khoảng và thứ tự sắp, row_id phân giải trường hợp cùng đơn giá. EXPLAIN QUERY PLAN cho biết SQLite quét bảng hay tìm qua chỉ mục; ANALYZE cung cấp thống kê phục vụ lựa chọn kế hoạch. Chỉ mục hiện tại không chứa mọi cột trả về nên không được gọi là covering index cho truy vấn minh họa. Tác động đến thời gian còn phụ thuộc dữ liệu, cache và môi trường; cần kiểm c</w:t>
-      </w:r>
-      <w:r>
-        <w:t>ả kết quả bằng nhau lẫn phân bố thời gian, không suy ra tăng tốc chỉ từ việc thấy tên chỉ mục trong plan [7], [11].</w:t>
+        <w:t>Chỉ mục ghép được sắp theo thứ tự province_id, type_id, price_per_m2_vnd và row_id. Hai cột đầu phù hợp điều kiện bằng, cột đơn giá phù hợp truy vấn khoảng và thứ tự sắp, row_id phân giải trường hợp cùng đơn giá. EXPLAIN QUERY PLAN cho biết SQLite quét bảng hay tìm qua chỉ mục; ANALYZE cung cấp thống kê phục vụ lựa chọn kế hoạch. Chỉ mục hiện tại không chứa mọi cột trả về nên không được gọi là covering index cho truy vấn minh họa. Tác động đến thời gian còn phụ thuộc dữ liệu, cache và môi trường; cần kiểm cả kết quả bằng nhau lẫn phân bố thời gian, không suy ra tăng tốc chỉ từ việc thấy tên chỉ mục trong plan [7], [11].</w:t>
       </w:r>
     </w:p>
     <w:p>
       <w:r>
         <w:lastRenderedPageBreak/>
-        <w:t>Matplotlib tạo hình tĩnh từ các mảng và bảng đã xử lý. Histogram tổng giá được vẽ ở thang gốc và log để thấy phần đuôi; scatter dùng hai trục log vì giá và diện tích có khoảng biến thiên lớn. Biểu đồ cột địa phương kèm n và khoảng bootstrap, boxplot che các điểm ngoài râu trên hình nhưng không xóa chúng khỏi dữ liệu. Với khoảng giá không đều trong dashboard, chiều cao cột là số tin của từng khoảng, không được diễn giải như mật độ histogram có bề rộng bằng nhau. Đơn vị trục, tập lọc và số mẫu là một phần của</w:t>
-      </w:r>
-      <w:r>
-        <w:t xml:space="preserve"> ý nghĩa hình, không chỉ là trang trí [4], [10].</w:t>
+        <w:t>Matplotlib tạo hình tĩnh từ các mảng và bảng đã xử lý. Histogram tổng giá được vẽ ở thang gốc và log để thấy phần đuôi; scatter dùng hai trục log vì giá và diện tích có khoảng biến thiên lớn. Biểu đồ cột địa phương kèm n và khoảng bootstrap, boxplot che các điểm ngoài râu trên hình nhưng không xóa chúng khỏi dữ liệu. Với khoảng giá không đều trong dashboard, chiều cao cột là số tin của từng khoảng, không được diễn giải như mật độ histogram có bề rộng bằng nhau. Đơn vị trục, tập lọc và số mẫu là một phần của ý nghĩa hình, không chỉ là trang trí [4], [10].</w:t>
       </w:r>
     </w:p>
     <w:p>
@@ -3675,10 +3899,7 @@
     </w:p>
     <w:p>
       <w:r>
-        <w:t>Excel là kênh đọc và thao tác bảng bổ sung. Công thức đơn giá kiểm điều kiện đầu vào số dương trước phép chia; các cột phụ đổi đơn vị sang tỷ và triệu để tổng hợp. Công thức động có thể tính lại trong vùng workbook, còn cờ IQR, nhãn cụm và một số bảng là snapshot của pipeline. AutoFilter trong trang dữ liệu không mặc nhiên đổi KPI toàn workbook, vì các công thức tổng hợp không được xây dựng như mọi phép SUBTOTAL theo hàng hiển thị. Việc phân biệt này tránh kỳ vọng rằng chỉnh một ô hoặc ẩn một hàng đã làm to</w:t>
-      </w:r>
-      <w:r>
-        <w:t>àn bộ quy trình phân tích chạy lại.</w:t>
+        <w:t>Excel là kênh đọc và thao tác bảng bổ sung. Công thức đơn giá kiểm điều kiện đầu vào số dương trước phép chia; các cột phụ đổi đơn vị sang tỷ và triệu để tổng hợp. Công thức động có thể tính lại trong vùng workbook, còn cờ IQR, nhãn cụm và một số bảng là snapshot của pipeline. AutoFilter trong trang dữ liệu không mặc nhiên đổi KPI toàn workbook, vì các công thức tổng hợp không được xây dựng như mọi phép SUBTOTAL theo hàng hiển thị. Việc phân biệt này tránh kỳ vọng rằng chỉnh một ô hoặc ẩn một hàng đã làm toàn bộ quy trình phân tích chạy lại.</w:t>
       </w:r>
     </w:p>
     <w:p>
@@ -3699,10 +3920,7 @@
     </w:p>
     <w:p>
       <w:r>
-        <w:t xml:space="preserve">Bài toán được phân tích từ chuỗi hoạt động của người sử dụng dữ liệu. Người vận hành cần tạo lại kết quả từ đúng nguồn và đọc được lý do loại một tin; người xem cần hiểu tập tin đang được phân tích, chọn địa phương hoặc loại hình và xuất bảng phục vụ diễn giải. Đây là hai cách sử dụng trong một quy trình cục bộ, không phải hai mức quyền được hiện thực bằng tài khoản. Thiết kế không bổ sung chức năng xác thực, duyệt giao dịch hay quản lý môi giới vì những chức năng đó không cần cho mục tiêu khám phá mẫu giá </w:t>
-      </w:r>
-      <w:r>
-        <w:t>rao.</w:t>
+        <w:t>Bài toán được phân tích từ chuỗi hoạt động của người sử dụng dữ liệu. Người vận hành cần tạo lại kết quả từ đúng nguồn và đọc được lý do loại một tin; người xem cần hiểu tập tin đang được phân tích, chọn địa phương hoặc loại hình và xuất bảng phục vụ diễn giải. Đây là hai cách sử dụng trong một quy trình cục bộ, không phải hai mức quyền được hiện thực bằng tài khoản. Thiết kế không bổ sung chức năng xác thực, duyệt giao dịch hay quản lý môi giới vì những chức năng đó không cần cho mục tiêu khám phá mẫu giá rao.</w:t>
       </w:r>
     </w:p>
     <w:p>
@@ -3712,18 +3930,12 @@
     </w:p>
     <w:p>
       <w:r>
-        <w:t xml:space="preserve">Yêu cầu chất lượng tập trung vào tính nhất quán và khả năng giải thích. Các sản phẩm phải tham chiếu cùng run_id và nguồn; phép chia đơn giá phải khớp từng tin; số dòng trong lineage phải bảo toàn quy mô đầu vào. Khi thiếu nguồn hoặc hash không đúng, quy trình phải báo lỗi sớm. Khi một biểu đồ chỉ vẽ mẫu điểm cho nhẹ giao diện, chú thích phải phân biệt số điểm vẽ với số tin dùng tính KPI. Thông tin liên hệ và địa chỉ chi tiết không cần cho phân tích công khai nên không đưa vào các bảng xuất phục vụ xem kết </w:t>
-      </w:r>
-      <w:r>
-        <w:t>quả.</w:t>
+        <w:t>Yêu cầu chất lượng tập trung vào tính nhất quán và khả năng giải thích. Các sản phẩm phải tham chiếu cùng run_id và nguồn; phép chia đơn giá phải khớp từng tin; số dòng trong lineage phải bảo toàn quy mô đầu vào. Khi thiếu nguồn hoặc hash không đúng, quy trình phải báo lỗi sớm. Khi một biểu đồ chỉ vẽ mẫu điểm cho nhẹ giao diện, chú thích phải phân biệt số điểm vẽ với số tin dùng tính KPI. Thông tin liên hệ và địa chỉ chi tiết không cần cho phân tích công khai nên không đưa vào các bảng xuất phục vụ xem kết quả.</w:t>
       </w:r>
     </w:p>
     <w:p>
       <w:r>
-        <w:t xml:space="preserve">Năm trường lõi được chọn gồm title, price, area, location và description. Title phục vụ nhận diện sơ bộ loại/giao dịch; price và area cung cấp đại lượng số; location cung cấp nhãn địa phương; description cung cấp ngữ cảnh kiểm nhất quán. Các trường chi tiết khác có dấu hiệu lặp không ăn khớp giữa bản ghi khác loại, nên không dùng số phòng, nội thất hoặc pháp lý để phân tích chính. Đây là quyết định giảm thuộc tính dựa trên chất lượng có thể quan sát, không phải kết luận đã xác minh phương pháp thu thập của </w:t>
-      </w:r>
-      <w:r>
-        <w:t>tác giả nguồn.</w:t>
+        <w:t>Năm trường lõi được chọn gồm title, price, area, location và description. Title phục vụ nhận diện sơ bộ loại/giao dịch; price và area cung cấp đại lượng số; location cung cấp nhãn địa phương; description cung cấp ngữ cảnh kiểm nhất quán. Các trường chi tiết khác có dấu hiệu lặp không ăn khớp giữa bản ghi khác loại, nên không dùng số phòng, nội thất hoặc pháp lý để phân tích chính. Đây là quyết định giảm thuộc tính dựa trên chất lượng có thể quan sát, không phải kết luận đã xác minh phương pháp thu thập của tác giả nguồn.</w:t>
       </w:r>
     </w:p>
     <w:p>
@@ -3758,7 +3970,7 @@
                     <pic:cNvPicPr/>
                   </pic:nvPicPr>
                   <pic:blipFill>
-                    <a:blip r:embed="rId8"/>
+                    <a:blip r:embed="rId13"/>
                     <a:stretch>
                       <a:fillRect/>
                     </a:stretch>
@@ -3801,7 +4013,7 @@
         <w:rPr>
           <w:sz w:val="21"/>
         </w:rPr>
-        <w:t>Nguồn: thiết kế theo mã và dữ liệu dự án. Dữ liệu minh họa: 9.004 nguồn → 1.884 trùng + 184 cách ly + 6.936 giữ; dòng 1 tạo 23,8 triệu/m², dòng 638 cách ly.</w:t>
+        <w:t>Nguồn: thiết kế theo mã và dữ liệu dự án. Dữ liệu minh họa: 9.004 nguồn → 1.884 trùng + 209 cách ly + 6.911 giữ; dòng 1 tạo 23,8 triệu/m², dòng 638 cách ly.</w:t>
       </w:r>
     </w:p>
     <w:p>
@@ -4145,10 +4357,7 @@
     </w:p>
     <w:p>
       <w:r>
-        <w:t>Từ điển biến được tóm tắt ở Bảng 3. CSV sạch có 18 cột, trong đó các biến dẫn xuất được xác định rõ nguồn và đơn vị. row_id giữ vị trí bản ghi trong mảng nguồn, bắt đầu từ 1. listing_id là tiền tố 20 ký tự của hash nội dung; toàn bộ hash được dùng trong bộ nhớ để phát hiện trùng, còn ID xuất ra được kiểm tính duy nhất trước khi nạp database. Các ID này không thay cho mã tài sản ngoài thực tế. Những cột cờ và bằng chứng cần được giữ ngay cả khi không hiển thị hết trên dashboard, vì chúng phục vụ giải thích q</w:t>
-      </w:r>
-      <w:r>
-        <w:t>uyết định xử lý.</w:t>
+        <w:t>Từ điển biến được tóm tắt ở Bảng 3. CSV sạch có 18 cột, trong đó các biến dẫn xuất được xác định rõ nguồn và đơn vị. row_id giữ vị trí bản ghi trong mảng nguồn, bắt đầu từ 1. listing_id là tiền tố 20 ký tự của hash nội dung; toàn bộ hash được dùng trong bộ nhớ để phát hiện trùng, còn ID xuất ra được kiểm tính duy nhất trước khi nạp database. Các ID này không thay cho mã tài sản ngoài thực tế. Những cột cờ và bằng chứng cần được giữ ngay cả khi không hiển thị hết trên dashboard, vì chúng phục vụ giải thích quyết định xử lý.</w:t>
       </w:r>
     </w:p>
     <w:p>
@@ -6058,7 +6267,7 @@
         <w:rPr>
           <w:sz w:val="21"/>
         </w:rPr>
-        <w:t>Nguồn: schema listings_clean.csv và src/pipeline.py. CSV giữ 6.936 tin.</w:t>
+        <w:t>Nguồn: schema listings_clean.csv và src/pipeline.py. CSV giữ 6.911 tin.</w:t>
       </w:r>
     </w:p>
     <w:p>
@@ -6068,7 +6277,7 @@
     </w:p>
     <w:p>
       <w:r>
-        <w:t>Hình 2 biểu diễn quan hệ ba bảng của SQLite. provinces có 48 hàng gồm 47 nhãn xác định và nhóm chưa rõ, property_types có bốn hàng, listings có 6.936 hàng. Quan hệ một–nhiều từ mỗi bảng danh mục tới listings giúp giữ một cách viết tên chuẩn cho mỗi khóa và hỗ trợ JOIN. Không cần tạo nhiều bảng nghiệp vụ chỉ để tăng kích thước lược đồ; số bảng phải xuất phát từ đối tượng mà ứng dụng thực sự lưu và truy vấn.</w:t>
+        <w:t>Hình 2 biểu diễn quan hệ ba bảng của SQLite. provinces có 48 hàng gồm 47 nhãn xác định và nhóm chưa rõ, property_types có bốn hàng, listings có 6.911 hàng. Quan hệ một–nhiều từ mỗi bảng danh mục tới listings giúp giữ một cách viết tên chuẩn cho mỗi khóa và hỗ trợ JOIN. Không cần tạo nhiều bảng nghiệp vụ chỉ để tăng kích thước lược đồ; số bảng phải xuất phát từ đối tượng mà ứng dụng thực sự lưu và truy vấn.</w:t>
       </w:r>
     </w:p>
     <w:p>
@@ -6098,7 +6307,7 @@
                     <pic:cNvPicPr/>
                   </pic:nvPicPr>
                   <pic:blipFill>
-                    <a:blip r:embed="rId9"/>
+                    <a:blip r:embed="rId14"/>
                     <a:stretch>
                       <a:fillRect/>
                     </a:stretch>
@@ -6141,7 +6350,7 @@
         <w:rPr>
           <w:sz w:val="21"/>
         </w:rPr>
-        <w:t>Nguồn: thiết kế theo mã và dữ liệu dự án. Dữ liệu minh họa: provinces 48 hàng, property_types 4 hàng, listings 6.936 hàng; ví dụ liên kết cụ thể tại Bảng 4.</w:t>
+        <w:t>Nguồn: thiết kế theo mã và dữ liệu dự án. Dữ liệu minh họa: provinces 48 hàng, property_types 4 hàng, listings 6.911 hàng; ví dụ liên kết cụ thể tại Bảng 4.</w:t>
       </w:r>
     </w:p>
     <w:p>
@@ -6583,20 +6792,14 @@
     </w:p>
     <w:p>
       <w:r>
-        <w:t>Trong listings, row_id là INTEGER PRIMARY KEY; listing_id có NOT NULL và UNIQUE; province_id và type_id là khóa ngoại. Diện tích phải lớn hơn 0, tổng giá tối thiểu 10 triệu VND, đơn giá dương, cờ IQR chỉ nhận 0 hoặc 1. Ràng buộc kiểm tổng giá xấp xỉ diện tích nhân đơn giá dùng sai số số thực nhỏ. Các điều kiện này bảo vệ tính hợp lệ tính toán và chính sách chấp nhận, chưa kiểm được giá thật, pháp lý hoặc tính nhất quán đầy đủ của ngôn ngữ quảng cáo. Ví dụ, một tổng giá sai nhưng vẫn dương có thể vượt ràng b</w:t>
-      </w:r>
-      <w:r>
-        <w:t>uộc database nếu không được phát hiện trước đó.</w:t>
+        <w:t>Trong listings, row_id là INTEGER PRIMARY KEY; listing_id có NOT NULL và UNIQUE; province_id và type_id là khóa ngoại. Diện tích phải lớn hơn 0, tổng giá tối thiểu 10 triệu VND, đơn giá dương, cờ IQR chỉ nhận 0 hoặc 1. Ràng buộc kiểm tổng giá xấp xỉ diện tích nhân đơn giá dùng sai số số thực nhỏ. Các điều kiện này bảo vệ tính hợp lệ tính toán và chính sách chấp nhận, chưa kiểm được giá thật, pháp lý hoặc tính nhất quán đầy đủ của ngôn ngữ quảng cáo. Ví dụ, một tổng giá sai nhưng vẫn dương có thể vượt ràng buộc database nếu không được phát hiện trước đó.</w:t>
       </w:r>
     </w:p>
     <w:p>
       <w:r>
-        <w:t xml:space="preserve">Thiết kế phân tích giữ riêng ba quần thể sử dụng. Quần thể mặc định gồm 6.936 tin đã qua chính sách; quần thể không có cờ IQR nhóm gồm 6.676 tin và được dùng fit phân cụm; các quần thể độ </w:t>
-      </w:r>
-      <w:r>
-        <w:lastRenderedPageBreak/>
-        <w:t>nhạy được tạo theo từng điều kiện minh bạch. Nhóm phân cụm được lưu dưới nhãn 1 và 2, còn −1 chỉ những tin ngoài tập fit. Lọc dashboard chỉ chọn lại các bản ghi có sẵn và tính lại thống kê hiển thị, không fit lại K-means hoặc cập nhật scaler theo mỗi tổ hợp lựa chọn.</w:t>
-      </w:r>
+        <w:t>Thiết kế phân tích giữ riêng ba quần thể sử dụng. Quần thể mặc định gồm 6.911 tin đã qua chính sách; quần thể không có cờ IQR nhóm gồm 6.652 tin và được dùng fit phân cụm; các quần thể độ nhạy được tạo theo từng điều kiện minh bạch. Nhóm phân cụm được lưu dưới nhãn 1 và 2, còn −1 chỉ những tin ngoài tập fit. Lọc dashboard chỉ chọn lại các bản ghi có sẵn và tính lại thống kê hiển thị, không fit lại K-means hoặc cập nhật scaler theo mỗi tổ hợp lựa chọn.</w:t>
+      </w:r>
+      <w:r/>
     </w:p>
     <w:p>
       <w:r>
@@ -6605,18 +6808,12 @@
     </w:p>
     <w:p>
       <w:r>
-        <w:t xml:space="preserve">Thiết kế Excel có ba trang Dashboard, Du lieu và Chat luong; trang dữ liệu có 19 cột vì chứa các cột quy đổi và diện tích hợp lệ phục vụ công thức, đồng thời không đưa mọi cột CSV sang nguyên trạng. Các biểu đồ và công thức dựa trên vùng dữ liệu được tạo cho lần chạy đó. HTML và Excel là hai giao diện cho cùng nền dữ liệu nhưng không có mọi tương tác đồng nhất: HTML lọc và tính thống kê bằng JavaScript; Excel dùng bảng và công thức theo vùng đã thiết kế. Bởi vậy, nghiệm thu cần so ngữ nghĩa chỉ tiêu, không </w:t>
-      </w:r>
-      <w:r>
-        <w:t>chỉ so hình thức hoặc tên nhãn.</w:t>
+        <w:t>Thiết kế Excel có ba trang Dashboard, Du lieu và Chat luong; trang dữ liệu có 19 cột vì chứa các cột quy đổi và diện tích hợp lệ phục vụ công thức, đồng thời không đưa mọi cột CSV sang nguyên trạng. Các biểu đồ và công thức dựa trên vùng dữ liệu được tạo cho lần chạy đó. HTML và Excel là hai giao diện cho cùng nền dữ liệu nhưng không có mọi tương tác đồng nhất: HTML lọc và tính thống kê bằng JavaScript; Excel dùng bảng và công thức theo vùng đã thiết kế. Bởi vậy, nghiệm thu cần so ngữ nghĩa chỉ tiêu, không chỉ so hình thức hoặc tên nhãn.</w:t>
       </w:r>
     </w:p>
     <w:p>
       <w:r>
-        <w:t>Hợp đồng phiên bản gắn nguồn, mã lõi và đầu ra qua run_manifest.json. Dashboard và workbook có metadata dẫn xuất riêng, chứa core_run_id, hash sản phẩm và hash mã dựng. Khi một sản phẩm không khớp, verifier phải báo khác phiên bản; dashboard cũng không quảng bá workbook cũ như một bản cùng dữ liệu. Cách tổ chức này giảm nguy cơ dùng ảnh hoặc Excel của một lần chạy cũ để minh họa cho số liệu mới. Tuy nhiên, đây là hợp đồng kiểm tính nhất quán, không thay thế việc đánh giá nội dung tin và không biến toàn bộ q</w:t>
-      </w:r>
-      <w:r>
-        <w:t>uá trình xuất tệp thành một giao dịch nguyên tử.</w:t>
+        <w:t>Hợp đồng phiên bản gắn nguồn, mã lõi và đầu ra qua run_manifest.json. Dashboard và workbook có metadata dẫn xuất riêng, chứa core_run_id, hash sản phẩm và hash mã dựng. Khi một sản phẩm không khớp, verifier phải báo khác phiên bản; dashboard cũng không quảng bá workbook cũ như một bản cùng dữ liệu. Cách tổ chức này giảm nguy cơ dùng ảnh hoặc Excel của một lần chạy cũ để minh họa cho số liệu mới. Tuy nhiên, đây là hợp đồng kiểm tính nhất quán, không thay thế việc đánh giá nội dung tin và không biến toàn bộ quá trình xuất tệp thành một giao dịch nguyên tử.</w:t>
       </w:r>
     </w:p>
     <w:p>
@@ -7564,27 +7761,18 @@
     </w:p>
     <w:p>
       <w:r>
-        <w:t xml:space="preserve">Mô-đun tải scripts/download_data.py sử dụng URL của bản dữ liệu được ghim, lưu metadata và manifest để kiểm chứng. Khi nguồn cục bộ đã có checksum đúng, không cần tải lại để phân tích ngoại tuyến. Trước pipeline, read_verified_source trong src/artifact_contract.py kiểm SHA-256, cấu trúc mảng và số lượng 9.004 đối tượng. Nếu thiếu hoặc khác bản nguồn, chương trình dừng với thông báo. Bước này ngăn tình huống một tệp sửa riêng vẫn được gắn tên và DOI của bộ dữ liệu công bố; nó không xác thực nội dung kinh tế </w:t>
-      </w:r>
-      <w:r>
-        <w:t>của từng quảng cáo.</w:t>
+        <w:t>Mô-đun tải scripts/download_data.py sử dụng URL của bản dữ liệu được ghim, lưu metadata và manifest để kiểm chứng. Khi nguồn cục bộ đã có checksum đúng, không cần tải lại để phân tích ngoại tuyến. Trước pipeline, read_verified_source trong src/artifact_contract.py kiểm SHA-256, cấu trúc mảng và số lượng 9.004 đối tượng. Nếu thiếu hoặc khác bản nguồn, chương trình dừng với thông báo. Bước này ngăn tình huống một tệp sửa riêng vẫn được gắn tên và DOI của bộ dữ liệu công bố; nó không xác thực nội dung kinh tế của từng quảng cáo.</w:t>
       </w:r>
     </w:p>
     <w:p>
       <w:r>
-        <w:t>Trong src/pipeline.py, normalize tạo chuỗi so khớp; parse_number đọc cấu trúc dấu số và từ chối biểu thức không rõ; parse_area tìm một diện tích có đơn vị và xử lý dấu gạch đầu chuỗi nguồn như ký tự phân cách. Những chuỗi là khoảng diện tích không bị ép thành một điểm. Khi trường area chưa đọc được nhưng chuỗi price có phần diện tích ghi rõ, clean_records có thể khôi phục từ phần đó và ghi area_source cùng cờ. Với 349 tin giữ được khôi phục theo cách này, giá trị không được nội suy từ tin khác hoặc từ mô hì</w:t>
-      </w:r>
-      <w:r>
-        <w:t>nh dự đoán.</w:t>
+        <w:t>Trong src/pipeline.py, normalize tạo chuỗi so khớp; parse_number đọc cấu trúc dấu số và từ chối biểu thức không rõ; parse_area tìm một diện tích có đơn vị và xử lý dấu gạch đầu chuỗi nguồn như ký tự phân cách. Những chuỗi là khoảng diện tích không bị ép thành một điểm. Khi trường area chưa đọc được nhưng chuỗi price có phần diện tích ghi rõ, clean_records có thể khôi phục từ phần đó và ghi area_source cùng cờ. Với 347 tin giữ được khôi phục theo cách này, giá trị không được nội suy từ tin khác hoặc từ mô hình dự đoán.</w:t>
       </w:r>
     </w:p>
     <w:p>
       <w:r>
         <w:lastRenderedPageBreak/>
-        <w:t>parse_price tách phần diện tích có nhãn khỏi chuỗi giá rồi đọc số tiền và đơn vị. Giá ghép như 1 tỷ 200 triệu chỉ được cộng khi các thành phần không âm và đơn vị giảm dần; đơn vị lặp hoặc phần dư chưa giải thích được làm chuỗi không hợp lệ. Với giá ghi rõ trên m², tổng được suy ra khi diện tích dương có sẵn và price_basis lưu cơ sở đó. Sau chuẩn hóa, dòng 1 tạo 2.380.000.000 VND và 100 m², nên đơn giá bằng 23.800.000 VND/m². Đây là ví dụ của phép biến đổi có thể kiểm lại bằng số gốc, không phải một giá được</w:t>
-      </w:r>
-      <w:r>
-        <w:t xml:space="preserve"> hệ thống định giá lại.</w:t>
+        <w:t>parse_price tách phần diện tích có nhãn khỏi chuỗi giá rồi đọc số tiền và đơn vị. Giá ghép như 1 tỷ 200 triệu chỉ được cộng khi các thành phần không âm và đơn vị giảm dần; đơn vị lặp hoặc phần dư chưa giải thích được làm chuỗi không hợp lệ. Với giá ghi rõ trên m², tổng được suy ra khi diện tích dương có sẵn và price_basis lưu cơ sở đó. Sau chuẩn hóa, dòng 1 tạo 2.380.000.000 VND và 100 m², nên đơn giá bằng 23.800.000 VND/m². Đây là ví dụ của phép biến đổi có thể kiểm lại bằng số gốc, không phải một giá được hệ thống định giá lại.</w:t>
       </w:r>
     </w:p>
     <w:p>
@@ -7594,10 +7782,7 @@
     </w:p>
     <w:p>
       <w:r>
-        <w:t>classify_title nhận diện loại hình và giao dịch bằng các mẫu từ khóa có thứ tự ưu tiên. Một số cụm tên riêng hoặc ngữ cảnh như Nhà Bè, Nha Trang hay nhà đầu tư được loại khỏi những cách khớp dễ nhầm. Căn hộ, nhà và đất được nhận theo mẫu; phần còn lại thành other_unknown. Tin có tín hiệu thuê/bán lẫn nhau được xử lý khác với tin bán có nhắc thu nhập cho thuê. Khi không có tín hiệu bán rõ nhưng ngữ cảnh nguồn phù hợp, sale_assumed được giữ cùng cờ. Các điều kiện này giải thích được bằng mã nhưng vẫn phụ thuộ</w:t>
-      </w:r>
-      <w:r>
-        <w:t>c cách diễn đạt của người đăng, đặc biệt lỗi chính tả và viết tắt.</w:t>
+        <w:t>classify_title nhận diện loại hình và giao dịch bằng các mẫu từ khóa có thứ tự ưu tiên. Một số cụm tên riêng hoặc ngữ cảnh như Nhà Bè, Nha Trang hay nhà đầu tư được loại khỏi những cách khớp dễ nhầm. Căn hộ, nhà và đất được nhận theo mẫu; phần còn lại thành other_unknown. Tin có tín hiệu thuê/bán lẫn nhau được xử lý khác với tin bán có nhắc thu nhập cho thuê. Khi không có tín hiệu bán rõ nhưng ngữ cảnh nguồn phù hợp, sale_assumed được giữ cùng cờ. Các điều kiện này giải thích được bằng mã nhưng vẫn phụ thuộc cách diễn đạt của người đăng, đặc biệt lỗi chính tả và viết tắt.</w:t>
       </w:r>
     </w:p>
     <w:p>
@@ -7607,18 +7792,12 @@
     </w:p>
     <w:p>
       <w:r>
-        <w:t>Các quy tắc xung đột số học hiện tại thận trọng với mô tả nhiều sản phẩm, giá cũ, giảm giá, thu nhập hoặc nhiều loại diện tích. Một số phép so sử dụng ngưỡng chênh ít nhất năm lần, nên không bắt mọi sai khác nhỏ. Ví dụ rà soát bổ sung thấy dòng 5093 có 9,7 tỷ ở trường giá và 9,9 tỷ trong mô tả, trong khi dòng 8151 có diễn đạt diện tích khác trường lõi. Những phát hiện này được ghi trong hồ sơ rà soát riêng và giới hạn kết luận; không sửa thủ công một sản phẩm đầu ra để tạo ấn tượng tất cả dữ liệu đã được xá</w:t>
-      </w:r>
-      <w:r>
-        <w:t>c minh.</w:t>
+        <w:t xml:space="preserve">Các quy tắc kiểm chéo chỉ phát hiện một số mâu thuẫn số học và ngữ cảnh; ngưỡng chênh ít nhất năm lần không bắt mọi sai khác nhỏ. Dòng 5093 có 9,7 tỷ ở trường giá nhưng 9,9 tỷ trong mô tả. Dòng 8151 có 18.000 m² ở trường lõi và 180.000 m² trong mô tả; dòng 8535 có 6 m² ở trường lõi nhưng mô tả nêu 55/60 m². Những tin này vẫn ở tập EDA. Dòng 8535 được gắn cờ IQR và không tham gia fit cụm, nhưng cờ thống kê không giải quyết được diện tích nào đúng. Cần bổ sung trạng thái cần rà soát cho mâu thuẫn chưa giải quyết, giữ bằng chứng và tránh tự sửa số theo cảm giác.</w:t>
       </w:r>
     </w:p>
     <w:p>
       <w:r>
-        <w:t>Sau clean_records, hệ thống xuất ba bảng về tin giữ, tin cách ly và lineage. add_outlier_flags tính Q1/Q3 và hàng rào theo nhóm có cơ chế dự phòng như thiết kế. summarize_groups tính n, trung vị, tứ phân vị và tỷ lệ cờ; bootstrap chỉ được dùng ở những bảng thực sự cần khoảng biến động của trung vị. sensitivity_table tạo các phương án trên cùng dữ liệu đã qua chính sách. Các bảng CSV được ghi với UTF-8 có BOM để thuận tiện mở trong Excel; JSON giữ Unicode và biểu diễn số phục vụ ứng dụng. Sai khác làm tròn k</w:t>
-      </w:r>
-      <w:r>
-        <w:t>hi xuất bảng được tách khỏi phép tính nội bộ.</w:t>
+        <w:t>Sau clean_records, hệ thống xuất ba bảng về tin giữ, tin cách ly và lineage. add_outlier_flags tính Q1/Q3 và hàng rào theo nhóm có cơ chế dự phòng như thiết kế. summarize_groups tính n, trung vị, tứ phân vị và tỷ lệ cờ; bootstrap chỉ được dùng ở những bảng thực sự cần khoảng biến động của trung vị. sensitivity_table tạo các phương án trên cùng dữ liệu đã qua chính sách. Các bảng CSV được ghi với UTF-8 có BOM để thuận tiện mở trong Excel; JSON giữ Unicode và biểu diễn số phục vụ ứng dụng. Sai khác làm tròn khi xuất bảng được tách khỏi phép tính nội bộ.</w:t>
       </w:r>
     </w:p>
     <w:p>
@@ -7851,10 +8030,7 @@
     </w:p>
     <w:p>
       <w:r>
-        <w:t>tools/build_dashboard.py kiểm manifest trước khi đọc CSV, chọn mười trường cần cho giao diện rồi chuyển các cột số và boolean về đúng kiểu. JSON nhúng được thay ký tự mở thẻ thành biểu diễn Unicode escape để không tạo chuỗi kết thúc thẻ ngoài ý muốn. src/dashboard_template.html cung cấp hàm lọc, tính median, dựng SVG, phân trang và xuất CSV. Mẫu scatter được giảm điểm để giữ trang nhẹ, còn thống kê dùng toàn bộ tập lọc. Liên kết mở Excel chỉ được cung cấp như bản cùng dữ liệu khi metadata workbook đã vượt k</w:t>
-      </w:r>
-      <w:r>
-        <w:t>iểm phiên bản.</w:t>
+        <w:t>tools/build_dashboard.py kiểm manifest trước khi đọc CSV, chọn mười trường cần cho giao diện rồi chuyển các cột số và boolean về đúng kiểu. JSON nhúng được thay ký tự mở thẻ thành biểu diễn Unicode escape để không tạo chuỗi kết thúc thẻ ngoài ý muốn. src/dashboard_template.html cung cấp hàm lọc, tính median, dựng SVG, phân trang và xuất CSV. Mẫu scatter được giảm điểm để giữ trang nhẹ, còn thống kê dùng toàn bộ tập lọc. Liên kết mở Excel chỉ được cung cấp như bản cùng dữ liệu khi metadata workbook đã vượt kiểm phiên bản.</w:t>
       </w:r>
     </w:p>
     <w:p>
@@ -7868,26 +8044,17 @@
     </w:p>
     <w:p>
       <w:r>
-        <w:t>Quy trình xuất bản sản phẩm trong main dựng phần lõi ở một thư mục staging dưới tmp. Khi tạo thành công, từng tệp được chuyển sang vị trí đích, sau đó run_manifest.json được thay cuối cùng. Thiết kế này tránh công bố một bộ phân tích chưa dựng xong, nhưng bước chuyển nhiều tệp không phải nguyên tử toàn bộ: lỗi giữa chừng có thể để lại hỗn hợp tệp. Manifest và verifier phát hiện trạng thái không đồng nhất đó trước khi dùng để khẳng định một phiên bản hoàn tất. Dashboard và workbook được dựng/kiểm như sản phẩ</w:t>
-      </w:r>
-      <w:r>
-        <w:t>m dẫn xuất có metadata riêng.</w:t>
+        <w:t>Quy trình xuất bản sản phẩm trong main dựng phần lõi ở một thư mục staging dưới tmp. Khi tạo thành công, từng tệp được chuyển sang vị trí đích, sau đó run_manifest.json được thay cuối cùng. Thiết kế này tránh công bố một bộ phân tích chưa dựng xong, nhưng bước chuyển nhiều tệp không phải nguyên tử toàn bộ: lỗi giữa chừng có thể để lại hỗn hợp tệp. Manifest và verifier phát hiện trạng thái không đồng nhất đó trước khi dùng để khẳng định một phiên bản hoàn tất. Dashboard và workbook được dựng/kiểm như sản phẩm dẫn xuất có metadata riêng.</w:t>
       </w:r>
     </w:p>
     <w:p>
       <w:r>
-        <w:t>scripts/run_project.py điều phối tải/kiểm nguồn, pipeline, dựng HTML, kiểm thử, SQL và verifier. Tùy chọn --workbook yêu cầu dựng thêm Excel; --skip-download dùng nguồn cục bộ đã đúng checksum, không bỏ kiểm nguồn; --skip-tests không được diễn giải thành đã kiểm thử đạt. Bộ test Python bao quát các quy tắc phân tích và hợp đồng đầu ra, trong khi test JavaScript chạy mã thật trên DOM tối giản để kiểm các trạng thái và CSV. Cách tách lớp kiểm này cho phép ghi chính xác phần đã chạy bằng máy và phần bố cục trì</w:t>
-      </w:r>
-      <w:r>
-        <w:t>nh duyệt hoặc Excel thật còn cần xác nhận.</w:t>
+        <w:t>scripts/run_project.py điều phối tải/kiểm nguồn, pipeline, dựng HTML, kiểm thử, SQL và verifier. Tùy chọn --workbook yêu cầu dựng thêm Excel; --skip-download dùng nguồn cục bộ đã đúng checksum, không bỏ kiểm nguồn; --skip-tests không được diễn giải thành đã kiểm thử đạt. Bộ test Python bao quát các quy tắc phân tích và hợp đồng đầu ra, trong khi test JavaScript chạy mã thật trên DOM tối giản để kiểm các trạng thái và CSV. Cách tách lớp kiểm này cho phép ghi chính xác phần đã chạy bằng máy và phần bố cục trình duyệt hoặc Excel thật còn cần xác nhận.</w:t>
       </w:r>
     </w:p>
     <w:p>
       <w:r>
-        <w:t>tools/verify_delivery.py kiểm lại nguồn và manifest, đối soát từng bản ghi giữa CSV/JSON/database, kiểm phép chia và lineage, rồi kiểm sản phẩm dẫn xuất. Chế độ --require-workbook còn đọc đủ các dòng và KPI Excel, đối chiếu metadata cùng bằng chứng tính lại. tools/prepare_handover_evidence.py bổ sung phép tính trung vị bằng csv/statistics và SQLite ORDER BY, chạy lại bốn truy vấn chỉ đọc và tạo hồ sơ rà soát. Bộ bổ sung được ghim theo mốc dữ liệu, tránh chuyển một nhận xét nội dung cũ thành kết quả kiểm cho</w:t>
-      </w:r>
-      <w:r>
-        <w:t xml:space="preserve"> lần chạy khác.</w:t>
+        <w:t>tools/verify_delivery.py kiểm lại nguồn và manifest, đối soát từng bản ghi giữa CSV/JSON/database, kiểm phép chia và lineage, rồi kiểm sản phẩm dẫn xuất. Chế độ --require-workbook còn đọc đủ các dòng và KPI Excel, đối chiếu metadata cùng bằng chứng tính lại. tools/prepare_handover_evidence.py bổ sung phép tính trung vị bằng csv/statistics và SQLite ORDER BY, chạy lại bốn truy vấn chỉ đọc và tạo hồ sơ rà soát. Bộ bổ sung được ghim theo mốc dữ liệu, tránh chuyển một nhận xét nội dung cũ thành kết quả kiểm cho lần chạy khác.</w:t>
       </w:r>
     </w:p>
     <w:p>
@@ -7903,15 +8070,12 @@
     </w:p>
     <w:p>
       <w:r>
-        <w:t>Các kết quả trong chương lấy từ lần chạy 20261016T015620Z-f2e661a6. Đây là mã định danh kỹ thuật của một bộ sản phẩm, không phải ngày dữ liệu thị trường. Môi trường được lưu trong analysis.json gồm Python 3.13.7, NumPy 2.3.3, pandas 2.3.3, Matplotlib 3.10.6 và SQLite 3.50.4. Nguồn, mã lõi và sản phẩm được nối bằng hash trong manifest; bảng, hình và kết luận bên dưới cùng tham chiếu bộ dữ liệu giữ 6.936 tin. Ngày công bố nguồn vẫn là 12/01/2021 [1].</w:t>
+        <w:t>Các kết quả chính dùng lần chạy 20261027T065401Z-5c8df2cc: Python 3.12.3, NumPy 2.3.3, pandas 2.3.3, Matplotlib 3.10.6, SQLite 3.45.1. Dữ liệu sạch gồm 6.911 tin. Script complete_analysis.py đối chiếu nhãn và chạy phân tích mở rộng mà không thay quy tắc đã khóa. Ngày nguồn công bố vẫn là 12/01/2021; không diễn giải thành thị trường hiện tại.</w:t>
       </w:r>
     </w:p>
     <w:p>
       <w:r>
-        <w:t>Để vận hành phần cốt lõi từ bản clone, người dùng tạo môi trường Python phù hợp, cài requirements và chạy scripts/run_project.py. Lệnh mặc định tải hoặc kiểm nguồn trước pipeline; sau đó tạo dữ liệu, database, hình và HTML rồi thực thi các bước kiểm. Nếu chỉ cần xem kết quả đã tạo, có thể mở outputs/DASHBOARD_BAT_DONG_SAN.html bằng trình duyệt hoặc workbook bằng Excel mà không chạy lại thuật toán. Bảng 6 ghi lệnh cùng phạm vi của từng thao tác, tránh nhầm việc xem một file có sẵn với tái tạo thành công cả h</w:t>
-      </w:r>
-      <w:r>
-        <w:t>ệ thống.</w:t>
+        <w:t>Để vận hành phần cốt lõi từ bản clone, người dùng tạo môi trường Python phù hợp, cài requirements và chạy scripts/run_project.py. Lệnh mặc định tải hoặc kiểm nguồn trước pipeline; sau đó tạo dữ liệu, database, hình và HTML rồi thực thi các bước kiểm. Nếu chỉ cần xem kết quả đã tạo, có thể mở outputs/DASHBOARD_BAT_DONG_SAN.html bằng trình duyệt hoặc workbook bằng Excel mà không chạy lại thuật toán. Bảng 6 ghi lệnh cùng phạm vi của từng thao tác, tránh nhầm việc xem một file có sẵn với tái tạo thành công cả hệ thống.</w:t>
       </w:r>
     </w:p>
     <w:p>
@@ -8423,7 +8587,7 @@
     </w:p>
     <w:p>
       <w:r>
-        <w:t>Kết quả làm sạch được đối soát tại Bảng 7. Trong 9.004 bản ghi, có 1.884 tin trùng theo khóa năm trường, 184 tin cách ly và 6.936 tin giữ. Các trường lõi không trống không có nghĩa mọi giá trị đều phân tích được: 459 chuỗi diện tích nguồn chưa đọc được theo parser ban đầu; sau gộp trùng và khôi phục diện tích ghi rõ trong chuỗi giá, 349 tin giữ có diện tích khôi phục. Một tin bị cách ly có thể có nhiều lý do, do đó tổng số lượt lý do không được dùng thay số dòng cách ly.</w:t>
+        <w:t>Đối soát bảo toàn 9.004 dòng: 1.884 dòng trùng, 209 dòng cách ly và 6.911 tin giữ. Có 459 chuỗi diện tích nguồn chưa đọc được ban đầu; 347 tin giữ được khôi phục từ chuỗi giá. Trong tập giữ có 3.864 tin sale_assumed (55,91%), 3.032 tin bán rõ và 15 tin có thu nhập thuê. Các lý do cách ly có thể trùng trên một dòng nên không cộng lượt lý do thành số tin.</w:t>
       </w:r>
     </w:p>
     <w:p>
@@ -8480,6 +8644,7 @@
               <w:spacing w:before="60" w:after="60" w:line="240" w:lineRule="auto"/>
               <w:ind w:firstLine="0"/>
               <w:jc w:val="center"/>
+              <w:keepNext w:val="1"/>
             </w:pPr>
             <w:r>
               <w:rPr>
@@ -8513,6 +8678,7 @@
               <w:spacing w:before="60" w:after="60" w:line="240" w:lineRule="auto"/>
               <w:ind w:firstLine="0"/>
               <w:jc w:val="center"/>
+              <w:keepNext w:val="1"/>
             </w:pPr>
             <w:r>
               <w:rPr>
@@ -8546,6 +8712,7 @@
               <w:spacing w:before="60" w:after="60" w:line="240" w:lineRule="auto"/>
               <w:ind w:firstLine="0"/>
               <w:jc w:val="center"/>
+              <w:keepNext w:val="1"/>
             </w:pPr>
             <w:r>
               <w:rPr>
@@ -8584,6 +8751,7 @@
               <w:spacing w:before="60" w:after="60" w:line="240" w:lineRule="auto"/>
               <w:ind w:firstLine="0"/>
               <w:jc w:val="center"/>
+              <w:keepNext w:val="1"/>
             </w:pPr>
             <w:r>
               <w:rPr>
@@ -8615,6 +8783,7 @@
               <w:spacing w:before="60" w:after="60" w:line="240" w:lineRule="auto"/>
               <w:ind w:firstLine="0"/>
               <w:jc w:val="center"/>
+              <w:keepNext w:val="1"/>
             </w:pPr>
             <w:r>
               <w:rPr>
@@ -8646,6 +8815,7 @@
               <w:spacing w:before="60" w:after="60" w:line="240" w:lineRule="auto"/>
               <w:ind w:firstLine="0"/>
               <w:jc w:val="center"/>
+              <w:keepNext w:val="1"/>
             </w:pPr>
             <w:r>
               <w:rPr>
@@ -8683,6 +8853,7 @@
               <w:spacing w:before="60" w:after="60" w:line="240" w:lineRule="auto"/>
               <w:ind w:firstLine="0"/>
               <w:jc w:val="center"/>
+              <w:keepNext w:val="1"/>
             </w:pPr>
             <w:r>
               <w:rPr>
@@ -8714,6 +8885,7 @@
               <w:spacing w:before="60" w:after="60" w:line="240" w:lineRule="auto"/>
               <w:ind w:firstLine="0"/>
               <w:jc w:val="center"/>
+              <w:keepNext w:val="1"/>
             </w:pPr>
             <w:r>
               <w:rPr>
@@ -8744,12 +8916,13 @@
             <w:pPr>
               <w:spacing w:before="60" w:after="60" w:line="240" w:lineRule="auto"/>
               <w:ind w:firstLine="0"/>
-            </w:pPr>
-            <w:r>
-              <w:rPr>
-                <w:sz w:val="22"/>
-              </w:rPr>
-              <w:t>Trùng theo năm trường lõi đã chuẩn hóa</w:t>
+              <w:keepNext w:val="1"/>
+            </w:pPr>
+            <w:r>
+              <w:rPr>
+                <w:sz w:val="22"/>
+              </w:rPr>
+              <w:t>Trùng theo năm trường lõi</w:t>
             </w:r>
           </w:p>
         </w:tc>
@@ -8781,12 +8954,12 @@
               <w:spacing w:before="60" w:after="60" w:line="240" w:lineRule="auto"/>
               <w:ind w:firstLine="0"/>
               <w:jc w:val="center"/>
-            </w:pPr>
-            <w:r>
-              <w:rPr>
-                <w:sz w:val="22"/>
-              </w:rPr>
-              <w:lastRenderedPageBreak/>
+              <w:keepNext w:val="1"/>
+            </w:pPr>
+            <w:r>
+              <w:rPr>
+                <w:sz w:val="22"/>
+              </w:rPr>
               <w:t>Cách ly</w:t>
             </w:r>
           </w:p>
@@ -8813,12 +8986,13 @@
               <w:spacing w:before="60" w:after="60" w:line="240" w:lineRule="auto"/>
               <w:ind w:firstLine="0"/>
               <w:jc w:val="center"/>
-            </w:pPr>
-            <w:r>
-              <w:rPr>
-                <w:sz w:val="22"/>
-              </w:rPr>
-              <w:t>184</w:t>
+              <w:keepNext w:val="1"/>
+            </w:pPr>
+            <w:r>
+              <w:rPr>
+                <w:sz w:val="22"/>
+              </w:rPr>
+              <w:t>209</w:t>
             </w:r>
           </w:p>
         </w:tc>
@@ -8843,12 +9017,13 @@
             <w:pPr>
               <w:spacing w:before="60" w:after="60" w:line="240" w:lineRule="auto"/>
               <w:ind w:firstLine="0"/>
-            </w:pPr>
-            <w:r>
-              <w:rPr>
-                <w:sz w:val="22"/>
-              </w:rPr>
-              <w:t>Chưa đáp ứng chính sách, không đồng nghĩa tin giả</w:t>
+              <w:keepNext w:val="1"/>
+            </w:pPr>
+            <w:r>
+              <w:rPr>
+                <w:sz w:val="22"/>
+              </w:rPr>
+              <w:t>Chưa đáp ứng chính sách</w:t>
             </w:r>
           </w:p>
         </w:tc>
@@ -8880,6 +9055,7 @@
               <w:spacing w:before="60" w:after="60" w:line="240" w:lineRule="auto"/>
               <w:ind w:firstLine="0"/>
               <w:jc w:val="center"/>
+              <w:keepNext w:val="1"/>
             </w:pPr>
             <w:r>
               <w:rPr>
@@ -8911,12 +9087,13 @@
               <w:spacing w:before="60" w:after="60" w:line="240" w:lineRule="auto"/>
               <w:ind w:firstLine="0"/>
               <w:jc w:val="center"/>
-            </w:pPr>
-            <w:r>
-              <w:rPr>
-                <w:sz w:val="22"/>
-              </w:rPr>
-              <w:t>6.936</w:t>
+              <w:keepNext w:val="1"/>
+            </w:pPr>
+            <w:r>
+              <w:rPr>
+                <w:sz w:val="22"/>
+              </w:rPr>
+              <w:t>6.911</w:t>
             </w:r>
           </w:p>
         </w:tc>
@@ -8942,6 +9119,7 @@
               <w:spacing w:before="60" w:after="60" w:line="240" w:lineRule="auto"/>
               <w:ind w:firstLine="0"/>
               <w:jc w:val="center"/>
+              <w:keepNext w:val="1"/>
             </w:pPr>
             <w:r>
               <w:rPr>
@@ -8979,6 +9157,7 @@
               <w:spacing w:before="60" w:after="60" w:line="240" w:lineRule="auto"/>
               <w:ind w:firstLine="0"/>
               <w:jc w:val="center"/>
+              <w:keepNext w:val="1"/>
             </w:pPr>
             <w:r>
               <w:rPr>
@@ -9010,12 +9189,13 @@
               <w:spacing w:before="60" w:after="60" w:line="240" w:lineRule="auto"/>
               <w:ind w:firstLine="0"/>
               <w:jc w:val="center"/>
-            </w:pPr>
-            <w:r>
-              <w:rPr>
-                <w:sz w:val="22"/>
-              </w:rPr>
-              <w:t>260</w:t>
+              <w:keepNext w:val="1"/>
+            </w:pPr>
+            <w:r>
+              <w:rPr>
+                <w:sz w:val="22"/>
+              </w:rPr>
+              <w:t>259</w:t>
             </w:r>
           </w:p>
         </w:tc>
@@ -9040,12 +9220,13 @@
             <w:pPr>
               <w:spacing w:before="60" w:after="60" w:line="240" w:lineRule="auto"/>
               <w:ind w:firstLine="0"/>
-            </w:pPr>
-            <w:r>
-              <w:rPr>
-                <w:sz w:val="22"/>
-              </w:rPr>
-              <w:t>Vẫn thuộc tập giữ mặc định</w:t>
+              <w:keepNext w:val="1"/>
+            </w:pPr>
+            <w:r>
+              <w:rPr>
+                <w:sz w:val="22"/>
+              </w:rPr>
+              <w:t>Vẫn thuộc tập giữ</w:t>
             </w:r>
           </w:p>
         </w:tc>
@@ -9113,7 +9294,7 @@
               <w:rPr>
                 <w:sz w:val="22"/>
               </w:rPr>
-              <w:t>6.676</w:t>
+              <w:t>6.652</w:t>
             </w:r>
           </w:p>
         </w:tc>
@@ -9163,15 +9344,12 @@
     </w:p>
     <w:p>
       <w:r>
-        <w:t>Khả năng truy nguyên được minh họa bằng hai dòng đã sử dụng trong thiết kế. Dòng 1 được giữ với 100 m², tổng giá 2,38 tỷ và đơn giá 23,8 triệu/m². Dòng 638 có 143 m², giá lõi 20 triệu và mô tả 20tr/m2, nên chuyển vào rejected thay vì tự sửa thành một tổng giá suy đoán. Các ví dụ bổ sung như 7811 có 860 tỷ so với 860 triệu, hoặc 335 có 2 m² so với 2 ha, cho thấy kiểm chéo nguồn có vai trò trước thống kê. Đồng thời, các khác biệt nhỏ, mô tả nhiều lô hoặc viết tắt vẫn có thể vượt qua bộ quy tắc, nên tập giữ ch</w:t>
-      </w:r>
-      <w:r>
-        <w:t>ỉ được coi là hợp lệ theo chính sách đã nêu.</w:t>
+        <w:t>Khả năng truy nguyên được minh họa bằng hai dòng đã sử dụng trong thiết kế. Dòng 1 được giữ với 100 m², tổng giá 2,38 tỷ và đơn giá 23,8 triệu/m². Dòng 638 có 143 m², giá lõi 20 triệu và mô tả 20tr/m2, nên chuyển vào rejected thay vì tự sửa thành một tổng giá suy đoán. Các ví dụ bổ sung như 7811 có 860 tỷ so với 860 triệu, hoặc 335 có 2 m² so với 2 ha, cho thấy kiểm chéo nguồn có vai trò trước thống kê. Đồng thời, các khác biệt nhỏ, mô tả nhiều lô hoặc viết tắt vẫn có thể vượt qua bộ quy tắc, nên tập giữ chỉ được coi là hợp lệ theo chính sách đã nêu.</w:t>
       </w:r>
     </w:p>
     <w:p>
       <w:r>
-        <w:t>Tổng hợp chính cho thấy trung vị diện tích là 70 m², trung vị tổng giá 2,25 tỷ VND và trung vị đơn giá khoảng 32,3205 triệu VND/m². Trung bình tổng giá khoảng 3,6954 tỷ, cao hơn trung vị, phù hợp với phần đuôi giá cao. Bảng 8 cung cấp các phân vị để việc đọc hình không chỉ dựa vào cảm giác. Hình 3 đặt histogram tổng giá ở thang gốc cạnh thang log, giúp quan sát cả phần đuôi và khu vực tập trung. Hai histogram dùng cùng 6.936 tin, không phải hai mẫu trước và sau loại ngoại lệ.</w:t>
+        <w:t>Tổng hợp chính cho thấy trung vị diện tích là 70 m², trung vị tổng giá 2,25 tỷ VND và trung vị đơn giá khoảng 32,5000 triệu VND/m². Trung bình tổng giá khoảng 3,7042 tỷ, cao hơn trung vị, phù hợp với phần đuôi giá cao. Bảng 8 cung cấp các phân vị để việc đọc hình không chỉ dựa vào cảm giác. Hình 3 đặt histogram tổng giá ở thang gốc cạnh thang log, giúp quan sát cả phần đuôi và khu vực tập trung. Hai histogram dùng cùng 6.911 tin, không phải hai mẫu trước và sau loại ngoại lệ.</w:t>
       </w:r>
     </w:p>
     <w:p>
@@ -9402,7 +9580,7 @@
               <w:rPr>
                 <w:sz w:val="22"/>
               </w:rPr>
-              <w:t>6.936</w:t>
+              <w:t>6.911</w:t>
             </w:r>
           </w:p>
         </w:tc>
@@ -9433,7 +9611,7 @@
               <w:rPr>
                 <w:sz w:val="22"/>
               </w:rPr>
-              <w:t>6.936</w:t>
+              <w:t>6.911</w:t>
             </w:r>
           </w:p>
         </w:tc>
@@ -9464,7 +9642,7 @@
               <w:rPr>
                 <w:sz w:val="22"/>
               </w:rPr>
-              <w:t>6.936</w:t>
+              <w:t>6.911</w:t>
             </w:r>
           </w:p>
         </w:tc>
@@ -9532,7 +9710,7 @@
               <w:rPr>
                 <w:sz w:val="22"/>
               </w:rPr>
-              <w:t>796,40</w:t>
+              <w:t>796,54</w:t>
             </w:r>
           </w:p>
         </w:tc>
@@ -9563,7 +9741,7 @@
               <w:rPr>
                 <w:sz w:val="22"/>
               </w:rPr>
-              <w:t>3,6954</w:t>
+              <w:t>3,7042</w:t>
             </w:r>
           </w:p>
         </w:tc>
@@ -9594,7 +9772,7 @@
               <w:rPr>
                 <w:sz w:val="22"/>
               </w:rPr>
-              <w:t>49,5350</w:t>
+              <w:t>49,6666</w:t>
             </w:r>
           </w:p>
         </w:tc>
@@ -9724,7 +9902,7 @@
               <w:rPr>
                 <w:sz w:val="22"/>
               </w:rPr>
-              <w:t>12,5000</w:t>
+              <w:t>12,5409</w:t>
             </w:r>
           </w:p>
         </w:tc>
@@ -9854,7 +10032,7 @@
               <w:rPr>
                 <w:sz w:val="22"/>
               </w:rPr>
-              <w:t>32,3205</w:t>
+              <w:t>32,5000</w:t>
             </w:r>
           </w:p>
         </w:tc>
@@ -9984,7 +10162,7 @@
               <w:rPr>
                 <w:sz w:val="22"/>
               </w:rPr>
-              <w:t>73,0769</w:t>
+              <w:t>73,3333</w:t>
             </w:r>
           </w:p>
         </w:tc>
@@ -10129,7 +10307,7 @@
         <w:rPr>
           <w:sz w:val="21"/>
         </w:rPr>
-        <w:t>Nguồn: descriptive_statistics.csv; hàng số tin ở ba cột đều 6.936, không áp dụng quy đổi đơn vị.</w:t>
+        <w:t>Nguồn: descriptive_statistics.csv; hàng số tin ở ba cột đều 6.911, không áp dụng quy đổi đơn vị.</w:t>
       </w:r>
     </w:p>
     <w:p>
@@ -10159,7 +10337,7 @@
                     <pic:cNvPicPr/>
                   </pic:nvPicPr>
                   <pic:blipFill>
-                    <a:blip r:embed="rId10"/>
+                    <a:blip r:embed="rId15"/>
                     <a:stretch>
                       <a:fillRect/>
                     </a:stretch>
@@ -10202,7 +10380,7 @@
         <w:rPr>
           <w:sz w:val="21"/>
         </w:rPr>
-        <w:t>Nguồn: xử lý từ Mendeley v2 [1], cùng run_id. n=6.936; tổng giá theo tỷ VND, log10(giá/tỷ VND); lần lượt 50 và 35 khoảng. Số liệu minh họa tại Bảng 8.</w:t>
+        <w:t>Nguồn: xử lý từ Mendeley v2 [1], cùng run_id. n=6.911; tổng giá theo tỷ VND, log10(giá/tỷ VND); lần lượt 50 và 35 khoảng. Số liệu minh họa tại Bảng 8.</w:t>
       </w:r>
     </w:p>
     <w:p>
@@ -10237,7 +10415,7 @@
                     <pic:cNvPicPr/>
                   </pic:nvPicPr>
                   <pic:blipFill>
-                    <a:blip r:embed="rId11"/>
+                    <a:blip r:embed="rId16"/>
                     <a:stretch>
                       <a:fillRect/>
                     </a:stretch>
@@ -10280,7 +10458,7 @@
         <w:rPr>
           <w:sz w:val="21"/>
         </w:rPr>
-        <w:t>Nguồn: xử lý từ Mendeley v2 [1], cùng run_id. n=6.936, hai trục log; diện tích m² và tổng giá tỷ VND, màu theo loại suy luận. Ví dụ tại Bảng 9.</w:t>
+        <w:t>Nguồn: xử lý từ Mendeley v2 [1], cùng run_id. n=6.911, hai trục log; diện tích m² và tổng giá tỷ VND, màu theo loại suy luận. Ví dụ tại Bảng 9.</w:t>
       </w:r>
     </w:p>
     <w:p>
@@ -11108,15 +11286,12 @@
         <w:rPr>
           <w:sz w:val="21"/>
         </w:rPr>
-        <w:t>Nguồn: listings_clean.csv; các dòng minh họa thuộc hình scatter toàn bộ 6.936 tin.</w:t>
+        <w:t>Nguồn: listings_clean.csv; các dòng minh họa thuộc hình scatter toàn bộ 6.911 tin.</w:t>
       </w:r>
     </w:p>
     <w:p>
       <w:r>
-        <w:t>Tương quan Spearman diện tích–tổng giá bằng −0,037634, tức quan hệ đơn điệu tổng thể rất yếu trong mẫu đang trộn nhiều loại và địa phương. Kết quả không hỗ trợ câu kết luận đơn giản rằng diện tích lớn luôn đi kèm tổng giá cao trong toàn bộ tập này. Khi ghép đất diện tích lớn ở địa phương khác với nhà đô thị diện tích nhỏ, cấu trúc thành phần có thể che hoặc đảo các quan hệ bên trong nhóm. Hệ số diện tích–đơn giá bằng −0,588097 còn phải đọc cùng việc đơn giá chứa diện tích ở mẫu số, không thể xem là bằng chứ</w:t>
-      </w:r>
-      <w:r>
-        <w:t>ng độc lập của tác động kinh tế.</w:t>
+        <w:t>Spearman diện tích–tổng giá toàn mẫu là -0,037440, nhưng đạt 0,609864 ở căn hộ, 0,232733 ở nhà và 0,021633 ở đất. Nhà tại Hà Nội đạt 0,6427, nhà tại TP.HCM đạt 0,3334. Các quan hệ thay đổi theo thành phần nhóm, hỗ trợ phân tích có điều kiện; chưa chứng minh tác động nhân quả.</w:t>
       </w:r>
     </w:p>
     <w:p>
@@ -11146,7 +11321,7 @@
                     <pic:cNvPicPr/>
                   </pic:nvPicPr>
                   <pic:blipFill>
-                    <a:blip r:embed="rId12"/>
+                    <a:blip r:embed="rId17"/>
                     <a:stretch>
                       <a:fillRect/>
                     </a:stretch>
@@ -11189,7 +11364,7 @@
         <w:rPr>
           <w:sz w:val="21"/>
         </w:rPr>
-        <w:t>Nguồn: xử lý từ Mendeley v2 [1], cùng run_id. n=6.936; hệ số không có đơn vị, tính từ thứ hạng. Bảng 10 nêu các cặp biến, không diễn giải nhân quả.</w:t>
+        <w:t>Nguồn: xử lý từ Mendeley v2 [1], cùng run_id. n=6.911; hệ số không có đơn vị, tính từ thứ hạng. Bảng 10 nêu các cặp biến, không diễn giải nhân quả.</w:t>
       </w:r>
     </w:p>
     <w:p>
@@ -11386,7 +11561,7 @@
               <w:rPr>
                 <w:sz w:val="22"/>
               </w:rPr>
-              <w:t>-0,037634</w:t>
+              <w:t>-0,037440</w:t>
             </w:r>
           </w:p>
         </w:tc>
@@ -11484,7 +11659,7 @@
               <w:rPr>
                 <w:sz w:val="22"/>
               </w:rPr>
-              <w:t>-0,588097</w:t>
+              <w:t>-0,588740</w:t>
             </w:r>
           </w:p>
         </w:tc>
@@ -11582,7 +11757,7 @@
               <w:rPr>
                 <w:sz w:val="22"/>
               </w:rPr>
-              <w:t>0,768824</w:t>
+              <w:t>0,768038</w:t>
             </w:r>
           </w:p>
         </w:tc>
@@ -11613,6 +11788,496 @@
                 <w:sz w:val="22"/>
               </w:rPr>
               <w:t>Có biến giá chung trong tử số</w:t>
+            </w:r>
+          </w:p>
+        </w:tc>
+      </w:tr>
+      <w:tr>
+        <w:trPr>
+          <w:cantSplit/>
+          <w:jc w:val="center"/>
+        </w:trPr>
+        <w:tc>
+          <w:tcPr>
+            <w:tcW w:w="3231" w:type="dxa"/>
+            <w:tcBorders>
+              <w:top w:val="single" w:sz="5" w:space="0" w:color="D9D9D9"/>
+              <w:left w:val="single" w:sz="5" w:space="0" w:color="D9D9D9"/>
+              <w:bottom w:val="single" w:sz="5" w:space="0" w:color="D9D9D9"/>
+              <w:right w:val="single" w:sz="5" w:space="0" w:color="D9D9D9"/>
+            </w:tcBorders>
+            <w:tcMar>
+              <w:top w:w="85" w:type="dxa"/>
+              <w:left w:w="85" w:type="dxa"/>
+              <w:bottom w:w="85" w:type="dxa"/>
+              <w:right w:w="85" w:type="dxa"/>
+            </w:tcMar>
+            <w:vAlign w:val="center"/>
+          </w:tcPr>
+          <w:p>
+            <w:pPr>
+              <w:spacing w:before="60" w:after="60" w:line="240" w:lineRule="auto"/>
+              <w:ind w:firstLine="0"/>
+              <w:jc w:val="center"/>
+            </w:pPr>
+            <w:r>
+              <w:rPr>
+                <w:sz w:val="22"/>
+              </w:rPr>
+              <w:t xml:space="preserve">Diện tích – tổng giá (căn hộ)</w:t>
+            </w:r>
+          </w:p>
+        </w:tc>
+        <w:tc>
+          <w:tcPr>
+            <w:tcW w:w="1417" w:type="dxa"/>
+            <w:tcBorders>
+              <w:top w:val="single" w:sz="5" w:space="0" w:color="D9D9D9"/>
+              <w:left w:val="single" w:sz="5" w:space="0" w:color="D9D9D9"/>
+              <w:bottom w:val="single" w:sz="5" w:space="0" w:color="D9D9D9"/>
+              <w:right w:val="single" w:sz="5" w:space="0" w:color="D9D9D9"/>
+            </w:tcBorders>
+            <w:tcMar>
+              <w:top w:w="85" w:type="dxa"/>
+              <w:left w:w="85" w:type="dxa"/>
+              <w:bottom w:w="85" w:type="dxa"/>
+              <w:right w:w="85" w:type="dxa"/>
+            </w:tcMar>
+            <w:vAlign w:val="center"/>
+          </w:tcPr>
+          <w:p>
+            <w:pPr>
+              <w:spacing w:before="60" w:after="60" w:line="240" w:lineRule="auto"/>
+              <w:ind w:firstLine="0"/>
+              <w:jc w:val="center"/>
+            </w:pPr>
+            <w:r>
+              <w:rPr>
+                <w:sz w:val="22"/>
+              </w:rPr>
+              <w:t>0,609864</w:t>
+            </w:r>
+          </w:p>
+        </w:tc>
+        <w:tc>
+          <w:tcPr>
+            <w:tcW w:w="5040" w:type="dxa"/>
+            <w:tcBorders>
+              <w:top w:val="single" w:sz="5" w:space="0" w:color="D9D9D9"/>
+              <w:left w:val="single" w:sz="5" w:space="0" w:color="D9D9D9"/>
+              <w:bottom w:val="single" w:sz="5" w:space="0" w:color="D9D9D9"/>
+              <w:right w:val="single" w:sz="5" w:space="0" w:color="D9D9D9"/>
+            </w:tcBorders>
+            <w:tcMar>
+              <w:top w:w="85" w:type="dxa"/>
+              <w:left w:w="85" w:type="dxa"/>
+              <w:bottom w:w="85" w:type="dxa"/>
+              <w:right w:w="85" w:type="dxa"/>
+            </w:tcMar>
+            <w:vAlign w:val="center"/>
+          </w:tcPr>
+          <w:p>
+            <w:pPr>
+              <w:spacing w:before="60" w:after="60" w:line="240" w:lineRule="auto"/>
+              <w:ind w:firstLine="0"/>
+            </w:pPr>
+            <w:r>
+              <w:rPr>
+                <w:sz w:val="22"/>
+              </w:rPr>
+              <w:t>n=366; tương quan trong nhóm suy luận</w:t>
+            </w:r>
+          </w:p>
+        </w:tc>
+      </w:tr>
+      <w:tr>
+        <w:trPr>
+          <w:cantSplit/>
+          <w:jc w:val="center"/>
+        </w:trPr>
+        <w:tc>
+          <w:tcPr>
+            <w:tcW w:w="3231" w:type="dxa"/>
+            <w:tcBorders>
+              <w:top w:val="single" w:sz="5" w:space="0" w:color="D9D9D9"/>
+              <w:left w:val="single" w:sz="5" w:space="0" w:color="D9D9D9"/>
+              <w:bottom w:val="single" w:sz="5" w:space="0" w:color="D9D9D9"/>
+              <w:right w:val="single" w:sz="5" w:space="0" w:color="D9D9D9"/>
+            </w:tcBorders>
+            <w:tcMar>
+              <w:top w:w="85" w:type="dxa"/>
+              <w:left w:w="85" w:type="dxa"/>
+              <w:bottom w:w="85" w:type="dxa"/>
+              <w:right w:w="85" w:type="dxa"/>
+            </w:tcMar>
+            <w:vAlign w:val="center"/>
+          </w:tcPr>
+          <w:p>
+            <w:pPr>
+              <w:spacing w:before="60" w:after="60" w:line="240" w:lineRule="auto"/>
+              <w:ind w:firstLine="0"/>
+              <w:jc w:val="center"/>
+            </w:pPr>
+            <w:r>
+              <w:rPr>
+                <w:sz w:val="22"/>
+              </w:rPr>
+              <w:t xml:space="preserve">Diện tích – tổng giá (nhà)</w:t>
+            </w:r>
+          </w:p>
+        </w:tc>
+        <w:tc>
+          <w:tcPr>
+            <w:tcW w:w="1417" w:type="dxa"/>
+            <w:tcBorders>
+              <w:top w:val="single" w:sz="5" w:space="0" w:color="D9D9D9"/>
+              <w:left w:val="single" w:sz="5" w:space="0" w:color="D9D9D9"/>
+              <w:bottom w:val="single" w:sz="5" w:space="0" w:color="D9D9D9"/>
+              <w:right w:val="single" w:sz="5" w:space="0" w:color="D9D9D9"/>
+            </w:tcBorders>
+            <w:tcMar>
+              <w:top w:w="85" w:type="dxa"/>
+              <w:left w:w="85" w:type="dxa"/>
+              <w:bottom w:w="85" w:type="dxa"/>
+              <w:right w:w="85" w:type="dxa"/>
+            </w:tcMar>
+            <w:vAlign w:val="center"/>
+          </w:tcPr>
+          <w:p>
+            <w:pPr>
+              <w:spacing w:before="60" w:after="60" w:line="240" w:lineRule="auto"/>
+              <w:ind w:firstLine="0"/>
+              <w:jc w:val="center"/>
+            </w:pPr>
+            <w:r>
+              <w:rPr>
+                <w:sz w:val="22"/>
+              </w:rPr>
+              <w:t>0,232733</w:t>
+            </w:r>
+          </w:p>
+        </w:tc>
+        <w:tc>
+          <w:tcPr>
+            <w:tcW w:w="5040" w:type="dxa"/>
+            <w:tcBorders>
+              <w:top w:val="single" w:sz="5" w:space="0" w:color="D9D9D9"/>
+              <w:left w:val="single" w:sz="5" w:space="0" w:color="D9D9D9"/>
+              <w:bottom w:val="single" w:sz="5" w:space="0" w:color="D9D9D9"/>
+              <w:right w:val="single" w:sz="5" w:space="0" w:color="D9D9D9"/>
+            </w:tcBorders>
+            <w:tcMar>
+              <w:top w:w="85" w:type="dxa"/>
+              <w:left w:w="85" w:type="dxa"/>
+              <w:bottom w:w="85" w:type="dxa"/>
+              <w:right w:w="85" w:type="dxa"/>
+            </w:tcMar>
+            <w:vAlign w:val="center"/>
+          </w:tcPr>
+          <w:p>
+            <w:pPr>
+              <w:spacing w:before="60" w:after="60" w:line="240" w:lineRule="auto"/>
+              <w:ind w:firstLine="0"/>
+            </w:pPr>
+            <w:r>
+              <w:rPr>
+                <w:sz w:val="22"/>
+              </w:rPr>
+              <w:t>n=3.624; tương quan trong nhóm suy luận</w:t>
+            </w:r>
+          </w:p>
+        </w:tc>
+      </w:tr>
+      <w:tr>
+        <w:trPr>
+          <w:cantSplit/>
+          <w:jc w:val="center"/>
+        </w:trPr>
+        <w:tc>
+          <w:tcPr>
+            <w:tcW w:w="3231" w:type="dxa"/>
+            <w:tcBorders>
+              <w:top w:val="single" w:sz="5" w:space="0" w:color="D9D9D9"/>
+              <w:left w:val="single" w:sz="5" w:space="0" w:color="D9D9D9"/>
+              <w:bottom w:val="single" w:sz="5" w:space="0" w:color="D9D9D9"/>
+              <w:right w:val="single" w:sz="5" w:space="0" w:color="D9D9D9"/>
+            </w:tcBorders>
+            <w:tcMar>
+              <w:top w:w="85" w:type="dxa"/>
+              <w:left w:w="85" w:type="dxa"/>
+              <w:bottom w:w="85" w:type="dxa"/>
+              <w:right w:w="85" w:type="dxa"/>
+            </w:tcMar>
+            <w:vAlign w:val="center"/>
+          </w:tcPr>
+          <w:p>
+            <w:pPr>
+              <w:spacing w:before="60" w:after="60" w:line="240" w:lineRule="auto"/>
+              <w:ind w:firstLine="0"/>
+              <w:jc w:val="center"/>
+            </w:pPr>
+            <w:r>
+              <w:rPr>
+                <w:sz w:val="22"/>
+              </w:rPr>
+              <w:t xml:space="preserve">Diện tích – tổng giá (đất)</w:t>
+            </w:r>
+          </w:p>
+        </w:tc>
+        <w:tc>
+          <w:tcPr>
+            <w:tcW w:w="1417" w:type="dxa"/>
+            <w:tcBorders>
+              <w:top w:val="single" w:sz="5" w:space="0" w:color="D9D9D9"/>
+              <w:left w:val="single" w:sz="5" w:space="0" w:color="D9D9D9"/>
+              <w:bottom w:val="single" w:sz="5" w:space="0" w:color="D9D9D9"/>
+              <w:right w:val="single" w:sz="5" w:space="0" w:color="D9D9D9"/>
+            </w:tcBorders>
+            <w:tcMar>
+              <w:top w:w="85" w:type="dxa"/>
+              <w:left w:w="85" w:type="dxa"/>
+              <w:bottom w:w="85" w:type="dxa"/>
+              <w:right w:w="85" w:type="dxa"/>
+            </w:tcMar>
+            <w:vAlign w:val="center"/>
+          </w:tcPr>
+          <w:p>
+            <w:pPr>
+              <w:spacing w:before="60" w:after="60" w:line="240" w:lineRule="auto"/>
+              <w:ind w:firstLine="0"/>
+              <w:jc w:val="center"/>
+            </w:pPr>
+            <w:r>
+              <w:rPr>
+                <w:sz w:val="22"/>
+              </w:rPr>
+              <w:t>0,021633</w:t>
+            </w:r>
+          </w:p>
+        </w:tc>
+        <w:tc>
+          <w:tcPr>
+            <w:tcW w:w="5040" w:type="dxa"/>
+            <w:tcBorders>
+              <w:top w:val="single" w:sz="5" w:space="0" w:color="D9D9D9"/>
+              <w:left w:val="single" w:sz="5" w:space="0" w:color="D9D9D9"/>
+              <w:bottom w:val="single" w:sz="5" w:space="0" w:color="D9D9D9"/>
+              <w:right w:val="single" w:sz="5" w:space="0" w:color="D9D9D9"/>
+            </w:tcBorders>
+            <w:tcMar>
+              <w:top w:w="85" w:type="dxa"/>
+              <w:left w:w="85" w:type="dxa"/>
+              <w:bottom w:w="85" w:type="dxa"/>
+              <w:right w:w="85" w:type="dxa"/>
+            </w:tcMar>
+            <w:vAlign w:val="center"/>
+          </w:tcPr>
+          <w:p>
+            <w:pPr>
+              <w:spacing w:before="60" w:after="60" w:line="240" w:lineRule="auto"/>
+              <w:ind w:firstLine="0"/>
+            </w:pPr>
+            <w:r>
+              <w:rPr>
+                <w:sz w:val="22"/>
+              </w:rPr>
+              <w:t>n=1.855; tương quan trong nhóm suy luận</w:t>
+            </w:r>
+          </w:p>
+        </w:tc>
+      </w:tr>
+      <w:tr>
+        <w:trPr>
+          <w:cantSplit/>
+          <w:jc w:val="center"/>
+        </w:trPr>
+        <w:tc>
+          <w:tcPr>
+            <w:tcW w:w="3231" w:type="dxa"/>
+            <w:tcBorders>
+              <w:top w:val="single" w:sz="5" w:space="0" w:color="D9D9D9"/>
+              <w:left w:val="single" w:sz="5" w:space="0" w:color="D9D9D9"/>
+              <w:bottom w:val="single" w:sz="5" w:space="0" w:color="D9D9D9"/>
+              <w:right w:val="single" w:sz="5" w:space="0" w:color="D9D9D9"/>
+            </w:tcBorders>
+            <w:tcMar>
+              <w:top w:w="85" w:type="dxa"/>
+              <w:left w:w="85" w:type="dxa"/>
+              <w:bottom w:w="85" w:type="dxa"/>
+              <w:right w:w="85" w:type="dxa"/>
+            </w:tcMar>
+            <w:vAlign w:val="center"/>
+          </w:tcPr>
+          <w:p>
+            <w:pPr>
+              <w:spacing w:before="60" w:after="60" w:line="240" w:lineRule="auto"/>
+              <w:ind w:firstLine="0"/>
+              <w:jc w:val="center"/>
+            </w:pPr>
+            <w:r>
+              <w:rPr>
+                <w:sz w:val="22"/>
+              </w:rPr>
+              <w:t xml:space="preserve">Diện tích – tổng giá (nhà, Hà Nội)</w:t>
+            </w:r>
+          </w:p>
+        </w:tc>
+        <w:tc>
+          <w:tcPr>
+            <w:tcW w:w="1417" w:type="dxa"/>
+            <w:tcBorders>
+              <w:top w:val="single" w:sz="5" w:space="0" w:color="D9D9D9"/>
+              <w:left w:val="single" w:sz="5" w:space="0" w:color="D9D9D9"/>
+              <w:bottom w:val="single" w:sz="5" w:space="0" w:color="D9D9D9"/>
+              <w:right w:val="single" w:sz="5" w:space="0" w:color="D9D9D9"/>
+            </w:tcBorders>
+            <w:tcMar>
+              <w:top w:w="85" w:type="dxa"/>
+              <w:left w:w="85" w:type="dxa"/>
+              <w:bottom w:w="85" w:type="dxa"/>
+              <w:right w:w="85" w:type="dxa"/>
+            </w:tcMar>
+            <w:vAlign w:val="center"/>
+          </w:tcPr>
+          <w:p>
+            <w:pPr>
+              <w:spacing w:before="60" w:after="60" w:line="240" w:lineRule="auto"/>
+              <w:ind w:firstLine="0"/>
+              <w:jc w:val="center"/>
+            </w:pPr>
+            <w:r>
+              <w:rPr>
+                <w:sz w:val="22"/>
+              </w:rPr>
+              <w:t>0,642744</w:t>
+            </w:r>
+          </w:p>
+        </w:tc>
+        <w:tc>
+          <w:tcPr>
+            <w:tcW w:w="5040" w:type="dxa"/>
+            <w:tcBorders>
+              <w:top w:val="single" w:sz="5" w:space="0" w:color="D9D9D9"/>
+              <w:left w:val="single" w:sz="5" w:space="0" w:color="D9D9D9"/>
+              <w:bottom w:val="single" w:sz="5" w:space="0" w:color="D9D9D9"/>
+              <w:right w:val="single" w:sz="5" w:space="0" w:color="D9D9D9"/>
+            </w:tcBorders>
+            <w:tcMar>
+              <w:top w:w="85" w:type="dxa"/>
+              <w:left w:w="85" w:type="dxa"/>
+              <w:bottom w:w="85" w:type="dxa"/>
+              <w:right w:w="85" w:type="dxa"/>
+            </w:tcMar>
+            <w:vAlign w:val="center"/>
+          </w:tcPr>
+          <w:p>
+            <w:pPr>
+              <w:spacing w:before="60" w:after="60" w:line="240" w:lineRule="auto"/>
+              <w:ind w:firstLine="0"/>
+            </w:pPr>
+            <w:r>
+              <w:rPr>
+                <w:sz w:val="22"/>
+              </w:rPr>
+              <w:t>n=623; tương quan trong nhóm suy luận</w:t>
+            </w:r>
+          </w:p>
+        </w:tc>
+      </w:tr>
+      <w:tr>
+        <w:trPr>
+          <w:cantSplit/>
+          <w:jc w:val="center"/>
+        </w:trPr>
+        <w:tc>
+          <w:tcPr>
+            <w:tcW w:w="3231" w:type="dxa"/>
+            <w:tcBorders>
+              <w:top w:val="single" w:sz="5" w:space="0" w:color="D9D9D9"/>
+              <w:left w:val="single" w:sz="5" w:space="0" w:color="D9D9D9"/>
+              <w:bottom w:val="single" w:sz="5" w:space="0" w:color="D9D9D9"/>
+              <w:right w:val="single" w:sz="5" w:space="0" w:color="D9D9D9"/>
+            </w:tcBorders>
+            <w:tcMar>
+              <w:top w:w="85" w:type="dxa"/>
+              <w:left w:w="85" w:type="dxa"/>
+              <w:bottom w:w="85" w:type="dxa"/>
+              <w:right w:w="85" w:type="dxa"/>
+            </w:tcMar>
+            <w:vAlign w:val="center"/>
+          </w:tcPr>
+          <w:p>
+            <w:pPr>
+              <w:spacing w:before="60" w:after="60" w:line="240" w:lineRule="auto"/>
+              <w:ind w:firstLine="0"/>
+              <w:jc w:val="center"/>
+            </w:pPr>
+            <w:r>
+              <w:rPr>
+                <w:sz w:val="22"/>
+              </w:rPr>
+              <w:t xml:space="preserve">Diện tích – tổng giá (nhà, TP.HCM)</w:t>
+            </w:r>
+          </w:p>
+        </w:tc>
+        <w:tc>
+          <w:tcPr>
+            <w:tcW w:w="1417" w:type="dxa"/>
+            <w:tcBorders>
+              <w:top w:val="single" w:sz="5" w:space="0" w:color="D9D9D9"/>
+              <w:left w:val="single" w:sz="5" w:space="0" w:color="D9D9D9"/>
+              <w:bottom w:val="single" w:sz="5" w:space="0" w:color="D9D9D9"/>
+              <w:right w:val="single" w:sz="5" w:space="0" w:color="D9D9D9"/>
+            </w:tcBorders>
+            <w:tcMar>
+              <w:top w:w="85" w:type="dxa"/>
+              <w:left w:w="85" w:type="dxa"/>
+              <w:bottom w:w="85" w:type="dxa"/>
+              <w:right w:w="85" w:type="dxa"/>
+            </w:tcMar>
+            <w:vAlign w:val="center"/>
+          </w:tcPr>
+          <w:p>
+            <w:pPr>
+              <w:spacing w:before="60" w:after="60" w:line="240" w:lineRule="auto"/>
+              <w:ind w:firstLine="0"/>
+              <w:jc w:val="center"/>
+            </w:pPr>
+            <w:r>
+              <w:rPr>
+                <w:sz w:val="22"/>
+              </w:rPr>
+              <w:t>0,333439</w:t>
+            </w:r>
+          </w:p>
+        </w:tc>
+        <w:tc>
+          <w:tcPr>
+            <w:tcW w:w="5040" w:type="dxa"/>
+            <w:tcBorders>
+              <w:top w:val="single" w:sz="5" w:space="0" w:color="D9D9D9"/>
+              <w:left w:val="single" w:sz="5" w:space="0" w:color="D9D9D9"/>
+              <w:bottom w:val="single" w:sz="5" w:space="0" w:color="D9D9D9"/>
+              <w:right w:val="single" w:sz="5" w:space="0" w:color="D9D9D9"/>
+            </w:tcBorders>
+            <w:tcMar>
+              <w:top w:w="85" w:type="dxa"/>
+              <w:left w:w="85" w:type="dxa"/>
+              <w:bottom w:w="85" w:type="dxa"/>
+              <w:right w:w="85" w:type="dxa"/>
+            </w:tcMar>
+            <w:vAlign w:val="center"/>
+          </w:tcPr>
+          <w:p>
+            <w:pPr>
+              <w:spacing w:before="60" w:after="60" w:line="240" w:lineRule="auto"/>
+              <w:ind w:firstLine="0"/>
+            </w:pPr>
+            <w:r>
+              <w:rPr>
+                <w:sz w:val="22"/>
+              </w:rPr>
+              <w:t>n=2.105; tương quan trong nhóm suy luận</w:t>
             </w:r>
           </w:p>
         </w:tc>
@@ -11627,12 +12292,12 @@
         <w:rPr>
           <w:sz w:val="21"/>
         </w:rPr>
-        <w:t>Nguồn: analysis.json, spearman; n=6.936. Không diễn giải nhân quả.</w:t>
+        <w:t xml:space="preserve">Nguồn: analysis.json cho ba cặp toàn mẫu; tính bổ sung từ listings_clean.csv cho các nhóm. Dùng thứ hạng trung bình khi bằng nhau, rồi tính tương quan Pearson; không diễn giải nhân quả. Hình 5 chỉ biểu diễn ba biến của toàn mẫu.</w:t>
       </w:r>
     </w:p>
     <w:p>
       <w:r>
-        <w:t>Mẫu phân bố không đều theo địa phương. TP.HCM có 3.277 tin, Hà Nội 1.014, Bình Dương 465 và Đà Nẵng 455; riêng hai nhóm đầu chiếm khoảng 61,87% tập giữ. Hình 6 chọn mười địa phương nhiều tin nhất có n ít nhất 30 rồi sắp theo trung vị để trình bày. Tiêu chí chọn là độ phủ mẫu, không phải chọn mười địa phương đắt nhất. Bảng 11 kèm n và trung vị giúp xác định đúng tập đang được so sánh; khoảng bootstrap trên hình chỉ có ý nghĩa có điều kiện theo cách lấy lại mẫu đã mô tả.</w:t>
+        <w:t>TP.HCM và Hà Nội chiếm 61,93% tập giữ. Hình 6 chọn mười địa phương nhiều tin nhất (n≥30), rồi sắp theo trung vị; Bảng 11 ghi số liệu.</w:t>
       </w:r>
     </w:p>
     <w:p>
@@ -11662,7 +12327,7 @@
                     <pic:cNvPicPr/>
                   </pic:nvPicPr>
                   <pic:blipFill>
-                    <a:blip r:embed="rId13"/>
+                    <a:blip r:embed="rId18"/>
                     <a:stretch>
                       <a:fillRect/>
                     </a:stretch>
@@ -11936,7 +12601,7 @@
               <w:rPr>
                 <w:sz w:val="22"/>
               </w:rPr>
-              <w:t>3.277</w:t>
+              <w:t>3.266</w:t>
             </w:r>
           </w:p>
         </w:tc>
@@ -11967,7 +12632,7 @@
               <w:rPr>
                 <w:sz w:val="22"/>
               </w:rPr>
-              <w:t>45,28</w:t>
+              <w:t>45,45</w:t>
             </w:r>
           </w:p>
         </w:tc>
@@ -11998,7 +12663,7 @@
               <w:rPr>
                 <w:sz w:val="22"/>
               </w:rPr>
-              <w:t>42,86 – 47,69</w:t>
+              <w:t>43,22 – 47,90</w:t>
             </w:r>
           </w:p>
         </w:tc>
@@ -12128,7 +12793,7 @@
               <w:rPr>
                 <w:sz w:val="22"/>
               </w:rPr>
-              <w:t>73,96 – 80,28</w:t>
+              <w:t>74,08 – 80,26</w:t>
             </w:r>
           </w:p>
         </w:tc>
@@ -12196,7 +12861,7 @@
               <w:rPr>
                 <w:sz w:val="22"/>
               </w:rPr>
-              <w:t>465</w:t>
+              <w:t>457</w:t>
             </w:r>
           </w:p>
         </w:tc>
@@ -12227,7 +12892,7 @@
               <w:rPr>
                 <w:sz w:val="22"/>
               </w:rPr>
-              <w:t>12,73</w:t>
+              <w:t>13,00</w:t>
             </w:r>
           </w:p>
         </w:tc>
@@ -12258,7 +12923,7 @@
               <w:rPr>
                 <w:sz w:val="22"/>
               </w:rPr>
-              <w:t>11,00 – 14,50</w:t>
+              <w:t>11,19 – 14,81</w:t>
             </w:r>
           </w:p>
         </w:tc>
@@ -12388,7 +13053,7 @@
               <w:rPr>
                 <w:sz w:val="22"/>
               </w:rPr>
-              <w:t>38,39 – 47,00</w:t>
+              <w:t>38,52 – 47,00</w:t>
             </w:r>
           </w:p>
         </w:tc>
@@ -12456,7 +13121,7 @@
               <w:rPr>
                 <w:sz w:val="22"/>
               </w:rPr>
-              <w:t>250</w:t>
+              <w:t>249</w:t>
             </w:r>
           </w:p>
         </w:tc>
@@ -12487,7 +13152,7 @@
               <w:rPr>
                 <w:sz w:val="22"/>
               </w:rPr>
-              <w:t>7,07</w:t>
+              <w:t>7,13</w:t>
             </w:r>
           </w:p>
         </w:tc>
@@ -12518,7 +13183,7 @@
               <w:rPr>
                 <w:sz w:val="22"/>
               </w:rPr>
-              <w:t>4,57 – 8,40</w:t>
+              <w:t>4,51 – 8,33</w:t>
             </w:r>
           </w:p>
         </w:tc>
@@ -12586,7 +13251,7 @@
               <w:rPr>
                 <w:sz w:val="22"/>
               </w:rPr>
-              <w:t>240</w:t>
+              <w:t>238</w:t>
             </w:r>
           </w:p>
         </w:tc>
@@ -12617,7 +13282,7 @@
               <w:rPr>
                 <w:sz w:val="22"/>
               </w:rPr>
-              <w:t>8,58</w:t>
+              <w:t>8,68</w:t>
             </w:r>
           </w:p>
         </w:tc>
@@ -12648,7 +13313,7 @@
               <w:rPr>
                 <w:sz w:val="22"/>
               </w:rPr>
-              <w:t>7,89 – 9,84</w:t>
+              <w:t>7,92 – 9,88</w:t>
             </w:r>
           </w:p>
         </w:tc>
@@ -12778,7 +13443,7 @@
               <w:rPr>
                 <w:sz w:val="22"/>
               </w:rPr>
-              <w:t>23,33 – 30,00</w:t>
+              <w:t>23,32 – 30,00</w:t>
             </w:r>
           </w:p>
         </w:tc>
@@ -12908,7 +13573,7 @@
               <w:rPr>
                 <w:sz w:val="22"/>
               </w:rPr>
-              <w:t>8,59 – 12,86</w:t>
+              <w:t>8,66 – 12,83</w:t>
             </w:r>
           </w:p>
         </w:tc>
@@ -12976,7 +13641,7 @@
               <w:rPr>
                 <w:sz w:val="22"/>
               </w:rPr>
-              <w:t>107</w:t>
+              <w:t>106</w:t>
             </w:r>
           </w:p>
         </w:tc>
@@ -13038,7 +13703,7 @@
               <w:rPr>
                 <w:sz w:val="22"/>
               </w:rPr>
-              <w:t>2,55 – 3,76</w:t>
+              <w:t>2,54 – 3,65</w:t>
             </w:r>
           </w:p>
         </w:tc>
@@ -13188,13 +13853,12 @@
     </w:p>
     <w:p>
       <w:r>
-        <w:lastRenderedPageBreak/>
-        <w:t>Trong các nhóm được trình bày, Hà Nội có trung vị đơn giá khoảng 77,1198 triệu/m², TP.HCM khoảng 45,2830 và Đà Nẵng khoảng 42,8571. Những khác biệt này có thể đồng thời phản ánh cơ cấu nhà/đất/căn hộ, diện tích, vị trí trong từng địa phương và cách thu thập tin. Không suy rộng chúng thành bảng xếp hạng giá thị trường hiện tại. Việc lọc cùng loại trong cùng địa phương là một bước mô tả hữu ích, nhưng vẫn chưa kiểm soát hết những biến không có trong nguồn như chất lượng nhà hoặc vị trí chính xác.</w:t>
+        <w:t>Hà Nội có trung vị đơn giá 77,12 triệu/m², TP.HCM 45,45 và Đà Nẵng 42,86. Phân tích bổ sung tạo 405 nhóm tỉnh × loại × khoảng diện tích; 41 nhóm biết tỉnh/loại có n≥30, bao phủ 4.594 tin. Bảng mở rộng báo trung vị, Q1–Q3 và độ nhạy khi bỏ IQR nhóm. Cách tách này giảm khác biệt cơ cấu nhưng chưa kiểm soát chất lượng nhà hay vị trí xác minh.</w:t>
       </w:r>
     </w:p>
     <w:p>
       <w:r>
-        <w:t>Loại nhà có 3.590 tin, đất 1.856, căn hộ 370 và chưa xác định 1.120. Bảng 12 cho thấy trung vị đơn giá nhà khoảng 56,4145 triệu/m², đất 8,5, căn hộ 27,6923 và nhóm chưa rõ 39,2857. Nhóm chưa rõ không được bỏ khỏi mẫu chỉ vì bất tiện khi diễn giải. Phần lớn nhãn do tiêu đề quyết định, trong khi lượt rà soát nhận thấy một số mô tả có thể xác định loại rõ hơn tiêu đề viết tắt. Vì vậy, sự khác biệt loại hình được báo cáo như kết quả theo nhãn suy luận hiện có.</w:t>
+        <w:t>Số lượng và trung vị theo loại hình được trình bày ở Bảng 12, tính từ nhãn suy luận của lần chạy mới. Có 1.066 tin other_unknown, không được hiểu là đã nhận diện đúng một loại tài sản khác. Đối chiếu nhãn tham chiếu có 43/58 trường loại hình xác định khớp; kết quả chịu giới hạn mẫu phân tầng và nhãn đã hiệu chỉnh bằng AI, không suy thành accuracy toàn bộ nguồn.</w:t>
       </w:r>
     </w:p>
     <w:p>
@@ -13425,7 +14089,7 @@
               <w:rPr>
                 <w:sz w:val="22"/>
               </w:rPr>
-              <w:t>3.590</w:t>
+              <w:t>3.624</w:t>
             </w:r>
           </w:p>
         </w:tc>
@@ -13487,7 +14151,7 @@
               <w:rPr>
                 <w:sz w:val="22"/>
               </w:rPr>
-              <w:t>56,4145</w:t>
+              <w:t>56,0000</w:t>
             </w:r>
           </w:p>
         </w:tc>
@@ -13555,7 +14219,7 @@
               <w:rPr>
                 <w:sz w:val="22"/>
               </w:rPr>
-              <w:t>1.856</w:t>
+              <w:t>1.855</w:t>
             </w:r>
           </w:p>
         </w:tc>
@@ -13617,7 +14281,7 @@
               <w:rPr>
                 <w:sz w:val="22"/>
               </w:rPr>
-              <w:t>8,5000</w:t>
+              <w:t>8,5100</w:t>
             </w:r>
           </w:p>
         </w:tc>
@@ -13685,7 +14349,7 @@
               <w:rPr>
                 <w:sz w:val="22"/>
               </w:rPr>
-              <w:t>1.120</w:t>
+              <w:t>1.066</w:t>
             </w:r>
           </w:p>
         </w:tc>
@@ -13716,7 +14380,7 @@
               <w:rPr>
                 <w:sz w:val="22"/>
               </w:rPr>
-              <w:t>75,75</w:t>
+              <w:t>75,00</w:t>
             </w:r>
           </w:p>
         </w:tc>
@@ -13747,7 +14411,7 @@
               <w:rPr>
                 <w:sz w:val="22"/>
               </w:rPr>
-              <w:t>39,2857</w:t>
+              <w:t>40,0000</w:t>
             </w:r>
           </w:p>
         </w:tc>
@@ -13815,7 +14479,7 @@
               <w:rPr>
                 <w:sz w:val="22"/>
               </w:rPr>
-              <w:t>370</w:t>
+              <w:t>366</w:t>
             </w:r>
           </w:p>
         </w:tc>
@@ -13846,7 +14510,7 @@
               <w:rPr>
                 <w:sz w:val="22"/>
               </w:rPr>
-              <w:t>60,50</w:t>
+              <w:t>60,00</w:t>
             </w:r>
           </w:p>
         </w:tc>
@@ -13877,7 +14541,7 @@
               <w:rPr>
                 <w:sz w:val="22"/>
               </w:rPr>
-              <w:t>27,6923</w:t>
+              <w:t>27,8312</w:t>
             </w:r>
           </w:p>
         </w:tc>
@@ -13897,7 +14561,7 @@
     </w:p>
     <w:p>
       <w:r>
-        <w:t>Hình 7 và Bảng 13 thể hiện tác động của các lựa chọn xử lý. Bỏ IQR nhóm còn 6.676 tin và trung vị đơn giá giảm khoảng 4,52%; chỉ giữ tiêu đề bán rõ còn 3.030 tin và trung vị tăng khoảng 1,79%. Bỏ các tin có quy ước dấu chấm hàng nghìn còn 6.608 tin, trung vị tăng khoảng 8,84%, mức thay đổi lớn hơn hai trường hợp vừa nêu. Kết quả cho thấy bất định về chuỗi số và thay đổi thành phần mẫu đáng được nêu trong kết luận, không chỉ tập trung vào ngoại lệ thống kê.</w:t>
+        <w:t>Bỏ IQR nhóm còn 6.652 tin, trung vị đơn giá thay đổi -4,62%; chỉ giữ bán rõ còn 3.032 tin, thay đổi 1,77%. Bỏ 326 tin có cờ dấu chấm hàng nghìn còn 6.585 tin, thay đổi 8,88%. Đây là độ nhạy theo thành phần mẫu, chưa tách riêng tác động lỗi đọc số.</w:t>
       </w:r>
     </w:p>
     <w:p>
@@ -13927,7 +14591,7 @@
                     <pic:cNvPicPr/>
                   </pic:nvPicPr>
                   <pic:blipFill>
-                    <a:blip r:embed="rId14"/>
+                    <a:blip r:embed="rId19"/>
                     <a:stretch>
                       <a:fillRect/>
                     </a:stretch>
@@ -14201,7 +14865,7 @@
               <w:rPr>
                 <w:sz w:val="22"/>
               </w:rPr>
-              <w:t>6.936</w:t>
+              <w:t>6.911</w:t>
             </w:r>
           </w:p>
         </w:tc>
@@ -14232,7 +14896,7 @@
               <w:rPr>
                 <w:sz w:val="22"/>
               </w:rPr>
-              <w:t>32,3205</w:t>
+              <w:t>32,5000</w:t>
             </w:r>
           </w:p>
         </w:tc>
@@ -14331,7 +14995,7 @@
               <w:rPr>
                 <w:sz w:val="22"/>
               </w:rPr>
-              <w:t>6.706</w:t>
+              <w:t>6.681</w:t>
             </w:r>
           </w:p>
         </w:tc>
@@ -14362,7 +15026,7 @@
               <w:rPr>
                 <w:sz w:val="22"/>
               </w:rPr>
-              <w:t>30,7878</w:t>
+              <w:t>30,9091</w:t>
             </w:r>
           </w:p>
         </w:tc>
@@ -14393,7 +15057,7 @@
               <w:rPr>
                 <w:sz w:val="22"/>
               </w:rPr>
-              <w:t>-4,74</w:t>
+              <w:t>-4,90</w:t>
             </w:r>
           </w:p>
         </w:tc>
@@ -14461,7 +15125,7 @@
               <w:rPr>
                 <w:sz w:val="22"/>
               </w:rPr>
-              <w:t>6.676</w:t>
+              <w:t>6.652</w:t>
             </w:r>
           </w:p>
         </w:tc>
@@ -14492,7 +15156,7 @@
               <w:rPr>
                 <w:sz w:val="22"/>
               </w:rPr>
-              <w:t>30,8607</w:t>
+              <w:t>31,0000</w:t>
             </w:r>
           </w:p>
         </w:tc>
@@ -14523,7 +15187,7 @@
               <w:rPr>
                 <w:sz w:val="22"/>
               </w:rPr>
-              <w:t>-4,52</w:t>
+              <w:t>-4,62</w:t>
             </w:r>
           </w:p>
         </w:tc>
@@ -14591,7 +15255,7 @@
               <w:rPr>
                 <w:sz w:val="22"/>
               </w:rPr>
-              <w:t>6.608</w:t>
+              <w:t>6.585</w:t>
             </w:r>
           </w:p>
         </w:tc>
@@ -14622,7 +15286,7 @@
               <w:rPr>
                 <w:sz w:val="22"/>
               </w:rPr>
-              <w:t>35,1781</w:t>
+              <w:t>35,3846</w:t>
             </w:r>
           </w:p>
         </w:tc>
@@ -14653,7 +15317,7 @@
               <w:rPr>
                 <w:sz w:val="22"/>
               </w:rPr>
-              <w:t>8,84</w:t>
+              <w:t>8,88</w:t>
             </w:r>
           </w:p>
         </w:tc>
@@ -14721,7 +15385,7 @@
               <w:rPr>
                 <w:sz w:val="22"/>
               </w:rPr>
-              <w:t>3.030</w:t>
+              <w:t>3.032</w:t>
             </w:r>
           </w:p>
         </w:tc>
@@ -14752,7 +15416,7 @@
               <w:rPr>
                 <w:sz w:val="22"/>
               </w:rPr>
-              <w:t>32,8992</w:t>
+              <w:t>33,0747</w:t>
             </w:r>
           </w:p>
         </w:tc>
@@ -14783,7 +15447,7 @@
               <w:rPr>
                 <w:sz w:val="22"/>
               </w:rPr>
-              <w:t>1,79</w:t>
+              <w:t>1,77</w:t>
             </w:r>
           </w:p>
         </w:tc>
@@ -14798,20 +15462,17 @@
         <w:rPr>
           <w:sz w:val="21"/>
         </w:rPr>
-        <w:t>Nguồn: analysis.json, sensitivity; so với toàn bộ 6.936 tin giữ. Các phương án khác nhau về thành phần mẫu.</w:t>
+        <w:t>Nguồn: analysis.json, sensitivity; so với toàn bộ 6.911 tin giữ. Các phương án khác nhau về thành phần mẫu.</w:t>
       </w:r>
     </w:p>
     <w:p>
       <w:r>
-        <w:t>Rà soát bổ sung bằng trợ lý đọc 60 tin phân tầng và bảy tin trọng điểm, lưu diễn giải tách khỏi các cột nhãn người thật. Đây là một lượt kiểm nội dung hỗ trợ, không phải bộ nhãn chuẩn hoặc hai người đọc độc lập. Trong 40 tin giữ thuộc mẫu rà soát vẫn xuất hiện giá/diện tích hoặc ngữ cảnh giao dịch mơ hồ. Một phân tích tình huống riêng loại 16 tin giữ được chọn có chủ đích, gồm cả dòng 8535 ngoài mẫu; còn 6.920 tin, trung vị tổng giá và diện tích giữ ở 2,25 tỷ/70 m², đơn giá thành khoảng 32,3608 triệu/m². Sự</w:t>
-      </w:r>
-      <w:r>
-        <w:t xml:space="preserve"> ổn định này chỉ mô tả tình huống đã chọn; không ước lượng tỷ lệ lỗi toàn bộ tập và không làm mất nhu cầu xác minh nếu sử dụng cho mục đích quyết định thực tế.</w:t>
+        <w:t>Đợt kiểm mới dùng 60 ID đánh giá đã khóa riêng với 120 tin phát triển. Một thành viên gán nhãn ban đầu; AI hiệu chỉnh 17 tin theo yêu cầu nhóm, chưa ghi nhận thành viên xác nhận lại toàn bộ sửa đổi. Có 7 usable, 1 exclude và 52 review; 8/8 quyết định đã xác định khớp chương trình nhưng chỉ bao phủ 13,33% mẫu. Không gọi đây là độ chính xác 100%. Các trường unknown hoặc số trống được tách khỏi mẫu số từng chỉ tiêu; kết quả theo ba tầng nằm ở outputs/extended/evaluation_metrics.csv.</w:t>
       </w:r>
     </w:p>
     <w:p>
       <w:r>
-        <w:t>Phân cụm được fit trên 6.676 tin sau loại cờ IQR nhóm khỏi tập fit. Hình 8 đặt kết quả nhóm bên cạnh điểm silhouette khi thử k=2–5; Bảng 14 và Bảng 15 cung cấp số liệu tương ứng. k=2 có silhouette mẫu khoảng 0,6231, cao nhất trong bốn phương án; inertia giảm khi tăng k nhưng không được dùng riêng để chọn k. Hai phép chạy seed 7 và 42 có ARI bằng 1 so với phân hoạch chính. Đây là độ ổn định nội bộ trên cùng đầu vào và cách biến đổi, không phải accuracy của việc nhận dạng phân khúc thị trường.</w:t>
+        <w:t>K-means fit 6.652 tin không có cờ IQR nhóm. Với k=2–5, k=2 đạt silhouette 0,5934 trên mẫu tối đa 1.000 tin, cao nhất trong lần thử chính. Seed 7 và 42 cho ARI=1 so với lần chạy chính. Kiểm bổ sung dùng 5 cấu hình × 4 giá trị k × 3 seed và 5 mẫu con 80%, tổng cộng 65 lần fit. Silhouette của phần bổ sung dùng mẫu tối đa 500 tin, nên không đồng nhất trực tiếp với điểm ở Bảng 14.</w:t>
       </w:r>
     </w:p>
     <w:p>
@@ -14841,7 +15502,7 @@
                     <pic:cNvPicPr/>
                   </pic:nvPicPr>
                   <pic:blipFill>
-                    <a:blip r:embed="rId15"/>
+                    <a:blip r:embed="rId20"/>
                     <a:stretch>
                       <a:fillRect/>
                     </a:stretch>
@@ -14884,7 +15545,7 @@
         <w:rPr>
           <w:sz w:val="21"/>
         </w:rPr>
-        <w:t>Nguồn: xử lý từ Mendeley v2 [1], cùng run_id. Fit 6.676 tin; diện tích m², đơn giá triệu VND/m² trên trục log; silhouette lấy mẫu tối đa 1.000 tin. Dữ liệu tại Bảng 14 và Bảng 15.</w:t>
+        <w:t>Nguồn: xử lý từ Mendeley v2 [1], cùng run_id. Fit 6.652 tin; diện tích m², đơn giá triệu VND/m² trên trục log; silhouette lấy mẫu tối đa 1.000 tin. Dữ liệu tại Bảng 14 và Bảng 15.</w:t>
       </w:r>
     </w:p>
     <w:p>
@@ -15115,7 +15776,7 @@
               <w:rPr>
                 <w:sz w:val="22"/>
               </w:rPr>
-              <w:t>0,6231</w:t>
+              <w:t>0,5934</w:t>
             </w:r>
           </w:p>
         </w:tc>
@@ -15146,7 +15807,7 @@
               <w:rPr>
                 <w:sz w:val="22"/>
               </w:rPr>
-              <w:t>6.277,2132</w:t>
+              <w:t>6.247,9643</w:t>
             </w:r>
           </w:p>
         </w:tc>
@@ -15177,7 +15838,7 @@
               <w:rPr>
                 <w:sz w:val="22"/>
               </w:rPr>
-              <w:t>961</w:t>
+              <w:t>989</w:t>
             </w:r>
           </w:p>
         </w:tc>
@@ -15245,7 +15906,7 @@
               <w:rPr>
                 <w:sz w:val="22"/>
               </w:rPr>
-              <w:t>0,4736</w:t>
+              <w:t>0,4629</w:t>
             </w:r>
           </w:p>
         </w:tc>
@@ -15276,7 +15937,7 @@
               <w:rPr>
                 <w:sz w:val="22"/>
               </w:rPr>
-              <w:t>3.852,4766</w:t>
+              <w:t>3.842,1813</w:t>
             </w:r>
           </w:p>
         </w:tc>
@@ -15307,7 +15968,7 @@
               <w:rPr>
                 <w:sz w:val="22"/>
               </w:rPr>
-              <w:t>456</w:t>
+              <w:t>455</w:t>
             </w:r>
           </w:p>
         </w:tc>
@@ -15375,7 +16036,7 @@
               <w:rPr>
                 <w:sz w:val="22"/>
               </w:rPr>
-              <w:t>0,3939</w:t>
+              <w:t>0,3977</w:t>
             </w:r>
           </w:p>
         </w:tc>
@@ -15406,7 +16067,7 @@
               <w:rPr>
                 <w:sz w:val="22"/>
               </w:rPr>
-              <w:t>2.983,8074</w:t>
+              <w:t>2.975,5686</w:t>
             </w:r>
           </w:p>
         </w:tc>
@@ -15437,7 +16098,7 @@
               <w:rPr>
                 <w:sz w:val="22"/>
               </w:rPr>
-              <w:t>306</w:t>
+              <w:t>304</w:t>
             </w:r>
           </w:p>
         </w:tc>
@@ -15505,7 +16166,7 @@
               <w:rPr>
                 <w:sz w:val="22"/>
               </w:rPr>
-              <w:t>0,3794</w:t>
+              <w:t>0,3740</w:t>
             </w:r>
           </w:p>
         </w:tc>
@@ -15536,7 +16197,7 @@
               <w:rPr>
                 <w:sz w:val="22"/>
               </w:rPr>
-              <w:t>2.465,1049</w:t>
+              <w:t>2.461,2340</w:t>
             </w:r>
           </w:p>
         </w:tc>
@@ -15567,7 +16228,7 @@
               <w:rPr>
                 <w:sz w:val="22"/>
               </w:rPr>
-              <w:t>122</w:t>
+              <w:t>120</w:t>
             </w:r>
           </w:p>
         </w:tc>
@@ -15582,7 +16243,7 @@
         <w:rPr>
           <w:sz w:val="21"/>
         </w:rPr>
-        <w:t>Nguồn: cluster_trials.csv và analysis.json; fit 6.676, silhouette lấy tối đa 1.000 tin, seed 20261015.</w:t>
+        <w:t>Nguồn: cluster_trials.csv và analysis.json; fit 6.652, silhouette lấy tối đa 1.000 tin, seed 20261015.</w:t>
       </w:r>
     </w:p>
     <w:p>
@@ -15813,7 +16474,7 @@
               <w:rPr>
                 <w:sz w:val="22"/>
               </w:rPr>
-              <w:t>961</w:t>
+              <w:t>989</w:t>
             </w:r>
           </w:p>
         </w:tc>
@@ -15844,7 +16505,7 @@
               <w:rPr>
                 <w:sz w:val="22"/>
               </w:rPr>
-              <w:t>500</w:t>
+              <w:t>450</w:t>
             </w:r>
           </w:p>
         </w:tc>
@@ -15875,7 +16536,7 @@
               <w:rPr>
                 <w:sz w:val="22"/>
               </w:rPr>
-              <w:t>2,3000</w:t>
+              <w:t>2,3500</w:t>
             </w:r>
           </w:p>
         </w:tc>
@@ -15943,7 +16604,7 @@
               <w:rPr>
                 <w:sz w:val="22"/>
               </w:rPr>
-              <w:t>5.715</w:t>
+              <w:t>5.663</w:t>
             </w:r>
           </w:p>
         </w:tc>
@@ -16005,7 +16666,7 @@
               <w:rPr>
                 <w:sz w:val="22"/>
               </w:rPr>
-              <w:t>39,1892</w:t>
+              <w:t>39,7059</w:t>
             </w:r>
           </w:p>
         </w:tc>
@@ -16025,13 +16686,17 @@
     </w:p>
     <w:p>
       <w:r>
-        <w:t>Cụm 1 có 961 tin, trung vị diện tích 500 m² và đơn giá 2,3 triệu/m²; cụm 2 có 5.715 tin, diện tích 63 m² và đơn giá khoảng 39,1892 triệu/m². Có thể mô tả ngắn là nhóm diện tích lớn–đơn giá thấp và nhóm diện tích nhỏ hơn–đơn giá cao hơn trong không gian đã chọn. Những mô tả này không đồng nghĩa loại hình bất động sản hoặc mức chất lượng pháp lý. Việc chỉ dùng hai đặc trưng cùng dữ liệu nguồn còn bất định giới hạn khả năng diễn giải nghiệp vụ; phân cụm được dùng như công cụ thăm dò hỗ trợ các bảng mô tả.</w:t>
+        <w:t>Cụm 1 có 989 tin, trung vị diện tích 450 m² và đơn giá 2,35 triệu/m²; cụm 2 có 5.663 tin, diện tích 63 m² và đơn giá 39,71 triệu/m². Cụm 1 có 732 tin đất; cụm 2 có 3406 tin nhà. Đối chiếu nhãn loại hình hỗ trợ diễn giải, không xác nhận cụm là phân khúc thị trường.</w:t>
       </w:r>
     </w:p>
     <w:p>
       <w:r>
-        <w:lastRenderedPageBreak/>
-        <w:t>Cơ sở dữ liệu SQLite chứa 6.936 listings và vượt kiểm tra toàn vẹn, không ghi nhận lỗi khóa ngoại trong PRAGMA foreign_key_check. Bốn truy vấn đọc trả lần lượt 20, 4, 20 và 100 dòng; truy vấn cuối dùng cùng tỉnh/loại và khoảng đơn giá đã lưu trong benchmark. Bảng 16 trình bày một phần kết quả thật của truy vấn cuối. Việc có database, câu SQL, tham số và bản ghi trả về làm minh họa có thể kiểm chứng được, thay vì chỉ dùng ảnh cú pháp chưa thực thi.</w:t>
+        <w:t>Ở k=2, so với log diện tích–log đơn giá, z-score và seed 42, ARI đạt 0,9764 khi giữ ngoại lệ; 0,0071 khi dùng thang gốc; 0,7221 với chuẩn hóa trung vị/IQR; 0,1833 khi đổi sang log diện tích–log tổng giá. Năm mẫu con 80% đạt ARI 0,9792–0,9980 trên các ID chung. Kết luận: cụm bền với lấy mẫu và khởi tạo đã thử, nhưng nhạy với đặc trưng và chuẩn hóa; chỉ dùng thăm dò. Điểm silhouette không tính được nếu mẫu ngẫu nhiên chỉ có một cụm được để trống, không thay bằng 0.</w:t>
+      </w:r>
+    </w:p>
+    <w:p>
+      <w:r>
+        <w:t>Cơ sở dữ liệu SQLite chứa 6.911 listings và vượt kiểm tra toàn vẹn, không ghi nhận lỗi khóa ngoại trong PRAGMA foreign_key_check. Bốn truy vấn đọc trả lần lượt 20, 4, 20 và 100 dòng; truy vấn cuối dùng cùng tỉnh/loại và khoảng đơn giá đã lưu trong benchmark. Bảng 16 trình bày một phần kết quả thật của truy vấn cuối. Việc có database, câu SQL, tham số và bản ghi trả về làm minh họa có thể kiểm chứng được, thay vì chỉ dùng ảnh cú pháp chưa thực thi.</w:t>
       </w:r>
     </w:p>
     <w:p>
@@ -16086,6 +16751,7 @@
           </w:tcPr>
           <w:p>
             <w:pPr>
+              <w:keepNext/>
               <w:spacing w:before="60" w:after="60" w:line="240" w:lineRule="auto"/>
               <w:ind w:firstLine="0"/>
               <w:jc w:val="center"/>
@@ -16119,6 +16785,7 @@
           </w:tcPr>
           <w:p>
             <w:pPr>
+              <w:keepNext/>
               <w:spacing w:before="60" w:after="60" w:line="240" w:lineRule="auto"/>
               <w:ind w:firstLine="0"/>
               <w:jc w:val="center"/>
@@ -16152,6 +16819,7 @@
           </w:tcPr>
           <w:p>
             <w:pPr>
+              <w:keepNext/>
               <w:spacing w:before="60" w:after="60" w:line="240" w:lineRule="auto"/>
               <w:ind w:firstLine="0"/>
               <w:jc w:val="center"/>
@@ -16185,6 +16853,7 @@
           </w:tcPr>
           <w:p>
             <w:pPr>
+              <w:keepNext/>
               <w:spacing w:before="60" w:after="60" w:line="240" w:lineRule="auto"/>
               <w:ind w:firstLine="0"/>
               <w:jc w:val="center"/>
@@ -16223,15 +16892,16 @@
           </w:tcPr>
           <w:p>
             <w:pPr>
-              <w:spacing w:before="60" w:after="60" w:line="240" w:lineRule="auto"/>
-              <w:ind w:firstLine="0"/>
-              <w:jc w:val="center"/>
-            </w:pPr>
-            <w:r>
-              <w:rPr>
-                <w:sz w:val="22"/>
-              </w:rPr>
-              <w:t>3666</w:t>
+              <w:keepNext/>
+              <w:spacing w:before="60" w:after="60" w:line="240" w:lineRule="auto"/>
+              <w:ind w:firstLine="0"/>
+              <w:jc w:val="center"/>
+            </w:pPr>
+            <w:r>
+              <w:rPr>
+                <w:sz w:val="22"/>
+              </w:rPr>
+              <w:t>6561</w:t>
             </w:r>
           </w:p>
         </w:tc>
@@ -16254,15 +16924,16 @@
           </w:tcPr>
           <w:p>
             <w:pPr>
-              <w:spacing w:before="60" w:after="60" w:line="240" w:lineRule="auto"/>
-              <w:ind w:firstLine="0"/>
-              <w:jc w:val="center"/>
-            </w:pPr>
-            <w:r>
-              <w:rPr>
-                <w:sz w:val="22"/>
-              </w:rPr>
-              <w:t>56,00</w:t>
+              <w:keepNext/>
+              <w:spacing w:before="60" w:after="60" w:line="240" w:lineRule="auto"/>
+              <w:ind w:firstLine="0"/>
+              <w:jc w:val="center"/>
+            </w:pPr>
+            <w:r>
+              <w:rPr>
+                <w:sz w:val="22"/>
+              </w:rPr>
+              <w:t>40,00</w:t>
             </w:r>
           </w:p>
         </w:tc>
@@ -16285,15 +16956,16 @@
           </w:tcPr>
           <w:p>
             <w:pPr>
-              <w:spacing w:before="60" w:after="60" w:line="240" w:lineRule="auto"/>
-              <w:ind w:firstLine="0"/>
-              <w:jc w:val="center"/>
-            </w:pPr>
-            <w:r>
-              <w:rPr>
-                <w:sz w:val="22"/>
-              </w:rPr>
-              <w:t>1,9000</w:t>
+              <w:keepNext/>
+              <w:spacing w:before="60" w:after="60" w:line="240" w:lineRule="auto"/>
+              <w:ind w:firstLine="0"/>
+              <w:jc w:val="center"/>
+            </w:pPr>
+            <w:r>
+              <w:rPr>
+                <w:sz w:val="22"/>
+              </w:rPr>
+              <w:t>1,3500</w:t>
             </w:r>
           </w:p>
         </w:tc>
@@ -16316,15 +16988,16 @@
           </w:tcPr>
           <w:p>
             <w:pPr>
-              <w:spacing w:before="60" w:after="60" w:line="240" w:lineRule="auto"/>
-              <w:ind w:firstLine="0"/>
-              <w:jc w:val="center"/>
-            </w:pPr>
-            <w:r>
-              <w:rPr>
-                <w:sz w:val="22"/>
-              </w:rPr>
-              <w:t>33,9286</w:t>
+              <w:keepNext/>
+              <w:spacing w:before="60" w:after="60" w:line="240" w:lineRule="auto"/>
+              <w:ind w:firstLine="0"/>
+              <w:jc w:val="center"/>
+            </w:pPr>
+            <w:r>
+              <w:rPr>
+                <w:sz w:val="22"/>
+              </w:rPr>
+              <w:t>33,7500</w:t>
             </w:r>
           </w:p>
         </w:tc>
@@ -16353,15 +17026,16 @@
           </w:tcPr>
           <w:p>
             <w:pPr>
-              <w:spacing w:before="60" w:after="60" w:line="240" w:lineRule="auto"/>
-              <w:ind w:firstLine="0"/>
-              <w:jc w:val="center"/>
-            </w:pPr>
-            <w:r>
-              <w:rPr>
-                <w:sz w:val="22"/>
-              </w:rPr>
-              <w:t>3651</w:t>
+              <w:keepNext/>
+              <w:spacing w:before="60" w:after="60" w:line="240" w:lineRule="auto"/>
+              <w:ind w:firstLine="0"/>
+              <w:jc w:val="center"/>
+            </w:pPr>
+            <w:r>
+              <w:rPr>
+                <w:sz w:val="22"/>
+              </w:rPr>
+              <w:t>7070</w:t>
             </w:r>
           </w:p>
         </w:tc>
@@ -16384,15 +17058,16 @@
           </w:tcPr>
           <w:p>
             <w:pPr>
-              <w:spacing w:before="60" w:after="60" w:line="240" w:lineRule="auto"/>
-              <w:ind w:firstLine="0"/>
-              <w:jc w:val="center"/>
-            </w:pPr>
-            <w:r>
-              <w:rPr>
-                <w:sz w:val="22"/>
-              </w:rPr>
-              <w:t>35,00</w:t>
+              <w:keepNext/>
+              <w:spacing w:before="60" w:after="60" w:line="240" w:lineRule="auto"/>
+              <w:ind w:firstLine="0"/>
+              <w:jc w:val="center"/>
+            </w:pPr>
+            <w:r>
+              <w:rPr>
+                <w:sz w:val="22"/>
+              </w:rPr>
+              <w:t>40,00</w:t>
             </w:r>
           </w:p>
         </w:tc>
@@ -16415,15 +17090,16 @@
           </w:tcPr>
           <w:p>
             <w:pPr>
-              <w:spacing w:before="60" w:after="60" w:line="240" w:lineRule="auto"/>
-              <w:ind w:firstLine="0"/>
-              <w:jc w:val="center"/>
-            </w:pPr>
-            <w:r>
-              <w:rPr>
-                <w:sz w:val="22"/>
-              </w:rPr>
-              <w:t>1,1900</w:t>
+              <w:keepNext/>
+              <w:spacing w:before="60" w:after="60" w:line="240" w:lineRule="auto"/>
+              <w:ind w:firstLine="0"/>
+              <w:jc w:val="center"/>
+            </w:pPr>
+            <w:r>
+              <w:rPr>
+                <w:sz w:val="22"/>
+              </w:rPr>
+              <w:t>1,3500</w:t>
             </w:r>
           </w:p>
         </w:tc>
@@ -16446,15 +17122,16 @@
           </w:tcPr>
           <w:p>
             <w:pPr>
-              <w:spacing w:before="60" w:after="60" w:line="240" w:lineRule="auto"/>
-              <w:ind w:firstLine="0"/>
-              <w:jc w:val="center"/>
-            </w:pPr>
-            <w:r>
-              <w:rPr>
-                <w:sz w:val="22"/>
-              </w:rPr>
-              <w:t>34,0000</w:t>
+              <w:keepNext/>
+              <w:spacing w:before="60" w:after="60" w:line="240" w:lineRule="auto"/>
+              <w:ind w:firstLine="0"/>
+              <w:jc w:val="center"/>
+            </w:pPr>
+            <w:r>
+              <w:rPr>
+                <w:sz w:val="22"/>
+              </w:rPr>
+              <w:t>33,7500</w:t>
             </w:r>
           </w:p>
         </w:tc>
@@ -16483,15 +17160,16 @@
           </w:tcPr>
           <w:p>
             <w:pPr>
-              <w:spacing w:before="60" w:after="60" w:line="240" w:lineRule="auto"/>
-              <w:ind w:firstLine="0"/>
-              <w:jc w:val="center"/>
-            </w:pPr>
-            <w:r>
-              <w:rPr>
-                <w:sz w:val="22"/>
-              </w:rPr>
-              <w:t>598</w:t>
+              <w:keepNext/>
+              <w:spacing w:before="60" w:after="60" w:line="240" w:lineRule="auto"/>
+              <w:ind w:firstLine="0"/>
+              <w:jc w:val="center"/>
+            </w:pPr>
+            <w:r>
+              <w:rPr>
+                <w:sz w:val="22"/>
+              </w:rPr>
+              <w:t>7878</w:t>
             </w:r>
           </w:p>
         </w:tc>
@@ -16514,15 +17192,16 @@
           </w:tcPr>
           <w:p>
             <w:pPr>
-              <w:spacing w:before="60" w:after="60" w:line="240" w:lineRule="auto"/>
-              <w:ind w:firstLine="0"/>
-              <w:jc w:val="center"/>
-            </w:pPr>
-            <w:r>
-              <w:rPr>
-                <w:sz w:val="22"/>
-              </w:rPr>
-              <w:t>24,00</w:t>
+              <w:keepNext/>
+              <w:spacing w:before="60" w:after="60" w:line="240" w:lineRule="auto"/>
+              <w:ind w:firstLine="0"/>
+              <w:jc w:val="center"/>
+            </w:pPr>
+            <w:r>
+              <w:rPr>
+                <w:sz w:val="22"/>
+              </w:rPr>
+              <w:t>40,00</w:t>
             </w:r>
           </w:p>
         </w:tc>
@@ -16545,15 +17224,16 @@
           </w:tcPr>
           <w:p>
             <w:pPr>
-              <w:spacing w:before="60" w:after="60" w:line="240" w:lineRule="auto"/>
-              <w:ind w:firstLine="0"/>
-              <w:jc w:val="center"/>
-            </w:pPr>
-            <w:r>
-              <w:rPr>
-                <w:sz w:val="22"/>
-              </w:rPr>
-              <w:t>0,8200</w:t>
+              <w:keepNext/>
+              <w:spacing w:before="60" w:after="60" w:line="240" w:lineRule="auto"/>
+              <w:ind w:firstLine="0"/>
+              <w:jc w:val="center"/>
+            </w:pPr>
+            <w:r>
+              <w:rPr>
+                <w:sz w:val="22"/>
+              </w:rPr>
+              <w:t>1,3500</w:t>
             </w:r>
           </w:p>
         </w:tc>
@@ -16576,15 +17256,16 @@
           </w:tcPr>
           <w:p>
             <w:pPr>
-              <w:spacing w:before="60" w:after="60" w:line="240" w:lineRule="auto"/>
-              <w:ind w:firstLine="0"/>
-              <w:jc w:val="center"/>
-            </w:pPr>
-            <w:r>
-              <w:rPr>
-                <w:sz w:val="22"/>
-              </w:rPr>
-              <w:t>34,1667</w:t>
+              <w:keepNext/>
+              <w:spacing w:before="60" w:after="60" w:line="240" w:lineRule="auto"/>
+              <w:ind w:firstLine="0"/>
+              <w:jc w:val="center"/>
+            </w:pPr>
+            <w:r>
+              <w:rPr>
+                <w:sz w:val="22"/>
+              </w:rPr>
+              <w:t>33,7500</w:t>
             </w:r>
           </w:p>
         </w:tc>
@@ -16613,15 +17294,16 @@
           </w:tcPr>
           <w:p>
             <w:pPr>
-              <w:spacing w:before="60" w:after="60" w:line="240" w:lineRule="auto"/>
-              <w:ind w:firstLine="0"/>
-              <w:jc w:val="center"/>
-            </w:pPr>
-            <w:r>
-              <w:rPr>
-                <w:sz w:val="22"/>
-              </w:rPr>
-              <w:t>3629</w:t>
+              <w:keepNext/>
+              <w:spacing w:before="60" w:after="60" w:line="240" w:lineRule="auto"/>
+              <w:ind w:firstLine="0"/>
+              <w:jc w:val="center"/>
+            </w:pPr>
+            <w:r>
+              <w:rPr>
+                <w:sz w:val="22"/>
+              </w:rPr>
+              <w:t>5677</w:t>
             </w:r>
           </w:p>
         </w:tc>
@@ -16644,15 +17326,16 @@
           </w:tcPr>
           <w:p>
             <w:pPr>
-              <w:spacing w:before="60" w:after="60" w:line="240" w:lineRule="auto"/>
-              <w:ind w:firstLine="0"/>
-              <w:jc w:val="center"/>
-            </w:pPr>
-            <w:r>
-              <w:rPr>
-                <w:sz w:val="22"/>
-              </w:rPr>
-              <w:t>52,00</w:t>
+              <w:keepNext/>
+              <w:spacing w:before="60" w:after="60" w:line="240" w:lineRule="auto"/>
+              <w:ind w:firstLine="0"/>
+              <w:jc w:val="center"/>
+            </w:pPr>
+            <w:r>
+              <w:rPr>
+                <w:sz w:val="22"/>
+              </w:rPr>
+              <w:t>59,00</w:t>
             </w:r>
           </w:p>
         </w:tc>
@@ -16675,15 +17358,16 @@
           </w:tcPr>
           <w:p>
             <w:pPr>
-              <w:spacing w:before="60" w:after="60" w:line="240" w:lineRule="auto"/>
-              <w:ind w:firstLine="0"/>
-              <w:jc w:val="center"/>
-            </w:pPr>
-            <w:r>
-              <w:rPr>
-                <w:sz w:val="22"/>
-              </w:rPr>
-              <w:t>1,7800</w:t>
+              <w:keepNext/>
+              <w:spacing w:before="60" w:after="60" w:line="240" w:lineRule="auto"/>
+              <w:ind w:firstLine="0"/>
+              <w:jc w:val="center"/>
+            </w:pPr>
+            <w:r>
+              <w:rPr>
+                <w:sz w:val="22"/>
+              </w:rPr>
+              <w:t>2,0000</w:t>
             </w:r>
           </w:p>
         </w:tc>
@@ -16706,15 +17390,16 @@
           </w:tcPr>
           <w:p>
             <w:pPr>
-              <w:spacing w:before="60" w:after="60" w:line="240" w:lineRule="auto"/>
-              <w:ind w:firstLine="0"/>
-              <w:jc w:val="center"/>
-            </w:pPr>
-            <w:r>
-              <w:rPr>
-                <w:sz w:val="22"/>
-              </w:rPr>
-              <w:t>34,2308</w:t>
+              <w:keepNext/>
+              <w:spacing w:before="60" w:after="60" w:line="240" w:lineRule="auto"/>
+              <w:ind w:firstLine="0"/>
+              <w:jc w:val="center"/>
+            </w:pPr>
+            <w:r>
+              <w:rPr>
+                <w:sz w:val="22"/>
+              </w:rPr>
+              <w:t>33,8983</w:t>
             </w:r>
           </w:p>
         </w:tc>
@@ -16751,7 +17436,7 @@
               <w:rPr>
                 <w:sz w:val="22"/>
               </w:rPr>
-              <w:t>7367</w:t>
+              <w:t>3666</w:t>
             </w:r>
           </w:p>
         </w:tc>
@@ -16782,7 +17467,7 @@
               <w:rPr>
                 <w:sz w:val="22"/>
               </w:rPr>
-              <w:t>49,00</w:t>
+              <w:t>56,00</w:t>
             </w:r>
           </w:p>
         </w:tc>
@@ -16813,7 +17498,7 @@
               <w:rPr>
                 <w:sz w:val="22"/>
               </w:rPr>
-              <w:t>1,6800</w:t>
+              <w:t>1,9000</w:t>
             </w:r>
           </w:p>
         </w:tc>
@@ -16844,7 +17529,7 @@
               <w:rPr>
                 <w:sz w:val="22"/>
               </w:rPr>
-              <w:t>34,2857</w:t>
+              <w:t>33,9286</w:t>
             </w:r>
           </w:p>
         </w:tc>
@@ -16859,15 +17544,12 @@
         <w:rPr>
           <w:sz w:val="21"/>
         </w:rPr>
-        <w:t>Nguồn: SELECT thật từ SQLite; TP.HCM, house, đơn giá từ 33,9119 đến 78,3581 triệu/m²; LIMIT 100.</w:t>
+        <w:t>Nguồn: SELECT thật từ SQLite; TP.HCM, house, đơn giá từ 33,7500 đến 77,9504 triệu/m²; LIMIT 100.</w:t>
       </w:r>
     </w:p>
     <w:p>
       <w:r>
-        <w:t xml:space="preserve">Trước chỉ mục, kế hoạch ghi SCAN listings và USE TEMP B-TREE FOR ORDER BY; sau chỉ mục, kế hoạch tìm qua idx_listings_search với các điều kiện tương ứng. Hai kết quả 100 dòng có cùng hash, nên minh họa bảo toàn câu trả lời khi thay cách truy cập. Tuy nhiên, Bảng 17 cho thấy trung vị thời gian trước là 0,6484 ms và sau 0,7788 ms; tỷ số trước/sau khoảng 0,833. Lần đo này không chứng minh tăng tốc. Chỉ mục thay đổi kế hoạch nhưng độ trễ còn chịu cache, dữ liệu nhỏ và tải máy; việc lựa chọn lại một lần chạy có </w:t>
-      </w:r>
-      <w:r>
-        <w:t>số đẹp sẽ làm sai ý nghĩa thực nghiệm.</w:t>
+        <w:t>Trước index, kế hoạch quét listings và sắp xếp tạm; sau index, dùng idx_listings_search. Hai kết quả 100 dòng cùng hash. Trung vị trước 3,5297 ms, sau 0,6029 ms; tỷ số trước/sau 5,854. Đây là một lượt đo tuần tự warm-cache trên máy hiện tại, chưa chứng minh tăng tốc ổn định hay hiệu năng production. Kết quả cũ được giữ trong lịch sử thay vì lựa chọn lần đo có lợi.</w:t>
       </w:r>
     </w:p>
     <w:p>
@@ -17098,7 +17780,7 @@
               <w:rPr>
                 <w:sz w:val="22"/>
               </w:rPr>
-              <w:t>0,6484</w:t>
+              <w:t>3,5297</w:t>
             </w:r>
           </w:p>
         </w:tc>
@@ -17129,7 +17811,7 @@
               <w:rPr>
                 <w:sz w:val="22"/>
               </w:rPr>
-              <w:t>0,5834</w:t>
+              <w:t>2,9149</w:t>
             </w:r>
           </w:p>
         </w:tc>
@@ -17160,7 +17842,7 @@
               <w:rPr>
                 <w:sz w:val="22"/>
               </w:rPr>
-              <w:t>1,0437</w:t>
+              <w:t>4,3122</w:t>
             </w:r>
           </w:p>
         </w:tc>
@@ -17228,7 +17910,7 @@
               <w:rPr>
                 <w:sz w:val="22"/>
               </w:rPr>
-              <w:t>0,7788</w:t>
+              <w:t>0,6029</w:t>
             </w:r>
           </w:p>
         </w:tc>
@@ -17259,7 +17941,7 @@
               <w:rPr>
                 <w:sz w:val="22"/>
               </w:rPr>
-              <w:t>0,1976</w:t>
+              <w:t>0,3297</w:t>
             </w:r>
           </w:p>
         </w:tc>
@@ -17290,7 +17972,7 @@
               <w:rPr>
                 <w:sz w:val="22"/>
               </w:rPr>
-              <w:t>1,3754</w:t>
+              <w:t>0,9001</w:t>
             </w:r>
           </w:p>
         </w:tc>
@@ -17315,12 +17997,9 @@
     </w:p>
     <w:p>
       <w:r>
-        <w:t xml:space="preserve">Đối với sản phẩm sử dụng, test JavaScript thực trong DOM tối giản kiểm các trạng thái ở Bảng 18. Bộ lọc toàn trang, tìm kiếm bảng, phân trang và CSV đã có kiểm logic; tìm Hà Nội ở ô bảng cho 1.014 dòng trong bảng/CSV trong khi KPI toàn trang giữ 6.936 nếu chưa đổi bộ lọc cấp trang. Những kết quả này giúp xác định hành vi mong đợi, nhưng không được ghi thành đã quan sát mọi </w:t>
-      </w:r>
-      <w:r>
-        <w:lastRenderedPageBreak/>
-        <w:t>bố cục trong một trình duyệt thật. Công cụ kiểm trình duyệt không truy cập được URL file cục bộ của bản mới; các xác nhận người dùng trước đây thuộc bản 7.001 tin không được chuyển sang xác nhận bản hiện tại.</w:t>
-      </w:r>
+        <w:t>Đối với sản phẩm sử dụng, test JavaScript thực trong DOM tối giản kiểm các trạng thái ở Bảng 18. Bộ lọc toàn trang, tìm kiếm bảng, phân trang và CSV đã có kiểm logic; tìm Hà Nội ở ô bảng cho 1.014 dòng trong bảng/CSV trong khi KPI toàn trang giữ 6.911 nếu chưa đổi bộ lọc cấp trang. Những kết quả này giúp xác định hành vi mong đợi, nhưng không được ghi thành đã quan sát mọi bố cục trong một trình duyệt thật. Công cụ kiểm trình duyệt không truy cập được URL file cục bộ của bản mới; các xác nhận người dùng trước đây thuộc bản 7.001 tin không được chuyển sang xác nhận bản hiện tại.</w:t>
+      </w:r>
+      <w:r/>
     </w:p>
     <w:p>
       <w:pPr>
@@ -17373,6 +18052,7 @@
           </w:tcPr>
           <w:p>
             <w:pPr>
+              <w:keepNext/>
               <w:spacing w:before="60" w:after="60" w:line="240" w:lineRule="auto"/>
               <w:ind w:firstLine="0"/>
               <w:jc w:val="center"/>
@@ -17406,6 +18086,7 @@
           </w:tcPr>
           <w:p>
             <w:pPr>
+              <w:keepNext/>
               <w:spacing w:before="60" w:after="60" w:line="240" w:lineRule="auto"/>
               <w:ind w:firstLine="0"/>
               <w:jc w:val="center"/>
@@ -17439,6 +18120,7 @@
           </w:tcPr>
           <w:p>
             <w:pPr>
+              <w:keepNext/>
               <w:spacing w:before="60" w:after="60" w:line="240" w:lineRule="auto"/>
               <w:ind w:firstLine="0"/>
               <w:jc w:val="center"/>
@@ -17477,6 +18159,7 @@
           </w:tcPr>
           <w:p>
             <w:pPr>
+              <w:keepNext/>
               <w:spacing w:before="60" w:after="60" w:line="240" w:lineRule="auto"/>
               <w:ind w:firstLine="0"/>
               <w:jc w:val="center"/>
@@ -17508,15 +18191,16 @@
           </w:tcPr>
           <w:p>
             <w:pPr>
-              <w:spacing w:before="60" w:after="60" w:line="240" w:lineRule="auto"/>
-              <w:ind w:firstLine="0"/>
-              <w:jc w:val="center"/>
-            </w:pPr>
-            <w:r>
-              <w:rPr>
-                <w:sz w:val="22"/>
-              </w:rPr>
-              <w:t>6.936</w:t>
+              <w:keepNext/>
+              <w:spacing w:before="60" w:after="60" w:line="240" w:lineRule="auto"/>
+              <w:ind w:firstLine="0"/>
+              <w:jc w:val="center"/>
+            </w:pPr>
+            <w:r>
+              <w:rPr>
+                <w:sz w:val="22"/>
+              </w:rPr>
+              <w:t>6.911</w:t>
             </w:r>
           </w:p>
         </w:tc>
@@ -17539,14 +18223,15 @@
           </w:tcPr>
           <w:p>
             <w:pPr>
-              <w:spacing w:before="60" w:after="60" w:line="240" w:lineRule="auto"/>
-              <w:ind w:firstLine="0"/>
-            </w:pPr>
-            <w:r>
-              <w:rPr>
-                <w:sz w:val="22"/>
-              </w:rPr>
-              <w:t>JavaScript thật trên DOM tối giản</w:t>
+              <w:keepNext/>
+              <w:spacing w:before="60" w:after="60" w:line="240" w:lineRule="auto"/>
+              <w:ind w:firstLine="0"/>
+            </w:pPr>
+            <w:r>
+              <w:rPr>
+                <w:sz w:val="22"/>
+              </w:rPr>
+              <w:t>JS thật trên DOM tối giản</w:t>
             </w:r>
           </w:p>
         </w:tc>
@@ -17575,6 +18260,7 @@
           </w:tcPr>
           <w:p>
             <w:pPr>
+              <w:keepNext/>
               <w:spacing w:before="60" w:after="60" w:line="240" w:lineRule="auto"/>
               <w:ind w:firstLine="0"/>
               <w:jc w:val="center"/>
@@ -17606,15 +18292,16 @@
           </w:tcPr>
           <w:p>
             <w:pPr>
-              <w:spacing w:before="60" w:after="60" w:line="240" w:lineRule="auto"/>
-              <w:ind w:firstLine="0"/>
-              <w:jc w:val="center"/>
-            </w:pPr>
-            <w:r>
-              <w:rPr>
-                <w:sz w:val="22"/>
-              </w:rPr>
-              <w:t>3.277</w:t>
+              <w:keepNext/>
+              <w:spacing w:before="60" w:after="60" w:line="240" w:lineRule="auto"/>
+              <w:ind w:firstLine="0"/>
+              <w:jc w:val="center"/>
+            </w:pPr>
+            <w:r>
+              <w:rPr>
+                <w:sz w:val="22"/>
+              </w:rPr>
+              <w:t>3.266</w:t>
             </w:r>
           </w:p>
         </w:tc>
@@ -17637,6 +18324,7 @@
           </w:tcPr>
           <w:p>
             <w:pPr>
+              <w:keepNext/>
               <w:spacing w:before="60" w:after="60" w:line="240" w:lineRule="auto"/>
               <w:ind w:firstLine="0"/>
               <w:jc w:val="center"/>
@@ -17674,6 +18362,7 @@
           </w:tcPr>
           <w:p>
             <w:pPr>
+              <w:keepNext/>
               <w:spacing w:before="60" w:after="60" w:line="240" w:lineRule="auto"/>
               <w:ind w:firstLine="0"/>
               <w:jc w:val="center"/>
@@ -17705,15 +18394,16 @@
           </w:tcPr>
           <w:p>
             <w:pPr>
-              <w:spacing w:before="60" w:after="60" w:line="240" w:lineRule="auto"/>
-              <w:ind w:firstLine="0"/>
-              <w:jc w:val="center"/>
-            </w:pPr>
-            <w:r>
-              <w:rPr>
-                <w:sz w:val="22"/>
-              </w:rPr>
-              <w:t>239</w:t>
+              <w:keepNext/>
+              <w:spacing w:before="60" w:after="60" w:line="240" w:lineRule="auto"/>
+              <w:ind w:firstLine="0"/>
+              <w:jc w:val="center"/>
+            </w:pPr>
+            <w:r>
+              <w:rPr>
+                <w:sz w:val="22"/>
+              </w:rPr>
+              <w:t>235</w:t>
             </w:r>
           </w:p>
         </w:tc>
@@ -17736,6 +18426,7 @@
           </w:tcPr>
           <w:p>
             <w:pPr>
+              <w:keepNext/>
               <w:spacing w:before="60" w:after="60" w:line="240" w:lineRule="auto"/>
               <w:ind w:firstLine="0"/>
               <w:jc w:val="center"/>
@@ -17773,6 +18464,7 @@
           </w:tcPr>
           <w:p>
             <w:pPr>
+              <w:keepNext/>
               <w:spacing w:before="60" w:after="60" w:line="240" w:lineRule="auto"/>
               <w:ind w:firstLine="0"/>
               <w:jc w:val="center"/>
@@ -17804,15 +18496,16 @@
           </w:tcPr>
           <w:p>
             <w:pPr>
-              <w:spacing w:before="60" w:after="60" w:line="240" w:lineRule="auto"/>
-              <w:ind w:firstLine="0"/>
-              <w:jc w:val="center"/>
-            </w:pPr>
-            <w:r>
-              <w:rPr>
-                <w:sz w:val="22"/>
-              </w:rPr>
-              <w:t>6.676</w:t>
+              <w:keepNext/>
+              <w:spacing w:before="60" w:after="60" w:line="240" w:lineRule="auto"/>
+              <w:ind w:firstLine="0"/>
+              <w:jc w:val="center"/>
+            </w:pPr>
+            <w:r>
+              <w:rPr>
+                <w:sz w:val="22"/>
+              </w:rPr>
+              <w:t>6.652</w:t>
             </w:r>
           </w:p>
         </w:tc>
@@ -17835,6 +18528,7 @@
           </w:tcPr>
           <w:p>
             <w:pPr>
+              <w:keepNext/>
               <w:spacing w:before="60" w:after="60" w:line="240" w:lineRule="auto"/>
               <w:ind w:firstLine="0"/>
               <w:jc w:val="center"/>
@@ -17872,6 +18566,7 @@
           </w:tcPr>
           <w:p>
             <w:pPr>
+              <w:keepNext/>
               <w:spacing w:before="60" w:after="60" w:line="240" w:lineRule="auto"/>
               <w:ind w:firstLine="0"/>
               <w:jc w:val="center"/>
@@ -17903,15 +18598,16 @@
           </w:tcPr>
           <w:p>
             <w:pPr>
-              <w:spacing w:before="60" w:after="60" w:line="240" w:lineRule="auto"/>
-              <w:ind w:firstLine="0"/>
-              <w:jc w:val="center"/>
-            </w:pPr>
-            <w:r>
-              <w:rPr>
-                <w:sz w:val="22"/>
-              </w:rPr>
-              <w:t>3.030</w:t>
+              <w:keepNext/>
+              <w:spacing w:before="60" w:after="60" w:line="240" w:lineRule="auto"/>
+              <w:ind w:firstLine="0"/>
+              <w:jc w:val="center"/>
+            </w:pPr>
+            <w:r>
+              <w:rPr>
+                <w:sz w:val="22"/>
+              </w:rPr>
+              <w:t>3.032</w:t>
             </w:r>
           </w:p>
         </w:tc>
@@ -17934,6 +18630,7 @@
           </w:tcPr>
           <w:p>
             <w:pPr>
+              <w:keepNext/>
               <w:spacing w:before="60" w:after="60" w:line="240" w:lineRule="auto"/>
               <w:ind w:firstLine="0"/>
               <w:jc w:val="center"/>
@@ -17971,6 +18668,7 @@
           </w:tcPr>
           <w:p>
             <w:pPr>
+              <w:keepNext/>
               <w:spacing w:before="60" w:after="60" w:line="240" w:lineRule="auto"/>
               <w:ind w:firstLine="0"/>
             </w:pPr>
@@ -18001,6 +18699,7 @@
           </w:tcPr>
           <w:p>
             <w:pPr>
+              <w:keepNext/>
               <w:spacing w:before="60" w:after="60" w:line="240" w:lineRule="auto"/>
               <w:ind w:firstLine="0"/>
               <w:jc w:val="center"/>
@@ -18032,14 +18731,15 @@
           </w:tcPr>
           <w:p>
             <w:pPr>
-              <w:spacing w:before="60" w:after="60" w:line="240" w:lineRule="auto"/>
-              <w:ind w:firstLine="0"/>
-            </w:pPr>
-            <w:r>
-              <w:rPr>
-                <w:sz w:val="22"/>
-              </w:rPr>
-              <w:t>Ca kiểm lập trình; chưa khẳng định thao tác được từ mọi UI</w:t>
+              <w:keepNext/>
+              <w:spacing w:before="60" w:after="60" w:line="240" w:lineRule="auto"/>
+              <w:ind w:firstLine="0"/>
+            </w:pPr>
+            <w:r>
+              <w:rPr>
+                <w:sz w:val="22"/>
+              </w:rPr>
+              <w:t>Ca kiểm lập trình</w:t>
             </w:r>
           </w:p>
         </w:tc>
@@ -18137,7 +18837,7 @@
               <w:rPr>
                 <w:sz w:val="22"/>
               </w:rPr>
-              <w:t>Bảng/CSV; KPI toàn trang giữ 6.936 khi lọc trang mặc định</w:t>
+              <w:t>Bảng/CSV; KPI toàn trang 6.911</w:t>
             </w:r>
           </w:p>
         </w:tc>
@@ -18157,15 +18857,12 @@
     </w:p>
     <w:p>
       <w:r>
-        <w:t xml:space="preserve">Workbook có ba trang và bốn biểu đồ, được đối soát đủ 6.936 dòng cùng các KPI lưu. Bằng chứng Artifact Tool ghi tính lại sau thay giá/diện tích, tám kiểm đầu vào không hợp lệ và quét lỗi công thức. Ví dụ trên bản thử, dòng Excel 10 ban đầu H=2.380.000.000, G=100 cho I=23.800.000; đổi H thành 3.380.000.000 thì I=33.800.000. Thao tác tính lại trực tiếp trong Microsoft Excel thật chưa được xác nhận trong lượt kiểm này. Tài liệu phân biệt rõ phép kiểm bằng engine/cached values với nghiệm thu giao diện ứng dụng </w:t>
-      </w:r>
-      <w:r>
-        <w:t>cuối.</w:t>
+        <w:t>Workbook có ba trang và bốn biểu đồ, được đối soát đủ 6.911 dòng cùng các KPI lưu. Bằng chứng Artifact Tool ghi tính lại sau thay giá/diện tích, tám kiểm đầu vào không hợp lệ và quét lỗi công thức. Ví dụ trên bản thử, dòng Excel 10 ban đầu H=2.380.000.000, G=100 cho I=23.800.000; đổi H thành 3.380.000.000 thì I=33.800.000. Thao tác tính lại trực tiếp trong Microsoft Excel thật chưa được xác nhận trong lượt kiểm này. Tài liệu phân biệt rõ phép kiểm bằng engine/cached values với nghiệm thu giao diện ứng dụng cuối.</w:t>
       </w:r>
     </w:p>
     <w:p>
       <w:r>
-        <w:t>Hình 9 trích vùng chỉ tiêu của trang Dashboard từ ảnh render workbook cùng phiên bản, không phải ảnh chụp thao tác Microsoft Excel. Các giá trị 6.936 tin, giá trung vị 2,25 tỷ, giá trung bình hiển thị 3,70 tỷ, diện tích 70,00 m² và đơn giá 32,32 triệu/m² phù hợp số chưa làm tròn ở Bảng 8. Việc đưa vùng số liệu cùng đơn vị vào minh họa giúp đánh giá kết quả thực tế của sản phẩm mà không biến ảnh render thành bằng chứng của một loại thao tác chưa kiểm.</w:t>
+        <w:t>Hình 9 trích vùng chỉ tiêu của trang Dashboard từ ảnh render workbook cùng phiên bản, không phải ảnh chụp thao tác Microsoft Excel. Các giá trị 6.911 tin, giá trung vị 2,25 tỷ, giá trung bình hiển thị 3,70 tỷ, diện tích 70,00 m² và đơn giá 32,50 triệu/m² phù hợp số chưa làm tròn ở Bảng 8. Việc đưa vùng số liệu cùng đơn vị vào minh họa giúp đánh giá kết quả thực tế của sản phẩm mà không biến ảnh render thành bằng chứng của một loại thao tác chưa kiểm.</w:t>
       </w:r>
     </w:p>
     <w:p>
@@ -18195,7 +18892,7 @@
                     <pic:cNvPicPr/>
                   </pic:nvPicPr>
                   <pic:blipFill>
-                    <a:blip r:embed="rId16"/>
+                    <a:blip r:embed="rId21"/>
                     <a:stretch>
                       <a:fillRect/>
                     </a:stretch>
@@ -18238,15 +18935,12 @@
         <w:rPr>
           <w:sz w:val="21"/>
         </w:rPr>
-        <w:t>Nguồn: xử lý từ Mendeley v2 [1], cùng run_id. Ảnh render bằng Artifact Tool, không phải thao tác Microsoft Excel. Dữ liệu: 6.936 tin; trung vị 2,25 tỷ, trung bình hiển thị 3,70 tỷ; diện tích 70 m²; đơn giá 32,32 triệu/m². Đối chiếu Bảng 8.</w:t>
+        <w:t>Nguồn: xử lý từ Mendeley v2 [1], cùng run_id. Ảnh render bằng Artifact Tool, không phải thao tác Microsoft Excel. Dữ liệu: 6.911 tin; trung vị 2,25 tỷ, trung bình hiển thị 3,70 tỷ; diện tích 70 m²; đơn giá 32,50 triệu/m². Đối chiếu Bảng 8.</w:t>
       </w:r>
     </w:p>
     <w:p>
       <w:r>
-        <w:t>Các lớp kiểm được tổng hợp tại Bảng 19. Bộ 29 test Python đạt, không có lỗi hoặc trường hợp bỏ qua. Verifier so từng bản ghi CSV/JSON/database, phép chia, lineage, hash và workbook; phép tính ba trung vị bằng thư viện csv/statistics và SQLite ORDER BY cũng khớp analysis.json. Một bản sao chỉ gồm nguồn/mã đã tạo lại 6.936 bản ghi giống nhau bằng cùng Python có thư viện sẵn. Kết quả đó chưa bao gồm cài pip mới trên máy khác, tải qua mạng khác hoặc dựng Excel ngoài runtime hiện có. Phân biệt các phạm vi này gi</w:t>
-      </w:r>
-      <w:r>
-        <w:t>úp đánh giá mức vận hành thực tế mà không mở rộng kết luận quá bằng chứng.</w:t>
+        <w:t>Bảng 19 tổng hợp lần chạy 27/10/2026: dữ liệu sạch 6.911 dòng, các bảng cách ly và lineage đã đối soát; HTML và Excel được dựng cho cùng run_id. Kiểm Python gồm 42 ca lõi và 3 ca mới cho xử lý giá trị thiếu, nhãn chưa quyết định và ID thiếu trong phép đối chiếu. Kiểm logic JavaScript dùng DOM mô phỏng; chưa thay nghiệm thu tương tác bằng Microsoft Excel thật.</w:t>
       </w:r>
     </w:p>
     <w:p>
@@ -18300,6 +18994,7 @@
           </w:tcPr>
           <w:p>
             <w:pPr>
+              <w:keepNext/>
               <w:spacing w:before="60" w:after="60" w:line="240" w:lineRule="auto"/>
               <w:ind w:firstLine="0"/>
               <w:jc w:val="center"/>
@@ -18333,6 +19028,7 @@
           </w:tcPr>
           <w:p>
             <w:pPr>
+              <w:keepNext/>
               <w:spacing w:before="60" w:after="60" w:line="240" w:lineRule="auto"/>
               <w:ind w:firstLine="0"/>
               <w:jc w:val="center"/>
@@ -18366,6 +19062,7 @@
           </w:tcPr>
           <w:p>
             <w:pPr>
+              <w:keepNext/>
               <w:spacing w:before="60" w:after="60" w:line="240" w:lineRule="auto"/>
               <w:ind w:firstLine="0"/>
               <w:jc w:val="center"/>
@@ -18404,6 +19101,7 @@
           </w:tcPr>
           <w:p>
             <w:pPr>
+              <w:keepNext/>
               <w:spacing w:before="60" w:after="60" w:line="240" w:lineRule="auto"/>
               <w:ind w:firstLine="0"/>
               <w:jc w:val="center"/>
@@ -18435,14 +19133,15 @@
           </w:tcPr>
           <w:p>
             <w:pPr>
-              <w:spacing w:before="60" w:after="60" w:line="240" w:lineRule="auto"/>
-              <w:ind w:firstLine="0"/>
-            </w:pPr>
-            <w:r>
-              <w:rPr>
-                <w:sz w:val="22"/>
-              </w:rPr>
-              <w:t>29 test; 0 lỗi; 0 bỏ qua</w:t>
+              <w:keepNext/>
+              <w:spacing w:before="60" w:after="60" w:line="240" w:lineRule="auto"/>
+              <w:ind w:firstLine="0"/>
+            </w:pPr>
+            <w:r>
+              <w:rPr>
+                <w:sz w:val="22"/>
+              </w:rPr>
+              <w:t>45 test; 0 lỗi</w:t>
             </w:r>
           </w:p>
         </w:tc>
@@ -18465,14 +19164,15 @@
           </w:tcPr>
           <w:p>
             <w:pPr>
-              <w:spacing w:before="60" w:after="60" w:line="240" w:lineRule="auto"/>
-              <w:ind w:firstLine="0"/>
-            </w:pPr>
-            <w:r>
-              <w:rPr>
-                <w:sz w:val="22"/>
-              </w:rPr>
-              <w:t>Đạt theo bộ test hiện có</w:t>
+              <w:keepNext/>
+              <w:spacing w:before="60" w:after="60" w:line="240" w:lineRule="auto"/>
+              <w:ind w:firstLine="0"/>
+            </w:pPr>
+            <w:r>
+              <w:rPr>
+                <w:sz w:val="22"/>
+              </w:rPr>
+              <w:t>42 ca lõi và 3 ca phân tích bổ sung</w:t>
             </w:r>
           </w:p>
         </w:tc>
@@ -18501,6 +19201,7 @@
           </w:tcPr>
           <w:p>
             <w:pPr>
+              <w:keepNext/>
               <w:spacing w:before="60" w:after="60" w:line="240" w:lineRule="auto"/>
               <w:ind w:firstLine="0"/>
               <w:jc w:val="center"/>
@@ -18532,14 +19233,15 @@
           </w:tcPr>
           <w:p>
             <w:pPr>
-              <w:spacing w:before="60" w:after="60" w:line="240" w:lineRule="auto"/>
-              <w:ind w:firstLine="0"/>
-            </w:pPr>
-            <w:r>
-              <w:rPr>
-                <w:sz w:val="22"/>
-              </w:rPr>
-              <w:t>Verifier so từng bản ghi, hash, lineage</w:t>
+              <w:keepNext/>
+              <w:spacing w:before="60" w:after="60" w:line="240" w:lineRule="auto"/>
+              <w:ind w:firstLine="0"/>
+            </w:pPr>
+            <w:r>
+              <w:rPr>
+                <w:sz w:val="22"/>
+              </w:rPr>
+              <w:t>Hash, lineage, từng bản ghi</w:t>
             </w:r>
           </w:p>
         </w:tc>
@@ -18562,14 +19264,15 @@
           </w:tcPr>
           <w:p>
             <w:pPr>
-              <w:spacing w:before="60" w:after="60" w:line="240" w:lineRule="auto"/>
-              <w:ind w:firstLine="0"/>
-            </w:pPr>
-            <w:r>
-              <w:rPr>
-                <w:sz w:val="22"/>
-              </w:rPr>
-              <w:t>CSV/JSON/DB/workbook cùng dữ liệu</w:t>
+              <w:keepNext/>
+              <w:spacing w:before="60" w:after="60" w:line="240" w:lineRule="auto"/>
+              <w:ind w:firstLine="0"/>
+            </w:pPr>
+            <w:r>
+              <w:rPr>
+                <w:sz w:val="22"/>
+              </w:rPr>
+              <w:t>CSV/JSON/DB/workbook cùng lần chạy</w:t>
             </w:r>
           </w:p>
         </w:tc>
@@ -18598,15 +19301,16 @@
           </w:tcPr>
           <w:p>
             <w:pPr>
-              <w:spacing w:before="60" w:after="60" w:line="240" w:lineRule="auto"/>
-              <w:ind w:firstLine="0"/>
-              <w:jc w:val="center"/>
-            </w:pPr>
-            <w:r>
-              <w:rPr>
-                <w:sz w:val="22"/>
-              </w:rPr>
-              <w:t>Trung vị độc lập</w:t>
+              <w:keepNext/>
+              <w:spacing w:before="60" w:after="60" w:line="240" w:lineRule="auto"/>
+              <w:ind w:firstLine="0"/>
+              <w:jc w:val="center"/>
+            </w:pPr>
+            <w:r>
+              <w:rPr>
+                <w:sz w:val="22"/>
+              </w:rPr>
+              <w:t>Trung vị</w:t>
             </w:r>
           </w:p>
         </w:tc>
@@ -18629,14 +19333,15 @@
           </w:tcPr>
           <w:p>
             <w:pPr>
-              <w:spacing w:before="60" w:after="60" w:line="240" w:lineRule="auto"/>
-              <w:ind w:firstLine="0"/>
-            </w:pPr>
-            <w:r>
-              <w:rPr>
-                <w:sz w:val="22"/>
-              </w:rPr>
-              <w:t>csv/statistics và SQLite ORDER BY</w:t>
+              <w:keepNext/>
+              <w:spacing w:before="60" w:after="60" w:line="240" w:lineRule="auto"/>
+              <w:ind w:firstLine="0"/>
+            </w:pPr>
+            <w:r>
+              <w:rPr>
+                <w:sz w:val="22"/>
+              </w:rPr>
+              <w:t>Đối chiếu CSV/database/Excel</w:t>
             </w:r>
           </w:p>
         </w:tc>
@@ -18659,14 +19364,15 @@
           </w:tcPr>
           <w:p>
             <w:pPr>
-              <w:spacing w:before="60" w:after="60" w:line="240" w:lineRule="auto"/>
-              <w:ind w:firstLine="0"/>
-            </w:pPr>
-            <w:r>
-              <w:rPr>
-                <w:sz w:val="22"/>
-              </w:rPr>
-              <w:t>Ba trung vị khớp analysis.json</w:t>
+              <w:keepNext/>
+              <w:spacing w:before="60" w:after="60" w:line="240" w:lineRule="auto"/>
+              <w:ind w:firstLine="0"/>
+            </w:pPr>
+            <w:r>
+              <w:rPr>
+                <w:sz w:val="22"/>
+              </w:rPr>
+              <w:t>Khớp analysis.json</w:t>
             </w:r>
           </w:p>
         </w:tc>
@@ -18695,6 +19401,7 @@
           </w:tcPr>
           <w:p>
             <w:pPr>
+              <w:keepNext/>
               <w:spacing w:before="60" w:after="60" w:line="240" w:lineRule="auto"/>
               <w:ind w:firstLine="0"/>
               <w:jc w:val="center"/>
@@ -18726,14 +19433,15 @@
           </w:tcPr>
           <w:p>
             <w:pPr>
-              <w:spacing w:before="60" w:after="60" w:line="240" w:lineRule="auto"/>
-              <w:ind w:firstLine="0"/>
-            </w:pPr>
-            <w:r>
-              <w:rPr>
-                <w:sz w:val="22"/>
-              </w:rPr>
-              <w:t>Bốn truy vấn; integrity/FK; hash kết quả</w:t>
+              <w:keepNext/>
+              <w:spacing w:before="60" w:after="60" w:line="240" w:lineRule="auto"/>
+              <w:ind w:firstLine="0"/>
+            </w:pPr>
+            <w:r>
+              <w:rPr>
+                <w:sz w:val="22"/>
+              </w:rPr>
+              <w:t>4 truy vấn; integrity/FK; hash</w:t>
             </w:r>
           </w:p>
         </w:tc>
@@ -18756,14 +19464,15 @@
           </w:tcPr>
           <w:p>
             <w:pPr>
-              <w:spacing w:before="60" w:after="60" w:line="240" w:lineRule="auto"/>
-              <w:ind w:firstLine="0"/>
-            </w:pPr>
-            <w:r>
-              <w:rPr>
-                <w:sz w:val="22"/>
-              </w:rPr>
-              <w:t>Có DB thật; index không tăng tốc ở lần ghi nhận</w:t>
+              <w:keepNext/>
+              <w:spacing w:before="60" w:after="60" w:line="240" w:lineRule="auto"/>
+              <w:ind w:firstLine="0"/>
+            </w:pPr>
+            <w:r>
+              <w:rPr>
+                <w:sz w:val="22"/>
+              </w:rPr>
+              <w:t>Thời gian là một lượt đo trên máy này</w:t>
             </w:r>
           </w:p>
         </w:tc>
@@ -18792,6 +19501,7 @@
           </w:tcPr>
           <w:p>
             <w:pPr>
+              <w:keepNext/>
               <w:spacing w:before="60" w:after="60" w:line="240" w:lineRule="auto"/>
               <w:ind w:firstLine="0"/>
               <w:jc w:val="center"/>
@@ -18823,6 +19533,7 @@
           </w:tcPr>
           <w:p>
             <w:pPr>
+              <w:keepNext/>
               <w:spacing w:before="60" w:after="60" w:line="240" w:lineRule="auto"/>
               <w:ind w:firstLine="0"/>
             </w:pPr>
@@ -18853,14 +19564,15 @@
           </w:tcPr>
           <w:p>
             <w:pPr>
-              <w:spacing w:before="60" w:after="60" w:line="240" w:lineRule="auto"/>
-              <w:ind w:firstLine="0"/>
-            </w:pPr>
-            <w:r>
-              <w:rPr>
-                <w:sz w:val="22"/>
-              </w:rPr>
-              <w:t>Logic đạt; bố cục trình duyệt mới chưa xác nhận</w:t>
+              <w:keepNext/>
+              <w:spacing w:before="60" w:after="60" w:line="240" w:lineRule="auto"/>
+              <w:ind w:firstLine="0"/>
+            </w:pPr>
+            <w:r>
+              <w:rPr>
+                <w:sz w:val="22"/>
+              </w:rPr>
+              <w:t>Chưa nghiệm thu toàn bộ bố cục trình duyệt</w:t>
             </w:r>
           </w:p>
         </w:tc>
@@ -18889,6 +19601,7 @@
           </w:tcPr>
           <w:p>
             <w:pPr>
+              <w:keepNext/>
               <w:spacing w:before="60" w:after="60" w:line="240" w:lineRule="auto"/>
               <w:ind w:firstLine="0"/>
               <w:jc w:val="center"/>
@@ -18920,14 +19633,15 @@
           </w:tcPr>
           <w:p>
             <w:pPr>
-              <w:spacing w:before="60" w:after="60" w:line="240" w:lineRule="auto"/>
-              <w:ind w:firstLine="0"/>
-            </w:pPr>
-            <w:r>
-              <w:rPr>
-                <w:sz w:val="22"/>
-              </w:rPr>
-              <w:t>6.936 dòng; 4 biểu đồ; thử tính lại engine</w:t>
+              <w:keepNext/>
+              <w:spacing w:before="60" w:after="60" w:line="240" w:lineRule="auto"/>
+              <w:ind w:firstLine="0"/>
+            </w:pPr>
+            <w:r>
+              <w:rPr>
+                <w:sz w:val="22"/>
+              </w:rPr>
+              <w:t>6.911 dòng; 4 biểu đồ</w:t>
             </w:r>
           </w:p>
         </w:tc>
@@ -18950,14 +19664,15 @@
           </w:tcPr>
           <w:p>
             <w:pPr>
-              <w:spacing w:before="60" w:after="60" w:line="240" w:lineRule="auto"/>
-              <w:ind w:firstLine="0"/>
-            </w:pPr>
-            <w:r>
-              <w:rPr>
-                <w:sz w:val="22"/>
-              </w:rPr>
-              <w:t>Artifact Tool đạt; Excel thật chưa xác nhận</w:t>
+              <w:keepNext/>
+              <w:spacing w:before="60" w:after="60" w:line="240" w:lineRule="auto"/>
+              <w:ind w:firstLine="0"/>
+            </w:pPr>
+            <w:r>
+              <w:rPr>
+                <w:sz w:val="22"/>
+              </w:rPr>
+              <w:t>Artifact Tool; chưa kiểm Excel thật</w:t>
             </w:r>
           </w:p>
         </w:tc>
@@ -18986,6 +19701,7 @@
           </w:tcPr>
           <w:p>
             <w:pPr>
+              <w:keepNext/>
               <w:spacing w:before="60" w:after="60" w:line="240" w:lineRule="auto"/>
               <w:ind w:firstLine="0"/>
               <w:jc w:val="center"/>
@@ -19017,14 +19733,15 @@
           </w:tcPr>
           <w:p>
             <w:pPr>
-              <w:spacing w:before="60" w:after="60" w:line="240" w:lineRule="auto"/>
-              <w:ind w:firstLine="0"/>
-            </w:pPr>
-            <w:r>
-              <w:rPr>
-                <w:sz w:val="22"/>
-              </w:rPr>
-              <w:t>Bản sao nguồn cùng Python đã cài</w:t>
+              <w:keepNext/>
+              <w:spacing w:before="60" w:after="60" w:line="240" w:lineRule="auto"/>
+              <w:ind w:firstLine="0"/>
+            </w:pPr>
+            <w:r>
+              <w:rPr>
+                <w:sz w:val="22"/>
+              </w:rPr>
+              <w:t>Nguồn đúng checksum, Linux</w:t>
             </w:r>
           </w:p>
         </w:tc>
@@ -19047,14 +19764,15 @@
           </w:tcPr>
           <w:p>
             <w:pPr>
-              <w:spacing w:before="60" w:after="60" w:line="240" w:lineRule="auto"/>
-              <w:ind w:firstLine="0"/>
-            </w:pPr>
-            <w:r>
-              <w:rPr>
-                <w:sz w:val="22"/>
-              </w:rPr>
-              <w:t>6.936 dòng giống; chưa cài mới trên máy khác</w:t>
+              <w:keepNext/>
+              <w:spacing w:before="60" w:after="60" w:line="240" w:lineRule="auto"/>
+              <w:ind w:firstLine="0"/>
+            </w:pPr>
+            <w:r>
+              <w:rPr>
+                <w:sz w:val="22"/>
+              </w:rPr>
+              <w:t>Bộ đầu ra mới cùng run_id</w:t>
             </w:r>
           </w:p>
         </w:tc>
@@ -19121,7 +19839,7 @@
               <w:rPr>
                 <w:sz w:val="22"/>
               </w:rPr>
-              <w:t>60 tin + 7 tin trọng điểm do trợ lý đọc</w:t>
+              <w:t>60 tin, một người và AI hiệu chỉnh</w:t>
             </w:r>
           </w:p>
         </w:tc>
@@ -19151,7 +19869,7 @@
               <w:rPr>
                 <w:sz w:val="22"/>
               </w:rPr>
-              <w:t>Phát hiện giới hạn; không phải gold labels</w:t>
+              <w:t>52 review; không phải gold độc lập</w:t>
             </w:r>
           </w:p>
         </w:tc>
@@ -19166,7 +19884,7 @@
         <w:rPr>
           <w:sz w:val="21"/>
         </w:rPr>
-        <w:t>Nguồn: AUDIT_RESULTS.json, ASSISTANT_CHECKS.json và các log kiểm/tái lập cùng run_id.</w:t>
+        <w:t>Nguồn: outputs/python_test_results.json, dashboard_test_results.json, workbook_test_results.json và DELIVERY_CHECK.json của lần chạy hiện hành.</w:t>
       </w:r>
     </w:p>
     <w:p>
@@ -19182,42 +19900,27 @@
     </w:p>
     <w:p>
       <w:r>
-        <w:t>Mục tiêu khám phá và so sánh giá rao trong mẫu tin lịch sử đã được hiện thực thành một chuỗi xử lý có mã, dữ liệu dẫn xuất và sản phẩm tra cứu. Từ 9.004 dòng, hệ thống gộp 1.884 dòng trùng theo khóa nội dung, cách ly 184 dòng và giữ 6.936 tin; các phép đối soát bảo toàn quy mô và truy nguyên quyết định ở cấp dòng. Bảng thống kê và biểu đồ cho thấy trung vị tổng giá 2,25 tỷ, diện tích 70 m² và đơn giá khoảng 32,3205 triệu/m² trong tập giữ. Những con số này là kết quả của phạm vi và chính sách đã mô tả, không</w:t>
-      </w:r>
-      <w:r>
-        <w:t xml:space="preserve"> phải một mức giá chung cho thị trường Việt Nam.</w:t>
+        <w:t>Đề tài đã xây dựng quy trình khám phá giá rao có thể tái lập và truy nguyên. Với câu hỏi 1, từ 9.004 dòng nguồn giữ 6.911 tin, trung vị tổng giá là 2,25 tỷ VND, trung bình khoảng 3,70 tỷ; chênh lệch phù hợp với phân phối lệch phải. Trung vị diện tích 70 m² và đơn giá 32,50 triệu/m² chỉ mô tả tập tin qua chính sách xử lý. Việc giữ nguồn nguyên bản, tin cách ly và lineage giúp giải thích kết quả thay vì chỉ công bố con số tổng hợp.</w:t>
       </w:r>
     </w:p>
     <w:p>
       <w:r>
-        <w:t>Về độ tin cậy, bằng chứng mạnh nhất nằm ở đúng phiên bản nguồn, tính nhất quán tính toán và khả năng phát hiện sản phẩm khác lần chạy. SHA-256 khớp bản nguồn; dữ liệu giữa CSV, JSON, SQLite, HTML và workbook được đối soát; ba trung vị tính độc lập thống nhất. Tuy nhiên, độ tin cậy nội dung quảng cáo thấp hơn mức có thể kiểm bằng mã: vẫn có tin mơ hồ, nhãn suy luận từ tiêu đề và nhóm giả định bán. Rà soát bằng trợ lý đã phát hiện các trường hợp lọt quy tắc, chưa tạo bộ nhãn chuyên gia hoặc xác nhận giao dịch</w:t>
-      </w:r>
-      <w:r>
-        <w:t>. Vì vậy, có thể sử dụng kết quả để mô tả mẫu có điều kiện, chưa đủ cơ sở dùng cho định giá hoặc khẳng định độ chính xác nhãn.</w:t>
+        <w:t>Độ tin cậy tính toán được hỗ trợ bởi checksum và đối soát sản phẩm. Độ tin cậy nội dung còn hạn chế: hơn nửa tin được giả định bán, vẫn có nhãn chưa rõ và mâu thuẫn chưa bị cách ly. Bộ 60 tin có một người gán ban đầu và AI hiệu chỉnh; phần lớn quyết định giữ/loại vẫn là review. Vì vậy, chỉ báo mức khớp và bao phủ từng trường trên mẫu, không coi dữ liệu đã xác minh hoặc ước lượng độ chính xác toàn thị trường.</w:t>
       </w:r>
     </w:p>
     <w:p>
       <w:r>
-        <w:t>Về vận hành, phần cốt lõi đã chạy và có bộ 29 test Python đạt, kiểm logic JavaScript cùng các sản phẩm lưu thực tế. Quy trình một lệnh giúp nối bước tải/kiểm nguồn, xử lý, dựng HTML, truy vấn và xác minh. Dashboard có thể được phân phối như file chứa dữ liệu, Excel có thể mở từ workbook đã tạo. Mức xác nhận còn thiếu là bố cục/thao tác trình duyệt của bản 6.936 tin, tính lại trong Microsoft Excel thật và cài mới trên một máy độc lập. Các giới hạn này không phủ nhận phần xử lý đã thực thi, nhưng cần giữ rõ k</w:t>
-      </w:r>
-      <w:r>
-        <w:t>hi đánh giá sẵn sàng sử dụng trong những môi trường khác.</w:t>
+        <w:t>Bộ kiểm Python có 45 ca và kiểm logic dashboard bằng JavaScript. Dữ liệu, hình, HTML, database và Excel được tái tạo cho cùng lần chạy. Workbook được kiểm công thức và đầu vào không hợp lệ bằng Artifact Tool. Tương tác trực tiếp trong Microsoft Excel thật và nghiệm thu toàn bộ bố cục trình duyệt vẫn cần xác nhận riêng; sản phẩm là phân tích ngoại tuyến của mẫu lịch sử.</w:t>
       </w:r>
     </w:p>
     <w:p>
       <w:r>
-        <w:t>Về tích hợp, các mô-đun chia sẻ bộ biến, run_id và metadata để giảm nhầm phiên bản. SQLite cung cấp truy vấn quan hệ, HTML cung cấp lựa chọn tương tác, Excel cung cấp bảng/công thức, còn các bảng và ảnh phục vụ phân tích. Đây là tích hợp qua tệp và lệnh cục bộ; chưa phải một dịch vụ nhiều người dùng có backend và đồng bộ trực tuyến. Excel có phụ thuộc dựng riêng và một số snapshot, còn bước xuất nhiều tệp chưa nguyên tử toàn bộ. Manifest cùng verifier là cơ chế phát hiện không nhất quán sau lỗi hoặc chỉnh s</w:t>
-      </w:r>
-      <w:r>
-        <w:t>ửa riêng, không nên được mô tả thành bảo đảm giao dịch cho mọi sản phẩm.</w:t>
+        <w:t>Về tích hợp, các mô-đun chia sẻ bộ biến, run_id và metadata để giảm nhầm phiên bản. SQLite cung cấp truy vấn quan hệ, HTML cung cấp lựa chọn tương tác, Excel cung cấp bảng/công thức, còn các bảng và ảnh phục vụ phân tích. Đây là tích hợp qua tệp và lệnh cục bộ; chưa phải một dịch vụ nhiều người dùng có backend và đồng bộ trực tuyến. Excel có phụ thuộc dựng riêng và một số snapshot, còn bước xuất nhiều tệp chưa nguyên tử toàn bộ. Manifest cùng verifier là cơ chế phát hiện không nhất quán sau lỗi hoặc chỉnh sửa riêng, không nên được mô tả thành bảo đảm giao dịch cho mọi sản phẩm.</w:t>
       </w:r>
     </w:p>
     <w:p>
       <w:r>
-        <w:t>Về kết quả phân tích, sự phân bố lệch, khác biệt thành phần địa phương và bất định cách ghi số ảnh hưởng trực tiếp đến diễn giải. Tương quan diện tích–tổng giá tổng thể yếu; các khác biệt tỉnh/loại chưa kiểm soát hết yếu tố nhiễu. Độ nhạy cho thấy bỏ nhóm dấu chấm hàng nghìn làm trung vị đơn giá thay đổi khoảng 8,84%, cần chú ý hơn một kết luận chỉ dựa vào ngoại lệ. K-means tạo hai nhóm ổn định theo các seed đã thử nhưng không có nhãn thị trường để kiểm định. SQL bảo toàn kết quả và thay plan, trong khi lần</w:t>
-      </w:r>
-      <w:r>
-        <w:t xml:space="preserve"> đo ghi nhận không tăng tốc. Việc giữ các kết quả không thuận kỳ vọng là điều kiện để kết luận thực nghiệm có thể được đánh giá nghiêm túc.</w:t>
+        <w:t>Ba phần cải thiện đã được thực hiện: đối chiếu bộ nhãn có hỗ trợ AI; phân tích tỉnh × loại × khoảng diện tích; kiểm độ nhạy K-means qua 65 lần fit. Quan hệ diện tích–giá cần đọc trong nhóm. Cụm ổn định với mẫu con nhưng thay đổi mạnh khi đổi đặc trưng; không gán nghĩa phân khúc thị trường. SQLite bảo toàn kết quả truy vấn; thời gian chỉ là minh họa trên một máy, không suy rộng.</w:t>
       </w:r>
     </w:p>
     <w:p>
@@ -19274,6 +19977,7 @@
               <w:spacing w:before="60" w:after="60" w:line="240" w:lineRule="auto"/>
               <w:ind w:firstLine="0"/>
               <w:jc w:val="center"/>
+              <w:keepNext w:val="1"/>
             </w:pPr>
             <w:r>
               <w:rPr>
@@ -19307,6 +20011,7 @@
               <w:spacing w:before="60" w:after="60" w:line="240" w:lineRule="auto"/>
               <w:ind w:firstLine="0"/>
               <w:jc w:val="center"/>
+              <w:keepNext w:val="1"/>
             </w:pPr>
             <w:r>
               <w:rPr>
@@ -19340,6 +20045,7 @@
               <w:spacing w:before="60" w:after="60" w:line="240" w:lineRule="auto"/>
               <w:ind w:firstLine="0"/>
               <w:jc w:val="center"/>
+              <w:keepNext w:val="1"/>
             </w:pPr>
             <w:r>
               <w:rPr>
@@ -19378,6 +20084,7 @@
               <w:spacing w:before="60" w:after="60" w:line="240" w:lineRule="auto"/>
               <w:ind w:firstLine="0"/>
               <w:jc w:val="center"/>
+              <w:keepNext w:val="1"/>
             </w:pPr>
             <w:r>
               <w:rPr>
@@ -19408,6 +20115,7 @@
             <w:pPr>
               <w:spacing w:before="60" w:after="60" w:line="240" w:lineRule="auto"/>
               <w:ind w:firstLine="0"/>
+              <w:keepNext w:val="1"/>
             </w:pPr>
             <w:r>
               <w:rPr>
@@ -19438,6 +20146,7 @@
             <w:pPr>
               <w:spacing w:before="60" w:after="60" w:line="240" w:lineRule="auto"/>
               <w:ind w:firstLine="0"/>
+              <w:keepNext w:val="1"/>
             </w:pPr>
             <w:r>
               <w:rPr>
@@ -19475,13 +20184,13 @@
               <w:spacing w:before="60" w:after="60" w:line="240" w:lineRule="auto"/>
               <w:ind w:firstLine="0"/>
               <w:jc w:val="center"/>
-            </w:pPr>
-            <w:r>
-              <w:rPr>
-                <w:sz w:val="22"/>
-              </w:rPr>
-              <w:lastRenderedPageBreak/>
-              <w:t>Vận hành</w:t>
+              <w:keepNext w:val="1"/>
+            </w:pPr>
+            <w:r>
+              <w:rPr>
+                <w:sz w:val="22"/>
+              </w:rPr>
+              <w:t xml:space="preserve">Vận hành</w:t>
             </w:r>
           </w:p>
         </w:tc>
@@ -19506,12 +20215,13 @@
             <w:pPr>
               <w:spacing w:before="60" w:after="60" w:line="240" w:lineRule="auto"/>
               <w:ind w:firstLine="0"/>
-            </w:pPr>
-            <w:r>
-              <w:rPr>
-                <w:sz w:val="22"/>
-              </w:rPr>
-              <w:t>Lõi, SQL, HTML và workbook đã được tạo/kiểm</w:t>
+              <w:keepNext w:val="1"/>
+            </w:pPr>
+            <w:r>
+              <w:rPr>
+                <w:sz w:val="22"/>
+              </w:rPr>
+              <w:t xml:space="preserve">Lõi đã tái lập; SQL, HTML và workbook có kiểm</w:t>
             </w:r>
           </w:p>
         </w:tc>
@@ -19536,12 +20246,13 @@
             <w:pPr>
               <w:spacing w:before="60" w:after="60" w:line="240" w:lineRule="auto"/>
               <w:ind w:firstLine="0"/>
-            </w:pPr>
-            <w:r>
-              <w:rPr>
-                <w:sz w:val="22"/>
-              </w:rPr>
-              <w:t>Thiếu xác nhận UI mới, Excel thật và cài máy mới</w:t>
+              <w:keepNext w:val="1"/>
+            </w:pPr>
+            <w:r>
+              <w:rPr>
+                <w:sz w:val="22"/>
+              </w:rPr>
+              <w:t xml:space="preserve">Thiếu nghiệm thu trình duyệt và Excel thật</w:t>
             </w:r>
           </w:p>
         </w:tc>
@@ -19573,6 +20284,7 @@
               <w:spacing w:before="60" w:after="60" w:line="240" w:lineRule="auto"/>
               <w:ind w:firstLine="0"/>
               <w:jc w:val="center"/>
+              <w:keepNext w:val="1"/>
             </w:pPr>
             <w:r>
               <w:rPr>
@@ -19603,6 +20315,7 @@
             <w:pPr>
               <w:spacing w:before="60" w:after="60" w:line="240" w:lineRule="auto"/>
               <w:ind w:firstLine="0"/>
+              <w:keepNext w:val="1"/>
             </w:pPr>
             <w:r>
               <w:rPr>
@@ -19633,6 +20346,7 @@
             <w:pPr>
               <w:spacing w:before="60" w:after="60" w:line="240" w:lineRule="auto"/>
               <w:ind w:firstLine="0"/>
+              <w:keepNext w:val="1"/>
             </w:pPr>
             <w:r>
               <w:rPr>
@@ -19755,18 +20469,801 @@
     </w:p>
     <w:p>
       <w:r>
-        <w:t>Phạm vi ứng dụng phù hợp hiện tại là học tập, minh họa quy trình dữ liệu và khám phá có kiểm chứng một nguồn lịch sử. Người đọc có thể sử dụng các bảng/biểu đồ để đặt câu hỏi, so điều kiện lọc và truy nguyên trường hợp cần xem lại. Sản phẩm chưa cung cấp căn cứ mua bán, đánh giá pháp lý hoặc khuyến nghị tài chính; nguồn không có ngày từng tin, vị trí xác minh và giá giao dịch để phục vụ những mục đích đó. Bảng 20 tóm tắt mức đạt theo từng khía cạnh thay vì đánh giá bằng một nhận xét chung rằng hệ thống hoàn</w:t>
-      </w:r>
-      <w:r>
-        <w:t xml:space="preserve"> toàn chính xác hoặc ứng dụng rộng rãi.</w:t>
+        <w:t xml:space="preserve">Phạm vi ứng dụng phù hợp là học tập, khám phá mẫu lịch sử và truy nguyên trường hợp cần rà soát. Bảng 20 tóm tắt mức đáp ứng cùng giới hạn. Vì thiếu ngày từng tin, vị trí xác minh và giá giao dịch, sản phẩm chưa cung cấp căn cứ mua bán, đánh giá pháp lý hoặc khuyến nghị đầu tư.</w:t>
       </w:r>
     </w:p>
     <w:p>
       <w:r>
-        <w:t>Hướng phát triển ưu tiên là tăng chất lượng bằng chứng trước khi tăng độ phức tạp mô hình. Trước hết, cần nguồn có quyền sử dụng, ngày đăng và mã tin rõ ràng, cùng một thiết kế gán nhãn người thật nếu muốn đánh giá bộ nhận diện. Tiếp theo, những cách ghi nhiều lô, tiền trả trước và nhiều định nghĩa diện tích cần chính sách phân biệt tốt hơn, đi kèm kiểm hồi quy cho cả trường hợp nên giữ. Nếu đo hiệu năng tiếp, cần lặp nhiều khối hoặc ngẫu nhiên thứ tự đo, báo chi phí lưu/ghi và tách dữ liệu thử tải khỏi EDA</w:t>
-      </w:r>
-      <w:r>
-        <w:t>. Những hướng này đều phục vụ mục tiêu đọc giá rao đáng tin cậy hơn trong phạm vi đã xác định, thay vì mở rộng đề tài thành một hệ thống khác.</w:t>
+        <w:t>Mẫu đã có 120 tin phát triển và 60 tin đánh giá, thay cho kế hoạch chưa thực hiện trước đây. Việc còn lại thuộc chất lượng tham chiếu: thành viên nhóm cần đọc lại các sửa đổi có hỗ trợ AI và giải quyết trường review khi có đủ nguồn. Chưa có hai người đọc độc lập và không tính hệ số đồng thuận. Nếu dùng các lỗi evaluation để sửa quy tắc tiếp, cần một mẫu đánh giá mới trước khi công bố cải thiện.</w:t>
+      </w:r>
+    </w:p>
+    <w:p>
+      <w:r>
+        <w:t>Quy tắc đã được cải thiện bằng mẫu phát triển và kiểm hồi quy trước khi đối chiếu evaluation. Lượt này giữ nguyên hash mã phân loại, không chỉnh theo nhãn cuối. Hướng tiếp theo là kiểm tin gần trùng, chuẩn hóa ý nghĩa diện tích và thu thập mẫu độc lập từ nguồn khác; mọi bước phải giữ bằng chứng và không tự sửa số mơ hồ thành giá đúng.</w:t>
+      </w:r>
+    </w:p>
+    <w:p>
+      <w:r>
+        <w:t>Phần phân tích nhóm và độ ổn định cụm đã có bảng, hình và script chạy lại trong outputs/extended. Phát triển tiếp nên kiểm khả năng lặp lại trên nguồn khác, đánh giá chất lượng nhãn và tách định nghĩa diện tích trước khi thêm mô hình dự báo. Thí nghiệm SQL có thể bổ sung khối đo ngẫu nhiên, chi phí ghi và dung lượng index nếu phù hợp phạm vi môn học.</w:t>
+      </w:r>
+    </w:p>
+    <w:p>
+      <w:r>
+        <w:t>Về bàn giao, bổ sung hướng dẫn Windows/Linux, kiểm các bộ lọc trong trình duyệt và tính lại công thức bằng Excel thật; đồng bộ README, báo cáo và metadata trước mỗi lần nộp. Cần phân biệt báo cáo chưa được một verifier kiểm với báo cáo chưa hoàn thành, tránh trạng thái mặc định lỗi thời. Các thành viên phải giải thích được nguồn, lựa chọn xử lý và giới hạn của phần mình phụ trách; đóng góp được ghi theo công việc thực tế, không dùng hồ sơ phân công thay bằng chứng đã thực hiện.</w:t>
+      </w:r>
+    </w:p>
+    <w:p>
+      <w:pPr>
+        <w:pageBreakBefore/>
+      </w:pPr>
+      <w:r>
+        <w:rPr>
+          <w:b/>
+        </w:rPr>
+        <w:t>Kết quả bổ sung về kiểm nhãn và phân tích nhóm</w:t>
+      </w:r>
+    </w:p>
+    <w:p>
+      <w:pPr/>
+      <w:r>
+        <w:t>Bộ nhãn ban đầu do một thành viên thực hiện, sau đó AI sửa 17 tin. Chưa có xác nhận độc lập cho các sửa đổi. Bảng dưới báo số khớp trên số nhãn xác định; số còn lại không bị coi là sai hoặc đúng. Đây là thống kê trên mẫu phân tầng, không suy rộng cho toàn bộ nguồn.</w:t>
+      </w:r>
+    </w:p>
+    <w:tbl>
+      <w:tblPr>
+        <w:tblW w:type="auto" w:w="0"/>
+        <w:tblLook w:firstColumn="1" w:firstRow="1" w:lastColumn="0" w:lastRow="0" w:noHBand="0" w:noVBand="1" w:val="04A0"/>
+      </w:tblPr>
+      <w:tblGrid>
+        <w:gridCol w:w="3230"/>
+        <w:gridCol w:w="3230"/>
+        <w:gridCol w:w="3230"/>
+      </w:tblGrid>
+      <w:tr>
+        <w:tc>
+          <w:tcPr>
+            <w:tcW w:w="2324" w:type="dxa"/>
+            <w:tcBorders>
+              <w:top w:val="single" w:sz="5" w:space="0" w:color="D9D9D9"/>
+              <w:left w:val="single" w:sz="5" w:space="0" w:color="D9D9D9"/>
+              <w:bottom w:val="single" w:sz="5" w:space="0" w:color="D9D9D9"/>
+              <w:right w:val="single" w:sz="5" w:space="0" w:color="D9D9D9"/>
+            </w:tcBorders>
+            <w:shd w:val="clear" w:color="auto" w:fill="E2E9EF"/>
+            <w:tcMar>
+              <w:top w:w="85" w:type="dxa"/>
+              <w:left w:w="85" w:type="dxa"/>
+              <w:bottom w:w="85" w:type="dxa"/>
+              <w:right w:w="85" w:type="dxa"/>
+            </w:tcMar>
+            <w:vAlign w:val="center"/>
+          </w:tcPr>
+          <w:p>
+            <w:pPr>
+              <w:keepNext/>
+              <w:spacing w:after="0"/>
+            </w:pPr>
+            <w:r>
+              <w:rPr>
+                <w:rFonts w:ascii="Times New Roman" w:hAnsi="Times New Roman"/>
+                <w:b/>
+                <w:sz w:val="22"/>
+              </w:rPr>
+              <w:t>Trường</w:t>
+            </w:r>
+          </w:p>
+        </w:tc>
+        <w:tc>
+          <w:tcPr>
+            <w:tcW w:w="1417" w:type="dxa"/>
+            <w:tcBorders>
+              <w:top w:val="single" w:sz="5" w:space="0" w:color="D9D9D9"/>
+              <w:left w:val="single" w:sz="5" w:space="0" w:color="D9D9D9"/>
+              <w:bottom w:val="single" w:sz="5" w:space="0" w:color="D9D9D9"/>
+              <w:right w:val="single" w:sz="5" w:space="0" w:color="D9D9D9"/>
+            </w:tcBorders>
+            <w:shd w:val="clear" w:color="auto" w:fill="E2E9EF"/>
+            <w:tcMar>
+              <w:top w:w="85" w:type="dxa"/>
+              <w:left w:w="85" w:type="dxa"/>
+              <w:bottom w:w="85" w:type="dxa"/>
+              <w:right w:w="85" w:type="dxa"/>
+            </w:tcMar>
+            <w:vAlign w:val="center"/>
+          </w:tcPr>
+          <w:p>
+            <w:pPr>
+              <w:keepNext/>
+              <w:spacing w:after="0"/>
+            </w:pPr>
+            <w:r>
+              <w:rPr>
+                <w:rFonts w:ascii="Times New Roman" w:hAnsi="Times New Roman"/>
+                <w:b/>
+                <w:sz w:val="22"/>
+              </w:rPr>
+              <w:t>Khớp / xác định</w:t>
+            </w:r>
+          </w:p>
+        </w:tc>
+        <w:tc>
+          <w:tcPr>
+            <w:tcW w:w="5947" w:type="dxa"/>
+            <w:tcBorders>
+              <w:top w:val="single" w:sz="5" w:space="0" w:color="D9D9D9"/>
+              <w:left w:val="single" w:sz="5" w:space="0" w:color="D9D9D9"/>
+              <w:bottom w:val="single" w:sz="5" w:space="0" w:color="D9D9D9"/>
+              <w:right w:val="single" w:sz="5" w:space="0" w:color="D9D9D9"/>
+            </w:tcBorders>
+            <w:shd w:val="clear" w:color="auto" w:fill="E2E9EF"/>
+            <w:tcMar>
+              <w:top w:w="85" w:type="dxa"/>
+              <w:left w:w="85" w:type="dxa"/>
+              <w:bottom w:w="85" w:type="dxa"/>
+              <w:right w:w="85" w:type="dxa"/>
+            </w:tcMar>
+            <w:vAlign w:val="center"/>
+          </w:tcPr>
+          <w:p>
+            <w:pPr>
+              <w:keepNext/>
+              <w:spacing w:after="0"/>
+            </w:pPr>
+            <w:r>
+              <w:rPr>
+                <w:rFonts w:ascii="Times New Roman" w:hAnsi="Times New Roman"/>
+                <w:b/>
+                <w:sz w:val="22"/>
+              </w:rPr>
+              <w:t>Chưa xác định</w:t>
+            </w:r>
+          </w:p>
+        </w:tc>
+      </w:tr>
+      <w:tr>
+        <w:tc>
+          <w:tcPr>
+            <w:tcW w:type="dxa" w:w="3230"/>
+          </w:tcPr>
+          <w:p>
+            <w:pPr>
+              <w:keepNext/>
+              <w:spacing w:after="0"/>
+            </w:pPr>
+            <w:r>
+              <w:rPr>
+                <w:rFonts w:ascii="Times New Roman" w:hAnsi="Times New Roman"/>
+                <w:sz w:val="22"/>
+              </w:rPr>
+              <w:t>Loại tài sản</w:t>
+            </w:r>
+          </w:p>
+        </w:tc>
+        <w:tc>
+          <w:tcPr>
+            <w:tcW w:type="dxa" w:w="3230"/>
+          </w:tcPr>
+          <w:p>
+            <w:pPr>
+              <w:keepNext/>
+              <w:spacing w:after="0"/>
+            </w:pPr>
+            <w:r>
+              <w:rPr>
+                <w:rFonts w:ascii="Times New Roman" w:hAnsi="Times New Roman"/>
+                <w:sz w:val="22"/>
+              </w:rPr>
+              <w:t>43/58</w:t>
+            </w:r>
+          </w:p>
+        </w:tc>
+        <w:tc>
+          <w:tcPr>
+            <w:tcW w:type="dxa" w:w="3230"/>
+          </w:tcPr>
+          <w:p>
+            <w:pPr>
+              <w:keepNext/>
+              <w:spacing w:after="0"/>
+            </w:pPr>
+            <w:r>
+              <w:rPr>
+                <w:rFonts w:ascii="Times New Roman" w:hAnsi="Times New Roman"/>
+                <w:sz w:val="22"/>
+              </w:rPr>
+              <w:t>2</w:t>
+            </w:r>
+          </w:p>
+        </w:tc>
+      </w:tr>
+      <w:tr>
+        <w:tc>
+          <w:tcPr>
+            <w:tcW w:type="dxa" w:w="3230"/>
+          </w:tcPr>
+          <w:p>
+            <w:pPr>
+              <w:keepNext/>
+              <w:spacing w:after="0"/>
+            </w:pPr>
+            <w:r>
+              <w:rPr>
+                <w:rFonts w:ascii="Times New Roman" w:hAnsi="Times New Roman"/>
+                <w:sz w:val="22"/>
+              </w:rPr>
+              <w:t>Giao dịch</w:t>
+            </w:r>
+          </w:p>
+        </w:tc>
+        <w:tc>
+          <w:tcPr>
+            <w:tcW w:type="dxa" w:w="3230"/>
+          </w:tcPr>
+          <w:p>
+            <w:pPr>
+              <w:keepNext/>
+              <w:spacing w:after="0"/>
+            </w:pPr>
+            <w:r>
+              <w:rPr>
+                <w:rFonts w:ascii="Times New Roman" w:hAnsi="Times New Roman"/>
+                <w:sz w:val="22"/>
+              </w:rPr>
+              <w:t>28/45</w:t>
+            </w:r>
+          </w:p>
+        </w:tc>
+        <w:tc>
+          <w:tcPr>
+            <w:tcW w:type="dxa" w:w="3230"/>
+          </w:tcPr>
+          <w:p>
+            <w:pPr>
+              <w:keepNext/>
+              <w:spacing w:after="0"/>
+            </w:pPr>
+            <w:r>
+              <w:rPr>
+                <w:rFonts w:ascii="Times New Roman" w:hAnsi="Times New Roman"/>
+                <w:sz w:val="22"/>
+              </w:rPr>
+              <w:t>15</w:t>
+            </w:r>
+          </w:p>
+        </w:tc>
+      </w:tr>
+      <w:tr>
+        <w:tc>
+          <w:tcPr>
+            <w:tcW w:type="dxa" w:w="3230"/>
+          </w:tcPr>
+          <w:p>
+            <w:pPr>
+              <w:keepNext/>
+              <w:spacing w:after="0"/>
+            </w:pPr>
+            <w:r>
+              <w:rPr>
+                <w:rFonts w:ascii="Times New Roman" w:hAnsi="Times New Roman"/>
+                <w:sz w:val="22"/>
+              </w:rPr>
+              <w:t>Cơ sở giá</w:t>
+            </w:r>
+          </w:p>
+        </w:tc>
+        <w:tc>
+          <w:tcPr>
+            <w:tcW w:type="dxa" w:w="3230"/>
+          </w:tcPr>
+          <w:p>
+            <w:pPr>
+              <w:keepNext/>
+              <w:spacing w:after="0"/>
+            </w:pPr>
+            <w:r>
+              <w:rPr>
+                <w:rFonts w:ascii="Times New Roman" w:hAnsi="Times New Roman"/>
+                <w:sz w:val="22"/>
+              </w:rPr>
+              <w:t>46/54</w:t>
+            </w:r>
+          </w:p>
+        </w:tc>
+        <w:tc>
+          <w:tcPr>
+            <w:tcW w:type="dxa" w:w="3230"/>
+          </w:tcPr>
+          <w:p>
+            <w:pPr>
+              <w:keepNext/>
+              <w:spacing w:after="0"/>
+            </w:pPr>
+            <w:r>
+              <w:rPr>
+                <w:rFonts w:ascii="Times New Roman" w:hAnsi="Times New Roman"/>
+                <w:sz w:val="22"/>
+              </w:rPr>
+              <w:t>6</w:t>
+            </w:r>
+          </w:p>
+        </w:tc>
+      </w:tr>
+      <w:tr>
+        <w:tc>
+          <w:tcPr>
+            <w:tcW w:type="dxa" w:w="3230"/>
+          </w:tcPr>
+          <w:p>
+            <w:pPr>
+              <w:keepNext/>
+              <w:spacing w:after="0"/>
+            </w:pPr>
+            <w:r>
+              <w:rPr>
+                <w:rFonts w:ascii="Times New Roman" w:hAnsi="Times New Roman"/>
+                <w:sz w:val="22"/>
+              </w:rPr>
+              <w:t>Tổng giá</w:t>
+            </w:r>
+          </w:p>
+        </w:tc>
+        <w:tc>
+          <w:tcPr>
+            <w:tcW w:type="dxa" w:w="3230"/>
+          </w:tcPr>
+          <w:p>
+            <w:pPr>
+              <w:keepNext/>
+              <w:spacing w:after="0"/>
+            </w:pPr>
+            <w:r>
+              <w:rPr>
+                <w:rFonts w:ascii="Times New Roman" w:hAnsi="Times New Roman"/>
+                <w:sz w:val="22"/>
+              </w:rPr>
+              <w:t>47/50</w:t>
+            </w:r>
+          </w:p>
+        </w:tc>
+        <w:tc>
+          <w:tcPr>
+            <w:tcW w:type="dxa" w:w="3230"/>
+          </w:tcPr>
+          <w:p>
+            <w:pPr>
+              <w:keepNext/>
+              <w:spacing w:after="0"/>
+            </w:pPr>
+            <w:r>
+              <w:rPr>
+                <w:rFonts w:ascii="Times New Roman" w:hAnsi="Times New Roman"/>
+                <w:sz w:val="22"/>
+              </w:rPr>
+              <w:t>10</w:t>
+            </w:r>
+          </w:p>
+        </w:tc>
+      </w:tr>
+      <w:tr>
+        <w:tc>
+          <w:tcPr>
+            <w:tcW w:type="dxa" w:w="3230"/>
+          </w:tcPr>
+          <w:p>
+            <w:pPr>
+              <w:keepNext/>
+              <w:spacing w:after="0"/>
+            </w:pPr>
+            <w:r>
+              <w:rPr>
+                <w:rFonts w:ascii="Times New Roman" w:hAnsi="Times New Roman"/>
+                <w:sz w:val="22"/>
+              </w:rPr>
+              <w:t>Diện tích</w:t>
+            </w:r>
+          </w:p>
+        </w:tc>
+        <w:tc>
+          <w:tcPr>
+            <w:tcW w:type="dxa" w:w="3230"/>
+          </w:tcPr>
+          <w:p>
+            <w:pPr>
+              <w:keepNext/>
+              <w:spacing w:after="0"/>
+            </w:pPr>
+            <w:r>
+              <w:rPr>
+                <w:rFonts w:ascii="Times New Roman" w:hAnsi="Times New Roman"/>
+                <w:sz w:val="22"/>
+              </w:rPr>
+              <w:t>53/54</w:t>
+            </w:r>
+          </w:p>
+        </w:tc>
+        <w:tc>
+          <w:tcPr>
+            <w:tcW w:type="dxa" w:w="3230"/>
+          </w:tcPr>
+          <w:p>
+            <w:pPr>
+              <w:keepNext/>
+              <w:spacing w:after="0"/>
+            </w:pPr>
+            <w:r>
+              <w:rPr>
+                <w:rFonts w:ascii="Times New Roman" w:hAnsi="Times New Roman"/>
+                <w:sz w:val="22"/>
+              </w:rPr>
+              <w:t>6</w:t>
+            </w:r>
+          </w:p>
+        </w:tc>
+      </w:tr>
+      <w:tr>
+        <w:tc>
+          <w:tcPr>
+            <w:tcW w:type="dxa" w:w="3230"/>
+          </w:tcPr>
+          <w:p>
+            <w:pPr>
+              <w:keepNext/>
+              <w:spacing w:after="0"/>
+            </w:pPr>
+            <w:r>
+              <w:rPr>
+                <w:rFonts w:ascii="Times New Roman" w:hAnsi="Times New Roman"/>
+                <w:sz w:val="22"/>
+              </w:rPr>
+              <w:t>Giữ / cách ly</w:t>
+            </w:r>
+          </w:p>
+        </w:tc>
+        <w:tc>
+          <w:tcPr>
+            <w:tcW w:type="dxa" w:w="3230"/>
+          </w:tcPr>
+          <w:p>
+            <w:pPr>
+              <w:keepNext/>
+              <w:spacing w:after="0"/>
+            </w:pPr>
+            <w:r>
+              <w:rPr>
+                <w:rFonts w:ascii="Times New Roman" w:hAnsi="Times New Roman"/>
+                <w:sz w:val="22"/>
+              </w:rPr>
+              <w:t>8/8</w:t>
+            </w:r>
+          </w:p>
+        </w:tc>
+        <w:tc>
+          <w:tcPr>
+            <w:tcW w:type="dxa" w:w="3230"/>
+          </w:tcPr>
+          <w:p>
+            <w:pPr>
+              <w:keepNext/>
+              <w:spacing w:after="0"/>
+            </w:pPr>
+            <w:r>
+              <w:rPr>
+                <w:rFonts w:ascii="Times New Roman" w:hAnsi="Times New Roman"/>
+                <w:sz w:val="22"/>
+              </w:rPr>
+              <w:t>52</w:t>
+            </w:r>
+          </w:p>
+        </w:tc>
+      </w:tr>
+    </w:tbl>
+    <w:p>
+      <w:pPr/>
+      <w:r>
+        <w:t>Quy tắc sale_assumed được xem là chưa khẳng định giao dịch, other_unknown là chưa khẳng định loại. Các dự đoán này không được tính khớp với nhãn cụ thể. So số chỉ đo giá trị parser, kể cả tin đã cách ly; không chứng minh quyết định giữ đúng. Các bảng theo tầng được lưu riêng trong evaluation_metrics.csv.</w:t>
+      </w:r>
+    </w:p>
+    <w:p>
+      <w:pPr/>
+      <w:r>
+        <w:t>Phân tích 405 nhóm tỉnh × loại × khoảng diện tích có 41 nhóm biết tỉnh/loại và n≥30, tổng 4.594 tin. Các nhóm nhỏ vẫn được lưu nhưng không dùng để so sánh chính. Khoảng Q1–Q3 mô tả độ phân tán, không phải khoảng tin cậy. Loại tài sản và ý nghĩa diện tích vẫn chịu sai số nguồn.</w:t>
+      </w:r>
+    </w:p>
+    <w:p>
+      <w:pPr>
+        <w:pageBreakBefore/>
+      </w:pPr>
+      <w:r>
+        <w:rPr>
+          <w:b/>
+        </w:rPr>
+        <w:t>Độ ổn định và độ nhạy của phân cụm</w:t>
+      </w:r>
+    </w:p>
+    <w:p>
+      <w:pPr/>
+      <w:r>
+        <w:t>Thử 5 cấu hình, k=2–5, seed 7/42/2026 với 10 khởi tạo mỗi lần; thêm 5 mẫu con 80%. So ARI trên đúng các ID chung tại k=2, lấy cấu hình log diện tích–log đơn giá, z-score, bỏ IQR và seed 42 làm mốc. ARI không đo độ đúng nghiệp vụ.</w:t>
+      </w:r>
+    </w:p>
+    <w:tbl>
+      <w:tblPr>
+        <w:tblW w:type="auto" w:w="0"/>
+        <w:tblLook w:firstColumn="1" w:firstRow="1" w:lastColumn="0" w:lastRow="0" w:noHBand="0" w:noVBand="1" w:val="04A0"/>
+      </w:tblPr>
+      <w:tblGrid>
+        <w:gridCol w:w="4844"/>
+        <w:gridCol w:w="4844"/>
+      </w:tblGrid>
+      <w:tr>
+        <w:tc>
+          <w:tcPr>
+            <w:tcW w:w="2324" w:type="dxa"/>
+            <w:tcBorders>
+              <w:top w:val="single" w:sz="5" w:space="0" w:color="D9D9D9"/>
+              <w:left w:val="single" w:sz="5" w:space="0" w:color="D9D9D9"/>
+              <w:bottom w:val="single" w:sz="5" w:space="0" w:color="D9D9D9"/>
+              <w:right w:val="single" w:sz="5" w:space="0" w:color="D9D9D9"/>
+            </w:tcBorders>
+            <w:shd w:val="clear" w:color="auto" w:fill="E2E9EF"/>
+            <w:tcMar>
+              <w:top w:w="85" w:type="dxa"/>
+              <w:left w:w="85" w:type="dxa"/>
+              <w:bottom w:w="85" w:type="dxa"/>
+              <w:right w:w="85" w:type="dxa"/>
+            </w:tcMar>
+            <w:vAlign w:val="center"/>
+          </w:tcPr>
+          <w:p>
+            <w:pPr>
+              <w:keepNext/>
+              <w:spacing w:after="0"/>
+            </w:pPr>
+            <w:r>
+              <w:rPr>
+                <w:rFonts w:ascii="Times New Roman" w:hAnsi="Times New Roman"/>
+                <w:b/>
+                <w:sz w:val="22"/>
+              </w:rPr>
+              <w:t>Thay đổi so với mốc</w:t>
+            </w:r>
+          </w:p>
+        </w:tc>
+        <w:tc>
+          <w:tcPr>
+            <w:tcW w:w="1417" w:type="dxa"/>
+            <w:tcBorders>
+              <w:top w:val="single" w:sz="5" w:space="0" w:color="D9D9D9"/>
+              <w:left w:val="single" w:sz="5" w:space="0" w:color="D9D9D9"/>
+              <w:bottom w:val="single" w:sz="5" w:space="0" w:color="D9D9D9"/>
+              <w:right w:val="single" w:sz="5" w:space="0" w:color="D9D9D9"/>
+            </w:tcBorders>
+            <w:shd w:val="clear" w:color="auto" w:fill="E2E9EF"/>
+            <w:tcMar>
+              <w:top w:w="85" w:type="dxa"/>
+              <w:left w:w="85" w:type="dxa"/>
+              <w:bottom w:w="85" w:type="dxa"/>
+              <w:right w:w="85" w:type="dxa"/>
+            </w:tcMar>
+            <w:vAlign w:val="center"/>
+          </w:tcPr>
+          <w:p>
+            <w:pPr>
+              <w:keepNext/>
+              <w:spacing w:after="0"/>
+            </w:pPr>
+            <w:r>
+              <w:rPr>
+                <w:rFonts w:ascii="Times New Roman" w:hAnsi="Times New Roman"/>
+                <w:b/>
+                <w:sz w:val="22"/>
+              </w:rPr>
+              <w:t>ARI trên ID chung</w:t>
+            </w:r>
+          </w:p>
+        </w:tc>
+      </w:tr>
+      <w:tr>
+        <w:tc>
+          <w:tcPr>
+            <w:tcW w:type="dxa" w:w="4844"/>
+          </w:tcPr>
+          <w:p>
+            <w:pPr>
+              <w:keepNext/>
+              <w:spacing w:after="0"/>
+            </w:pPr>
+            <w:r>
+              <w:rPr>
+                <w:rFonts w:ascii="Times New Roman" w:hAnsi="Times New Roman"/>
+                <w:sz w:val="22"/>
+              </w:rPr>
+              <w:t>Không đổi</w:t>
+            </w:r>
+          </w:p>
+        </w:tc>
+        <w:tc>
+          <w:tcPr>
+            <w:tcW w:type="dxa" w:w="4844"/>
+          </w:tcPr>
+          <w:p>
+            <w:pPr>
+              <w:keepNext/>
+              <w:spacing w:after="0"/>
+            </w:pPr>
+            <w:r>
+              <w:rPr>
+                <w:rFonts w:ascii="Times New Roman" w:hAnsi="Times New Roman"/>
+                <w:sz w:val="22"/>
+              </w:rPr>
+              <w:t>1,0000</w:t>
+            </w:r>
+          </w:p>
+        </w:tc>
+      </w:tr>
+      <w:tr>
+        <w:tc>
+          <w:tcPr>
+            <w:tcW w:type="dxa" w:w="4844"/>
+          </w:tcPr>
+          <w:p>
+            <w:pPr>
+              <w:keepNext/>
+              <w:spacing w:after="0"/>
+            </w:pPr>
+            <w:r>
+              <w:rPr>
+                <w:rFonts w:ascii="Times New Roman" w:hAnsi="Times New Roman"/>
+                <w:sz w:val="22"/>
+              </w:rPr>
+              <w:t>Giữ ngoại lệ</w:t>
+            </w:r>
+          </w:p>
+        </w:tc>
+        <w:tc>
+          <w:tcPr>
+            <w:tcW w:type="dxa" w:w="4844"/>
+          </w:tcPr>
+          <w:p>
+            <w:pPr>
+              <w:keepNext/>
+              <w:spacing w:after="0"/>
+            </w:pPr>
+            <w:r>
+              <w:rPr>
+                <w:rFonts w:ascii="Times New Roman" w:hAnsi="Times New Roman"/>
+                <w:sz w:val="22"/>
+              </w:rPr>
+              <w:t>0,9764</w:t>
+            </w:r>
+          </w:p>
+        </w:tc>
+      </w:tr>
+      <w:tr>
+        <w:tc>
+          <w:tcPr>
+            <w:tcW w:type="dxa" w:w="4844"/>
+          </w:tcPr>
+          <w:p>
+            <w:pPr>
+              <w:keepNext/>
+              <w:spacing w:after="0"/>
+            </w:pPr>
+            <w:r>
+              <w:rPr>
+                <w:rFonts w:ascii="Times New Roman" w:hAnsi="Times New Roman"/>
+                <w:sz w:val="22"/>
+              </w:rPr>
+              <w:t>Thang gốc + z-score</w:t>
+            </w:r>
+          </w:p>
+        </w:tc>
+        <w:tc>
+          <w:tcPr>
+            <w:tcW w:type="dxa" w:w="4844"/>
+          </w:tcPr>
+          <w:p>
+            <w:pPr>
+              <w:keepNext/>
+              <w:spacing w:after="0"/>
+            </w:pPr>
+            <w:r>
+              <w:rPr>
+                <w:rFonts w:ascii="Times New Roman" w:hAnsi="Times New Roman"/>
+                <w:sz w:val="22"/>
+              </w:rPr>
+              <w:t>0,0071</w:t>
+            </w:r>
+          </w:p>
+        </w:tc>
+      </w:tr>
+      <w:tr>
+        <w:tc>
+          <w:tcPr>
+            <w:tcW w:type="dxa" w:w="4844"/>
+          </w:tcPr>
+          <w:p>
+            <w:pPr>
+              <w:keepNext/>
+              <w:spacing w:after="0"/>
+            </w:pPr>
+            <w:r>
+              <w:rPr>
+                <w:rFonts w:ascii="Times New Roman" w:hAnsi="Times New Roman"/>
+                <w:sz w:val="22"/>
+              </w:rPr>
+              <w:t>Log + trung vị/IQR</w:t>
+            </w:r>
+          </w:p>
+        </w:tc>
+        <w:tc>
+          <w:tcPr>
+            <w:tcW w:type="dxa" w:w="4844"/>
+          </w:tcPr>
+          <w:p>
+            <w:pPr>
+              <w:keepNext/>
+              <w:spacing w:after="0"/>
+            </w:pPr>
+            <w:r>
+              <w:rPr>
+                <w:rFonts w:ascii="Times New Roman" w:hAnsi="Times New Roman"/>
+                <w:sz w:val="22"/>
+              </w:rPr>
+              <w:t>0,7221</w:t>
+            </w:r>
+          </w:p>
+        </w:tc>
+      </w:tr>
+      <w:tr>
+        <w:tc>
+          <w:tcPr>
+            <w:tcW w:type="dxa" w:w="4844"/>
+          </w:tcPr>
+          <w:p>
+            <w:pPr>
+              <w:keepNext/>
+              <w:spacing w:after="0"/>
+            </w:pPr>
+            <w:r>
+              <w:rPr>
+                <w:rFonts w:ascii="Times New Roman" w:hAnsi="Times New Roman"/>
+                <w:sz w:val="22"/>
+              </w:rPr>
+              <w:t>Log diện tích + log tổng giá</w:t>
+            </w:r>
+          </w:p>
+        </w:tc>
+        <w:tc>
+          <w:tcPr>
+            <w:tcW w:type="dxa" w:w="4844"/>
+          </w:tcPr>
+          <w:p>
+            <w:pPr>
+              <w:keepNext/>
+              <w:spacing w:after="0"/>
+            </w:pPr>
+            <w:r>
+              <w:rPr>
+                <w:rFonts w:ascii="Times New Roman" w:hAnsi="Times New Roman"/>
+                <w:sz w:val="22"/>
+              </w:rPr>
+              <w:t>0,1833</w:t>
+            </w:r>
+          </w:p>
+        </w:tc>
+      </w:tr>
+    </w:tbl>
+    <w:p>
+      <w:pPr/>
+      <w:r>
+        <w:t>Năm mẫu con 80% đạt ARI 0,9792–0,9980. Cụm ổn định với nhiễu lấy mẫu và khởi tạo đã thử nhưng thay đổi mạnh theo cách biểu diễn. Silhouette trên mẫu có thể không tính được khi mẫu chỉ chứa một cụm; kết quả được để trống và ghi lý do. Không so điểm giữa các hình học như một tiêu chuẩn chọn mô hình tuyệt đối.</w:t>
+      </w:r>
+    </w:p>
+    <w:p>
+      <w:pPr/>
+      <w:r>
+        <w:t>Bảng chi tiết và hình ở outputs/extended gồm cluster_robustness_trials.csv, cluster_seed_stability.csv, cluster_feature_sensitivity.csv và cluster_subsample_stability.csv. Kết quả giữ vai trò thăm dò, chưa cho phép đặt tên cụm là phân khúc cao cấp/bình dân hoặc suy ra giá thị trường.</w:t>
       </w:r>
     </w:p>
     <w:p>
@@ -19981,7 +21478,7 @@
         <w:rPr>
           <w:sz w:val="22"/>
         </w:rPr>
-        <w:t>[17] Kho mã dự án KHDL-BatDongSan. https://github.com/vandat-snk/KHDL-BatDongSan. Mã xử lý và bộ bằng chứng mốc 6289bbf; run_id 20261016T015620Z-f2e661a6. Bản báo cáo được bổ sung sau mốc phân tích này.</w:t>
+        <w:t>[17] Kho mã dự án KHDL-BatDongSan. https://github.com/vandat-snk/KHDL-BatDongSan. Bản làm việc cục bộ trên nhánh improve-data-validation; run_id 20261027T065401Z-5c8df2cc. Hash mã và sản phẩm được lưu trong manifest; chưa khẳng định đã đẩy các sửa đổi này lên GitHub.</w:t>
       </w:r>
     </w:p>
     <w:p>
@@ -20002,33 +21499,33 @@
     </w:p>
     <w:p>
       <w:r>
-        <w:t>Nguồn số liệu của báo cáo: outputs/analysis.json, run_manifest.json và các bảng trong outputs/tables. Bằng chứng kiểm: AUDIT_RESULTS.json, ASSISTANT_CHECKS.json, dashboard_test_results.json, workbook_test_results.json và portability_check.json. Hình được lấy từ outputs/charts; hai sơ đồ được dựng từ lược đồ và luồng mã thật. Mọi hình đều kèm số liệu/ví dụ và nguồn trong nội dung chương.</w:t>
+        <w:t>Nguồn số liệu là outputs/analysis.json, run_manifest.json, outputs/tables và outputs/extended/results.json của mốc 20261027T065401Z-5c8df2cc. Hình được thay bằng sản phẩm hiện hành. Các tương quan theo nhóm tính thứ hạng trong từng nhóm, không dùng thứ hạng toàn mẫu. Phần mở rộng có hash bộ nhãn và script; kết quả không tự cập nhật khi sửa Excel nhãn.</w:t>
       </w:r>
     </w:p>
     <w:p>
       <w:r>
-        <w:t>Rà soát nội dung bổ sung được lưu ở docs/DOI_CHIEU_60_TIN_TRO_LY.csv và KET_QUA_KIEM_TRA_NHAN.md. Đây là diễn giải do trợ lý hỗ trợ, tách khỏi các cột nhãn người thật của mẫu gốc. Không sử dụng các ghi chú này để công bố tỷ lệ chính xác nhãn hoặc giả định đã có hai người gán nhãn độc lập.</w:t>
+        <w:t>Mẫu đánh giá mới nằm trong docs/manual_validation/sample_manifest.json. Bộ nhãn đã sửa được giữ riêng trong private với lịch sử thay đổi, không đưa mô tả và liên hệ lên bảng kết quả công khai. Chạy python scripts/complete_analysis.py --labels &lt;duong_dan_xlsx&gt; sau pipeline để tạo các bảng đối chiếu, phân nhóm và độ nhạy. Không đồng nhất bộ 60 tin này với đợt rà soát trợ lý cũ.</w:t>
       </w:r>
     </w:p>
     <w:p>
       <w:r>
-        <w:t>Để chạy lại phần cốt lõi: tạo môi trường Python 3.11 trở lên, cài requirements.txt, rồi chạy python scripts/run_project.py. Khi dùng đúng raw đã có, thêm --skip-download. Muốn dựng chính xác workbook, môi trường còn cần Node và Artifact Tool; không coi pip install là đã cài phụ thuộc đó. Chạy lại làm đổi run_id và các bằng chứng gắn với lần chạy; báo cáo cần đối soát lại trước khi dùng số liệu mới.</w:t>
+        <w:t xml:space="preserve">Để tái lập lõi, cài Python 3.11 trở lên và requirements.txt trong môi trường ảo. Trên Linux: python3 -m venv .venv; sau đó .venv/bin/python -m pip install -r requirements.txt và .venv/bin/python scripts/run_project.py. Trên Windows dùng .venv\Scripts\python.exe cho hai lệnh sau. Thêm --skip-download khi raw đã có đúng checksum. Dựng workbook còn cần Node và Artifact Tool. Chạy lại đổi run_id và thời gian benchmark, nên phải đối soát các sản phẩm liên quan trước khi thay bộ số liệu chính.</w:t>
       </w:r>
     </w:p>
     <w:p>
       <w:r>
+        <w:t>Lượt cập nhật 27/10/2026 đã chạy lại trên Linux với raw đúng checksum; chương trình giữ 6.911 tin và cách ly 209 tin. Các kết quả cũ được lưu riêng để truy nguyên. Đánh giá nhãn, thống kê nhóm và kiểm phân cụm có đầu ra máy đọc được. Phần chưa xác nhận là chất lượng nhãn người độc lập, thao tác Microsoft Excel thật và tính đại diện của mẫu dữ liệu.</w:t>
+      </w:r>
+    </w:p>
+    <w:p>
+      <w:r>
         <w:t>Việc xây dựng mã, rà soát và biên soạn có sử dụng trợ lý AI. Tài liệu không gán các thao tác kiểm bằng công cụ thành xác nhận độc lập của từng thành viên. Những nhận định được giữ theo kết quả lưu và giới hạn kiểm chứng; hồ sơ phân công dùng để tiếp quản nội dung, không thay thế bằng chứng đóng góp đã thực hiện.</w:t>
       </w:r>
     </w:p>
     <w:sectPr>
-      <w:headerReference w:type="even" r:id="rId17"/>
-      <w:headerReference w:type="default" r:id="rId18"/>
-      <w:footerReference w:type="even" r:id="rId19"/>
-      <w:footerReference w:type="default" r:id="rId20"/>
-      <w:headerReference w:type="first" r:id="rId21"/>
-      <w:footerReference w:type="first" r:id="rId22"/>
       <w:pgSz w:w="12240" w:h="15840"/>
       <w:pgMar w:top="1134" w:right="1134" w:bottom="1134" w:left="1417" w:header="454" w:footer="510" w:gutter="0"/>
+      <w:pgNumType w:start="1"/>
       <w:cols w:space="720"/>
       <w:titlePg/>
       <w:docGrid w:linePitch="360"/>
@@ -20064,9 +21561,54 @@
 
 <file path=word/footer1.xml><?xml version="1.0" encoding="utf-8"?>
 <w:ftr xmlns:wpc="http://schemas.microsoft.com/office/word/2010/wordprocessingCanvas" xmlns:cx="http://schemas.microsoft.com/office/drawing/2014/chartex" xmlns:cx1="http://schemas.microsoft.com/office/drawing/2015/9/8/chartex" xmlns:cx2="http://schemas.microsoft.com/office/drawing/2015/10/21/chartex" xmlns:cx3="http://schemas.microsoft.com/office/drawing/2016/5/9/chartex" xmlns:cx4="http://schemas.microsoft.com/office/drawing/2016/5/10/chartex" xmlns:cx5="http://schemas.microsoft.com/office/drawing/2016/5/11/chartex" xmlns:cx6="http://schemas.microsoft.com/office/drawing/2016/5/12/chartex" xmlns:cx7="http://schemas.microsoft.com/office/drawing/2016/5/13/chartex" xmlns:cx8="http://schemas.microsoft.com/office/drawing/2016/5/14/chartex" xmlns:mc="http://schemas.openxmlformats.org/markup-compatibility/2006" xmlns:aink="http://schemas.microsoft.com/office/drawing/2016/ink" xmlns:am3d="http://schemas.microsoft.com/office/drawing/2017/model3d" xmlns:o="urn:schemas-microsoft-com:office:office" xmlns:oel="http://schemas.microsoft.com/office/2019/extlst" xmlns:r="http://schemas.openxmlformats.org/officeDocument/2006/relationships" xmlns:m="http://schemas.openxmlformats.org/officeDocument/2006/math" xmlns:v="urn:schemas-microsoft-com:vml" xmlns:wp14="http://schemas.microsoft.com/office/word/2010/wordprocessingDrawing" xmlns:wp="http://schemas.openxmlformats.org/drawingml/2006/wordprocessingDrawing" xmlns:w10="urn:schemas-microsoft-com:office:word" xmlns:w="http://schemas.openxmlformats.org/wordprocessingml/2006/main" xmlns:w14="http://schemas.microsoft.com/office/word/2010/wordml" xmlns:w15="http://schemas.microsoft.com/office/word/2012/wordml" xmlns:w16cex="http://schemas.microsoft.com/office/word/2018/wordml/cex" xmlns:w16cid="http://schemas.microsoft.com/office/word/2016/wordml/cid" xmlns:w16="http://schemas.microsoft.com/office/word/2018/wordml" xmlns:w16du="http://schemas.microsoft.com/office/word/2023/wordml/word16du" xmlns:w16sdtdh="http://schemas.microsoft.com/office/word/2020/wordml/sdtdatahash" xmlns:w16sdtfl="http://schemas.microsoft.com/office/word/2024/wordml/sdtformatlock" xmlns:w16se="http://schemas.microsoft.com/office/word/2015/wordml/symex" xmlns:wpg="http://schemas.microsoft.com/office/word/2010/wordprocessingGroup" xmlns:wpi="http://schemas.microsoft.com/office/word/2010/wordprocessingInk" xmlns:wne="http://schemas.microsoft.com/office/word/2006/wordml" xmlns:wps="http://schemas.microsoft.com/office/word/2010/wordprocessingShape" mc:Ignorable="w14 w15 w16se w16cid w16 w16cex w16sdtdh w16sdtfl w16du wp14">
+  <w:sdt>
+    <w:sdtPr>
+      <w:id w:val="1605993489"/>
+      <w:docPartObj>
+        <w:docPartGallery w:val="Page Numbers (Bottom of Page)"/>
+        <w:docPartUnique/>
+      </w:docPartObj>
+    </w:sdtPr>
+    <w:sdtEndPr>
+      <w:rPr>
+        <w:noProof/>
+      </w:rPr>
+    </w:sdtEndPr>
+    <w:sdtContent>
+      <w:p>
+        <w:pPr>
+          <w:pStyle w:val="Footer"/>
+          <w:jc w:val="center"/>
+        </w:pPr>
+        <w:r>
+          <w:fldChar w:fldCharType="begin"/>
+        </w:r>
+        <w:r>
+          <w:instrText xml:space="preserve"> PAGE   \* MERGEFORMAT </w:instrText>
+        </w:r>
+        <w:r>
+          <w:fldChar w:fldCharType="separate"/>
+        </w:r>
+        <w:r>
+          <w:rPr>
+            <w:noProof/>
+          </w:rPr>
+          <w:t>2</w:t>
+        </w:r>
+        <w:r>
+          <w:rPr>
+            <w:noProof/>
+          </w:rPr>
+          <w:fldChar w:fldCharType="end"/>
+        </w:r>
+      </w:p>
+    </w:sdtContent>
+  </w:sdt>
   <w:p>
     <w:pPr>
       <w:pStyle w:val="Footer"/>
+      <w:ind w:firstLine="0"/>
+      <w:jc w:val="center"/>
     </w:pPr>
   </w:p>
 </w:ftr>
@@ -20074,39 +21616,49 @@
 
 <file path=word/footer2.xml><?xml version="1.0" encoding="utf-8"?>
 <w:ftr xmlns:wpc="http://schemas.microsoft.com/office/word/2010/wordprocessingCanvas" xmlns:cx="http://schemas.microsoft.com/office/drawing/2014/chartex" xmlns:cx1="http://schemas.microsoft.com/office/drawing/2015/9/8/chartex" xmlns:cx2="http://schemas.microsoft.com/office/drawing/2015/10/21/chartex" xmlns:cx3="http://schemas.microsoft.com/office/drawing/2016/5/9/chartex" xmlns:cx4="http://schemas.microsoft.com/office/drawing/2016/5/10/chartex" xmlns:cx5="http://schemas.microsoft.com/office/drawing/2016/5/11/chartex" xmlns:cx6="http://schemas.microsoft.com/office/drawing/2016/5/12/chartex" xmlns:cx7="http://schemas.microsoft.com/office/drawing/2016/5/13/chartex" xmlns:cx8="http://schemas.microsoft.com/office/drawing/2016/5/14/chartex" xmlns:mc="http://schemas.openxmlformats.org/markup-compatibility/2006" xmlns:aink="http://schemas.microsoft.com/office/drawing/2016/ink" xmlns:am3d="http://schemas.microsoft.com/office/drawing/2017/model3d" xmlns:o="urn:schemas-microsoft-com:office:office" xmlns:oel="http://schemas.microsoft.com/office/2019/extlst" xmlns:r="http://schemas.openxmlformats.org/officeDocument/2006/relationships" xmlns:m="http://schemas.openxmlformats.org/officeDocument/2006/math" xmlns:v="urn:schemas-microsoft-com:vml" xmlns:wp14="http://schemas.microsoft.com/office/word/2010/wordprocessingDrawing" xmlns:wp="http://schemas.openxmlformats.org/drawingml/2006/wordprocessingDrawing" xmlns:w10="urn:schemas-microsoft-com:office:word" xmlns:w="http://schemas.openxmlformats.org/wordprocessingml/2006/main" xmlns:w14="http://schemas.microsoft.com/office/word/2010/wordml" xmlns:w15="http://schemas.microsoft.com/office/word/2012/wordml" xmlns:w16cex="http://schemas.microsoft.com/office/word/2018/wordml/cex" xmlns:w16cid="http://schemas.microsoft.com/office/word/2016/wordml/cid" xmlns:w16="http://schemas.microsoft.com/office/word/2018/wordml" xmlns:w16du="http://schemas.microsoft.com/office/word/2023/wordml/word16du" xmlns:w16sdtdh="http://schemas.microsoft.com/office/word/2020/wordml/sdtdatahash" xmlns:w16sdtfl="http://schemas.microsoft.com/office/word/2024/wordml/sdtformatlock" xmlns:w16se="http://schemas.microsoft.com/office/word/2015/wordml/symex" xmlns:wpg="http://schemas.microsoft.com/office/word/2010/wordprocessingGroup" xmlns:wpi="http://schemas.microsoft.com/office/word/2010/wordprocessingInk" xmlns:wne="http://schemas.microsoft.com/office/word/2006/wordml" xmlns:wps="http://schemas.microsoft.com/office/word/2010/wordprocessingShape" mc:Ignorable="w14 w15 w16se w16cid w16 w16cex w16sdtdh w16sdtfl w16du wp14">
-  <w:p>
-    <w:pPr>
-      <w:pStyle w:val="Footer"/>
-      <w:ind w:firstLine="0"/>
-      <w:jc w:val="center"/>
-    </w:pPr>
-    <w:r>
-      <w:rPr>
-        <w:sz w:val="20"/>
-      </w:rPr>
-      <w:t xml:space="preserve">Trang </w:t>
-    </w:r>
-    <w:r>
-      <w:fldChar w:fldCharType="begin"/>
-    </w:r>
-    <w:r>
-      <w:instrText xml:space="preserve"> PAGE </w:instrText>
-    </w:r>
-    <w:r>
-      <w:fldChar w:fldCharType="separate"/>
-    </w:r>
-    <w:r>
-      <w:t>2</w:t>
-    </w:r>
-    <w:r>
-      <w:fldChar w:fldCharType="end"/>
-    </w:r>
-  </w:p>
-</w:ftr>
-</file>
-
-<file path=word/footer3.xml><?xml version="1.0" encoding="utf-8"?>
-<w:ftr xmlns:wpc="http://schemas.microsoft.com/office/word/2010/wordprocessingCanvas" xmlns:cx="http://schemas.microsoft.com/office/drawing/2014/chartex" xmlns:cx1="http://schemas.microsoft.com/office/drawing/2015/9/8/chartex" xmlns:cx2="http://schemas.microsoft.com/office/drawing/2015/10/21/chartex" xmlns:cx3="http://schemas.microsoft.com/office/drawing/2016/5/9/chartex" xmlns:cx4="http://schemas.microsoft.com/office/drawing/2016/5/10/chartex" xmlns:cx5="http://schemas.microsoft.com/office/drawing/2016/5/11/chartex" xmlns:cx6="http://schemas.microsoft.com/office/drawing/2016/5/12/chartex" xmlns:cx7="http://schemas.microsoft.com/office/drawing/2016/5/13/chartex" xmlns:cx8="http://schemas.microsoft.com/office/drawing/2016/5/14/chartex" xmlns:mc="http://schemas.openxmlformats.org/markup-compatibility/2006" xmlns:aink="http://schemas.microsoft.com/office/drawing/2016/ink" xmlns:am3d="http://schemas.microsoft.com/office/drawing/2017/model3d" xmlns:o="urn:schemas-microsoft-com:office:office" xmlns:oel="http://schemas.microsoft.com/office/2019/extlst" xmlns:r="http://schemas.openxmlformats.org/officeDocument/2006/relationships" xmlns:m="http://schemas.openxmlformats.org/officeDocument/2006/math" xmlns:v="urn:schemas-microsoft-com:vml" xmlns:wp14="http://schemas.microsoft.com/office/word/2010/wordprocessingDrawing" xmlns:wp="http://schemas.openxmlformats.org/drawingml/2006/wordprocessingDrawing" xmlns:w10="urn:schemas-microsoft-com:office:word" xmlns:w="http://schemas.openxmlformats.org/wordprocessingml/2006/main" xmlns:w14="http://schemas.microsoft.com/office/word/2010/wordml" xmlns:w15="http://schemas.microsoft.com/office/word/2012/wordml" xmlns:w16cex="http://schemas.microsoft.com/office/word/2018/wordml/cex" xmlns:w16cid="http://schemas.microsoft.com/office/word/2016/wordml/cid" xmlns:w16="http://schemas.microsoft.com/office/word/2018/wordml" xmlns:w16du="http://schemas.microsoft.com/office/word/2023/wordml/word16du" xmlns:w16sdtdh="http://schemas.microsoft.com/office/word/2020/wordml/sdtdatahash" xmlns:w16sdtfl="http://schemas.microsoft.com/office/word/2024/wordml/sdtformatlock" xmlns:w16se="http://schemas.microsoft.com/office/word/2015/wordml/symex" xmlns:wpg="http://schemas.microsoft.com/office/word/2010/wordprocessingGroup" xmlns:wpi="http://schemas.microsoft.com/office/word/2010/wordprocessingInk" xmlns:wne="http://schemas.microsoft.com/office/word/2006/wordml" xmlns:wps="http://schemas.microsoft.com/office/word/2010/wordprocessingShape" mc:Ignorable="w14 w15 w16se w16cid w16 w16cex w16sdtdh w16sdtfl w16du wp14">
+  <w:sdt>
+    <w:sdtPr>
+      <w:id w:val="334893525"/>
+      <w:docPartObj>
+        <w:docPartGallery w:val="Page Numbers (Bottom of Page)"/>
+        <w:docPartUnique/>
+      </w:docPartObj>
+    </w:sdtPr>
+    <w:sdtEndPr>
+      <w:rPr>
+        <w:noProof/>
+      </w:rPr>
+    </w:sdtEndPr>
+    <w:sdtContent>
+      <w:p>
+        <w:pPr>
+          <w:pStyle w:val="Footer"/>
+          <w:jc w:val="center"/>
+        </w:pPr>
+        <w:r>
+          <w:fldChar w:fldCharType="begin"/>
+        </w:r>
+        <w:r>
+          <w:instrText xml:space="preserve"> PAGE   \* MERGEFORMAT </w:instrText>
+        </w:r>
+        <w:r>
+          <w:fldChar w:fldCharType="separate"/>
+        </w:r>
+        <w:r>
+          <w:rPr>
+            <w:noProof/>
+          </w:rPr>
+          <w:t>2</w:t>
+        </w:r>
+        <w:r>
+          <w:rPr>
+            <w:noProof/>
+          </w:rPr>
+          <w:fldChar w:fldCharType="end"/>
+        </w:r>
+      </w:p>
+    </w:sdtContent>
+  </w:sdt>
   <w:p>
     <w:pPr>
       <w:pStyle w:val="Footer"/>
@@ -20145,16 +21697,6 @@
   <w:p>
     <w:pPr>
       <w:pStyle w:val="Header"/>
-    </w:pPr>
-  </w:p>
-</w:hdr>
-</file>
-
-<file path=word/header2.xml><?xml version="1.0" encoding="utf-8"?>
-<w:hdr xmlns:wpc="http://schemas.microsoft.com/office/word/2010/wordprocessingCanvas" xmlns:cx="http://schemas.microsoft.com/office/drawing/2014/chartex" xmlns:cx1="http://schemas.microsoft.com/office/drawing/2015/9/8/chartex" xmlns:cx2="http://schemas.microsoft.com/office/drawing/2015/10/21/chartex" xmlns:cx3="http://schemas.microsoft.com/office/drawing/2016/5/9/chartex" xmlns:cx4="http://schemas.microsoft.com/office/drawing/2016/5/10/chartex" xmlns:cx5="http://schemas.microsoft.com/office/drawing/2016/5/11/chartex" xmlns:cx6="http://schemas.microsoft.com/office/drawing/2016/5/12/chartex" xmlns:cx7="http://schemas.microsoft.com/office/drawing/2016/5/13/chartex" xmlns:cx8="http://schemas.microsoft.com/office/drawing/2016/5/14/chartex" xmlns:mc="http://schemas.openxmlformats.org/markup-compatibility/2006" xmlns:aink="http://schemas.microsoft.com/office/drawing/2016/ink" xmlns:am3d="http://schemas.microsoft.com/office/drawing/2017/model3d" xmlns:o="urn:schemas-microsoft-com:office:office" xmlns:oel="http://schemas.microsoft.com/office/2019/extlst" xmlns:r="http://schemas.openxmlformats.org/officeDocument/2006/relationships" xmlns:m="http://schemas.openxmlformats.org/officeDocument/2006/math" xmlns:v="urn:schemas-microsoft-com:vml" xmlns:wp14="http://schemas.microsoft.com/office/word/2010/wordprocessingDrawing" xmlns:wp="http://schemas.openxmlformats.org/drawingml/2006/wordprocessingDrawing" xmlns:w10="urn:schemas-microsoft-com:office:word" xmlns:w="http://schemas.openxmlformats.org/wordprocessingml/2006/main" xmlns:w14="http://schemas.microsoft.com/office/word/2010/wordml" xmlns:w15="http://schemas.microsoft.com/office/word/2012/wordml" xmlns:w16cex="http://schemas.microsoft.com/office/word/2018/wordml/cex" xmlns:w16cid="http://schemas.microsoft.com/office/word/2016/wordml/cid" xmlns:w16="http://schemas.microsoft.com/office/word/2018/wordml" xmlns:w16du="http://schemas.microsoft.com/office/word/2023/wordml/word16du" xmlns:w16sdtdh="http://schemas.microsoft.com/office/word/2020/wordml/sdtdatahash" xmlns:w16sdtfl="http://schemas.microsoft.com/office/word/2024/wordml/sdtformatlock" xmlns:w16se="http://schemas.microsoft.com/office/word/2015/wordml/symex" xmlns:wpg="http://schemas.microsoft.com/office/word/2010/wordprocessingGroup" xmlns:wpi="http://schemas.microsoft.com/office/word/2010/wordprocessingInk" xmlns:wne="http://schemas.microsoft.com/office/word/2006/wordml" xmlns:wps="http://schemas.microsoft.com/office/word/2010/wordprocessingShape" mc:Ignorable="w14 w15 w16se w16cid w16 w16cex w16sdtdh w16sdtfl w16du wp14">
-  <w:p>
-    <w:pPr>
-      <w:pStyle w:val="Header"/>
       <w:ind w:firstLine="0"/>
       <w:jc w:val="center"/>
     </w:pPr>
@@ -20164,16 +21706,6 @@
       </w:rPr>
       <w:t>NHẬP MÔN KHOA HỌC DỮ LIỆU  |  PHÂN TÍCH GIÁ RAO BẤT ĐỘNG SẢN</w:t>
     </w:r>
-  </w:p>
-</w:hdr>
-</file>
-
-<file path=word/header3.xml><?xml version="1.0" encoding="utf-8"?>
-<w:hdr xmlns:wpc="http://schemas.microsoft.com/office/word/2010/wordprocessingCanvas" xmlns:cx="http://schemas.microsoft.com/office/drawing/2014/chartex" xmlns:cx1="http://schemas.microsoft.com/office/drawing/2015/9/8/chartex" xmlns:cx2="http://schemas.microsoft.com/office/drawing/2015/10/21/chartex" xmlns:cx3="http://schemas.microsoft.com/office/drawing/2016/5/9/chartex" xmlns:cx4="http://schemas.microsoft.com/office/drawing/2016/5/10/chartex" xmlns:cx5="http://schemas.microsoft.com/office/drawing/2016/5/11/chartex" xmlns:cx6="http://schemas.microsoft.com/office/drawing/2016/5/12/chartex" xmlns:cx7="http://schemas.microsoft.com/office/drawing/2016/5/13/chartex" xmlns:cx8="http://schemas.microsoft.com/office/drawing/2016/5/14/chartex" xmlns:mc="http://schemas.openxmlformats.org/markup-compatibility/2006" xmlns:aink="http://schemas.microsoft.com/office/drawing/2016/ink" xmlns:am3d="http://schemas.microsoft.com/office/drawing/2017/model3d" xmlns:o="urn:schemas-microsoft-com:office:office" xmlns:oel="http://schemas.microsoft.com/office/2019/extlst" xmlns:r="http://schemas.openxmlformats.org/officeDocument/2006/relationships" xmlns:m="http://schemas.openxmlformats.org/officeDocument/2006/math" xmlns:v="urn:schemas-microsoft-com:vml" xmlns:wp14="http://schemas.microsoft.com/office/word/2010/wordprocessingDrawing" xmlns:wp="http://schemas.openxmlformats.org/drawingml/2006/wordprocessingDrawing" xmlns:w10="urn:schemas-microsoft-com:office:word" xmlns:w="http://schemas.openxmlformats.org/wordprocessingml/2006/main" xmlns:w14="http://schemas.microsoft.com/office/word/2010/wordml" xmlns:w15="http://schemas.microsoft.com/office/word/2012/wordml" xmlns:w16cex="http://schemas.microsoft.com/office/word/2018/wordml/cex" xmlns:w16cid="http://schemas.microsoft.com/office/word/2016/wordml/cid" xmlns:w16="http://schemas.microsoft.com/office/word/2018/wordml" xmlns:w16du="http://schemas.microsoft.com/office/word/2023/wordml/word16du" xmlns:w16sdtdh="http://schemas.microsoft.com/office/word/2020/wordml/sdtdatahash" xmlns:w16sdtfl="http://schemas.microsoft.com/office/word/2024/wordml/sdtformatlock" xmlns:w16se="http://schemas.microsoft.com/office/word/2015/wordml/symex" xmlns:wpg="http://schemas.microsoft.com/office/word/2010/wordprocessingGroup" xmlns:wpi="http://schemas.microsoft.com/office/word/2010/wordprocessingInk" xmlns:wne="http://schemas.microsoft.com/office/word/2006/wordml" xmlns:wps="http://schemas.microsoft.com/office/word/2010/wordprocessingShape" mc:Ignorable="w14 w15 w16se w16cid w16 w16cex w16sdtdh w16sdtfl w16du wp14">
-  <w:p>
-    <w:pPr>
-      <w:pStyle w:val="Header"/>
-    </w:pPr>
   </w:p>
 </w:hdr>
 </file>
@@ -31754,6 +33286,95 @@
       </w:tcPr>
     </w:tblStylePr>
   </w:style>
+  <w:style w:type="character" w:styleId="CommentReference">
+    <w:name w:val="annotation reference"/>
+    <w:basedOn w:val="DefaultParagraphFont"/>
+    <w:uiPriority w:val="99"/>
+    <w:semiHidden/>
+    <w:unhideWhenUsed/>
+    <w:rsid w:val="00944F3E"/>
+    <w:rPr>
+      <w:sz w:val="16"/>
+      <w:szCs w:val="16"/>
+    </w:rPr>
+  </w:style>
+  <w:style w:type="paragraph" w:styleId="CommentText">
+    <w:name w:val="annotation text"/>
+    <w:basedOn w:val="Normal"/>
+    <w:link w:val="CommentTextChar"/>
+    <w:uiPriority w:val="99"/>
+    <w:semiHidden/>
+    <w:unhideWhenUsed/>
+    <w:rsid w:val="00944F3E"/>
+    <w:pPr>
+      <w:spacing w:line="240" w:lineRule="auto"/>
+    </w:pPr>
+    <w:rPr>
+      <w:sz w:val="20"/>
+      <w:szCs w:val="20"/>
+    </w:rPr>
+  </w:style>
+  <w:style w:type="character" w:customStyle="1" w:styleId="CommentTextChar">
+    <w:name w:val="Comment Text Char"/>
+    <w:basedOn w:val="DefaultParagraphFont"/>
+    <w:link w:val="CommentText"/>
+    <w:uiPriority w:val="99"/>
+    <w:semiHidden/>
+    <w:rsid w:val="00944F3E"/>
+    <w:rPr>
+      <w:rFonts w:ascii="Times New Roman" w:eastAsia="Times New Roman" w:hAnsi="Times New Roman" w:cs="Times New Roman"/>
+      <w:color w:val="000000"/>
+      <w:sz w:val="20"/>
+      <w:szCs w:val="20"/>
+    </w:rPr>
+  </w:style>
+  <w:style w:type="paragraph" w:styleId="CommentSubject">
+    <w:name w:val="annotation subject"/>
+    <w:basedOn w:val="CommentText"/>
+    <w:next w:val="CommentText"/>
+    <w:link w:val="CommentSubjectChar"/>
+    <w:uiPriority w:val="99"/>
+    <w:semiHidden/>
+    <w:unhideWhenUsed/>
+    <w:rsid w:val="00944F3E"/>
+    <w:rPr>
+      <w:b/>
+      <w:bCs/>
+    </w:rPr>
+  </w:style>
+  <w:style w:type="character" w:customStyle="1" w:styleId="CommentSubjectChar">
+    <w:name w:val="Comment Subject Char"/>
+    <w:basedOn w:val="CommentTextChar"/>
+    <w:link w:val="CommentSubject"/>
+    <w:uiPriority w:val="99"/>
+    <w:semiHidden/>
+    <w:rsid w:val="00944F3E"/>
+    <w:rPr>
+      <w:rFonts w:ascii="Times New Roman" w:eastAsia="Times New Roman" w:hAnsi="Times New Roman" w:cs="Times New Roman"/>
+      <w:b/>
+      <w:bCs/>
+      <w:color w:val="000000"/>
+      <w:sz w:val="20"/>
+      <w:szCs w:val="20"/>
+    </w:rPr>
+  </w:style>
+  <w:style w:type="paragraph" w:customStyle="1" w:styleId="Standard">
+    <w:name w:val="Standard"/>
+    <w:qFormat/>
+    <w:rsid w:val="00620E83"/>
+    <w:pPr>
+      <w:suppressAutoHyphens/>
+      <w:spacing w:after="100" w:line="304" w:lineRule="auto"/>
+      <w:ind w:firstLine="425"/>
+      <w:jc w:val="both"/>
+      <w:textAlignment w:val="baseline"/>
+    </w:pPr>
+    <w:rPr>
+      <w:rFonts w:ascii="Times New Roman" w:eastAsia="Times New Roman" w:hAnsi="Times New Roman" w:cs="Times New Roman"/>
+      <w:color w:val="000000"/>
+      <w:sz w:val="26"/>
+    </w:rPr>
+  </w:style>
 </w:styles>
 </file>
 
